--- a/excel_ai/plans/prompts/CPAT-AI_HowTo_Distribution.docx
+++ b/excel_ai/plans/prompts/CPAT-AI_HowTo_Distribution.docx
@@ -636,25 +636,23 @@
           <w:sz w:val="21"/>
           <w:szCs w:val="21"/>
         </w:rPr>
-        <w:t xml:space="preserve">Python 3 with openpyxl, and </w:t>
-      </w:r>
-      <w:r>
-        <w:rPr>
-          <w:rFonts w:ascii="Arial" w:cs="Arial" w:eastAsia="Arial" w:hAnsi="Arial"/>
-          <w:b/>
-          <w:bCs/>
-          <w:sz w:val="21"/>
-          <w:szCs w:val="21"/>
-        </w:rPr>
-        <w:t xml:space="preserve">LibreOffice</w:t>
-      </w:r>
-      <w:r>
-        <w:rPr>
-          <w:rFonts w:ascii="Arial" w:cs="Arial" w:eastAsia="Arial" w:hAnsi="Arial"/>
-          <w:sz w:val="21"/>
-          <w:szCs w:val="21"/>
-        </w:rPr>
-        <w:t xml:space="preserve"> installed (the builders and checks recalculate in it). Excel 365 for your own review.</w:t>
+        <w:t xml:space="preserve">The prompt file </w:t>
+      </w:r>
+      <w:r>
+        <w:rPr>
+          <w:rFonts w:ascii="Consolas" w:cs="Consolas" w:eastAsia="Consolas" w:hAnsi="Consolas"/>
+          <w:sz w:val="19"/>
+          <w:szCs w:val="19"/>
+        </w:rPr>
+        <w:t xml:space="preserve">excel_ai/plans/prompts/Distribution_module_prompt.md</w:t>
+      </w:r>
+      <w:r>
+        <w:rPr>
+          <w:rFonts w:ascii="Arial" w:cs="Arial" w:eastAsia="Arial" w:hAnsi="Arial"/>
+          <w:sz w:val="21"/>
+          <w:szCs w:val="21"/>
+        </w:rPr>
+        <w:t xml:space="preserve"> is in your checkout once the CPAT-AI branch that adds it is merged into main and you have synced; until then use Appendix A (the same text).</w:t>
       </w:r>
     </w:p>
     <w:p>
@@ -672,7 +670,7 @@
           <w:sz w:val="21"/>
           <w:szCs w:val="21"/>
         </w:rPr>
-        <w:t xml:space="preserve">The prompt file </w:t>
+        <w:t xml:space="preserve">Time and credits: each phase is a long task. Send one phase, read the report, then the next. Type </w:t>
       </w:r>
       <w:r>
         <w:rPr>
@@ -680,15 +678,15 @@
           <w:sz w:val="19"/>
           <w:szCs w:val="19"/>
         </w:rPr>
-        <w:t xml:space="preserve">excel_ai/plans/prompts/Distribution_module_prompt.md</w:t>
-      </w:r>
-      <w:r>
-        <w:rPr>
-          <w:rFonts w:ascii="Arial" w:cs="Arial" w:eastAsia="Arial" w:hAnsi="Arial"/>
-          <w:sz w:val="21"/>
-          <w:szCs w:val="21"/>
-        </w:rPr>
-        <w:t xml:space="preserve"> is in your checkout once the CPAT-AI branch that adds it is merged into main and you have synced; until then use Appendix A (the same text).</w:t>
+        <w:t xml:space="preserve">/context</w:t>
+      </w:r>
+      <w:r>
+        <w:rPr>
+          <w:rFonts w:ascii="Arial" w:cs="Arial" w:eastAsia="Arial" w:hAnsi="Arial"/>
+          <w:sz w:val="21"/>
+          <w:szCs w:val="21"/>
+        </w:rPr>
+        <w:t xml:space="preserve"> to see the credits used.</w:t>
       </w:r>
     </w:p>
     <w:p>
@@ -706,41 +704,30 @@
           <w:sz w:val="21"/>
           <w:szCs w:val="21"/>
         </w:rPr>
-        <w:t xml:space="preserve">Time and credits: each phase is a long task. Send one phase, read the report, then the next. Type </w:t>
-      </w:r>
-      <w:r>
-        <w:rPr>
-          <w:rFonts w:ascii="Consolas" w:cs="Consolas" w:eastAsia="Consolas" w:hAnsi="Consolas"/>
-          <w:sz w:val="19"/>
-          <w:szCs w:val="19"/>
-        </w:rPr>
-        <w:t xml:space="preserve">/context</w:t>
-      </w:r>
-      <w:r>
-        <w:rPr>
-          <w:rFonts w:ascii="Arial" w:cs="Arial" w:eastAsia="Arial" w:hAnsi="Arial"/>
-          <w:sz w:val="21"/>
-          <w:szCs w:val="21"/>
-        </w:rPr>
-        <w:t xml:space="preserve"> to see the credits used.</w:t>
-      </w:r>
-    </w:p>
-    <w:p>
-      <w:pPr>
-        <w:pStyle w:val="ListParagraph"/>
-        <w:numPr>
-          <w:ilvl w:val="0"/>
-          <w:numId w:val="3"/>
-        </w:numPr>
-        <w:spacing w:after="60"/>
-      </w:pPr>
-      <w:r>
-        <w:rPr>
-          <w:rFonts w:ascii="Arial" w:cs="Arial" w:eastAsia="Arial" w:hAnsi="Arial"/>
-          <w:sz w:val="21"/>
-          <w:szCs w:val="21"/>
-        </w:rPr>
         <w:t xml:space="preserve">Victor and Faustyna: you do not need Copilot to use the module (section 1b). The prompt is for changes to it.</w:t>
+      </w:r>
+    </w:p>
+    <w:p>
+      <w:pPr>
+        <w:spacing w:after="120"/>
+      </w:pPr>
+      <w:r>
+        <w:rPr>
+          <w:rFonts w:ascii="Arial" w:cs="Arial" w:eastAsia="Arial" w:hAnsi="Arial"/>
+          <w:b/>
+          <w:bCs/>
+          <w:sz w:val="21"/>
+          <w:szCs w:val="21"/>
+        </w:rPr>
+        <w:t xml:space="preserve">Optional</w:t>
+      </w:r>
+      <w:r>
+        <w:rPr>
+          <w:rFonts w:ascii="Arial" w:cs="Arial" w:eastAsia="Arial" w:hAnsi="Arial"/>
+          <w:sz w:val="21"/>
+          <w:szCs w:val="21"/>
+        </w:rPr>
+        <w:t xml:space="preserve"> (not needed to start): Copilot runs the builders and checks with Python and recalculates the workbooks in LibreOffice. If either is missing on your desktop, the prompt tells Copilot to say so, install nothing without your OK, and list what it could not run; you then review the workbook in Excel 365.</w:t>
       </w:r>
     </w:p>
     <w:p>
@@ -1343,6 +1330,69 @@
           <w:sz w:val="21"/>
           <w:szCs w:val="21"/>
         </w:rPr>
+        <w:t xml:space="preserve">You only type a short </w:t>
+      </w:r>
+      <w:r>
+        <w:rPr>
+          <w:rFonts w:ascii="Arial" w:cs="Arial" w:eastAsia="Arial" w:hAnsi="Arial"/>
+          <w:b/>
+          <w:bCs/>
+          <w:sz w:val="21"/>
+          <w:szCs w:val="21"/>
+        </w:rPr>
+        <w:t xml:space="preserve">starter prompt</w:t>
+      </w:r>
+      <w:r>
+        <w:rPr>
+          <w:rFonts w:ascii="Arial" w:cs="Arial" w:eastAsia="Arial" w:hAnsi="Arial"/>
+          <w:sz w:val="21"/>
+          <w:szCs w:val="21"/>
+        </w:rPr>
+        <w:t xml:space="preserve">. The long instructions are a file in the repo (</w:t>
+      </w:r>
+      <w:r>
+        <w:rPr>
+          <w:rFonts w:ascii="Consolas" w:cs="Consolas" w:eastAsia="Consolas" w:hAnsi="Consolas"/>
+          <w:sz w:val="19"/>
+          <w:szCs w:val="19"/>
+        </w:rPr>
+        <w:t xml:space="preserve">excel_ai/plans/prompts/Distribution_module_prompt.md</w:t>
+      </w:r>
+      <w:r>
+        <w:rPr>
+          <w:rFonts w:ascii="Arial" w:cs="Arial" w:eastAsia="Arial" w:hAnsi="Arial"/>
+          <w:sz w:val="21"/>
+          <w:szCs w:val="21"/>
+        </w:rPr>
+        <w:t xml:space="preserve">) that Copilot reads itself; the starter and the follow-up prompts are in </w:t>
+      </w:r>
+      <w:r>
+        <w:rPr>
+          <w:rFonts w:ascii="Consolas" w:cs="Consolas" w:eastAsia="Consolas" w:hAnsi="Consolas"/>
+          <w:sz w:val="19"/>
+          <w:szCs w:val="19"/>
+        </w:rPr>
+        <w:t xml:space="preserve">excel_ai/plans/prompts/Distribution_starter_prompts.md</w:t>
+      </w:r>
+      <w:r>
+        <w:rPr>
+          <w:rFonts w:ascii="Arial" w:cs="Arial" w:eastAsia="Arial" w:hAnsi="Arial"/>
+          <w:sz w:val="21"/>
+          <w:szCs w:val="21"/>
+        </w:rPr>
+        <w:t xml:space="preserve"> and in Appendix B.</w:t>
+      </w:r>
+    </w:p>
+    <w:p>
+      <w:pPr>
+        <w:spacing w:after="120"/>
+      </w:pPr>
+      <w:r>
+        <w:rPr>
+          <w:rFonts w:ascii="Arial" w:cs="Arial" w:eastAsia="Arial" w:hAnsi="Arial"/>
+          <w:sz w:val="21"/>
+          <w:szCs w:val="21"/>
+        </w:rPr>
         <w:t xml:space="preserve">Option A (the prompt file is in your checkout): type </w:t>
       </w:r>
       <w:r>
@@ -2077,6 +2127,37 @@
     </w:p>
     <w:p>
       <w:pPr>
+        <w:spacing w:after="120"/>
+      </w:pPr>
+      <w:r>
+        <w:rPr>
+          <w:rFonts w:ascii="Arial" w:cs="Arial" w:eastAsia="Arial" w:hAnsi="Arial"/>
+          <w:sz w:val="21"/>
+          <w:szCs w:val="21"/>
+        </w:rPr>
+        <w:t xml:space="preserve">More example follow-ups (answering its decisions, asking for an explanation, a failing check, stopping and resuming in a new session): </w:t>
+      </w:r>
+      <w:r>
+        <w:rPr>
+          <w:rFonts w:ascii="Arial" w:cs="Arial" w:eastAsia="Arial" w:hAnsi="Arial"/>
+          <w:b/>
+          <w:bCs/>
+          <w:sz w:val="21"/>
+          <w:szCs w:val="21"/>
+        </w:rPr>
+        <w:t xml:space="preserve">Appendix B</w:t>
+      </w:r>
+      <w:r>
+        <w:rPr>
+          <w:rFonts w:ascii="Arial" w:cs="Arial" w:eastAsia="Arial" w:hAnsi="Arial"/>
+          <w:sz w:val="21"/>
+          <w:szCs w:val="21"/>
+        </w:rPr>
+        <w:t xml:space="preserve">.</w:t>
+      </w:r>
+    </w:p>
+    <w:p>
+      <w:pPr>
         <w:pStyle w:val="Heading2"/>
         <w:spacing w:after="100" w:before="200"/>
       </w:pPr>
@@ -2786,8 +2867,8 @@
             <w:r>
               <w:rPr>
                 <w:rFonts w:ascii="Consolas" w:cs="Consolas" w:eastAsia="Consolas" w:hAnsi="Consolas"/>
-                <w:sz w:val="16"/>
-                <w:szCs w:val="16"/>
+                <w:sz w:val="18"/>
+                <w:szCs w:val="18"/>
               </w:rPr>
               <w:t xml:space="preserve"># Prompt: bring the distribution module up to the module norms (v0.1.4)</w:t>
             </w:r>
@@ -2799,8 +2880,8 @@
             <w:r>
               <w:rPr>
                 <w:rFonts w:ascii="Consolas" w:cs="Consolas" w:eastAsia="Consolas" w:hAnsi="Consolas"/>
-                <w:sz w:val="16"/>
-                <w:szCs w:val="16"/>
+                <w:sz w:val="18"/>
+                <w:szCs w:val="18"/>
               </w:rPr>
               <w:t xml:space="preserve"> </w:t>
             </w:r>
@@ -2812,8 +2893,8 @@
             <w:r>
               <w:rPr>
                 <w:rFonts w:ascii="Consolas" w:cs="Consolas" w:eastAsia="Consolas" w:hAnsi="Consolas"/>
-                <w:sz w:val="16"/>
-                <w:szCs w:val="16"/>
+                <w:sz w:val="18"/>
+                <w:szCs w:val="18"/>
               </w:rPr>
               <w:t xml:space="preserve">The distribution module already exists (`excel_ai/CPAT-AI-Distribution-Prototype_v0.1.3.xlsm`, sources in `excel_ai/distribution/`). This prompt does not rebuild it: it links it through `permalink_countryeditable/`, checks it against legacy, and closes the open items of the module norms. Paste this whole file into GitHub Copilot (Current checkout, Interactive, Claude Opus), with `@AGENTS.md` attached, or attach this file and type "Follow this file. Do phase 0 only, then stop and report." Work one phase per message. Human guide: `CPAT-AI_HowTo_Distribution.docx` in this folder.</w:t>
             </w:r>
@@ -2825,8 +2906,8 @@
             <w:r>
               <w:rPr>
                 <w:rFonts w:ascii="Consolas" w:cs="Consolas" w:eastAsia="Consolas" w:hAnsi="Consolas"/>
-                <w:sz w:val="16"/>
-                <w:szCs w:val="16"/>
+                <w:sz w:val="18"/>
+                <w:szCs w:val="18"/>
               </w:rPr>
               <w:t xml:space="preserve"> </w:t>
             </w:r>
@@ -2838,8 +2919,8 @@
             <w:r>
               <w:rPr>
                 <w:rFonts w:ascii="Consolas" w:cs="Consolas" w:eastAsia="Consolas" w:hAnsi="Consolas"/>
-                <w:sz w:val="16"/>
-                <w:szCs w:val="16"/>
+                <w:sz w:val="18"/>
+                <w:szCs w:val="18"/>
               </w:rPr>
               <w:t xml:space="preserve">---</w:t>
             </w:r>
@@ -2851,8 +2932,8 @@
             <w:r>
               <w:rPr>
                 <w:rFonts w:ascii="Consolas" w:cs="Consolas" w:eastAsia="Consolas" w:hAnsi="Consolas"/>
-                <w:sz w:val="16"/>
-                <w:szCs w:val="16"/>
+                <w:sz w:val="18"/>
+                <w:szCs w:val="18"/>
               </w:rPr>
               <w:t xml:space="preserve"> </w:t>
             </w:r>
@@ -2864,8 +2945,8 @@
             <w:r>
               <w:rPr>
                 <w:rFonts w:ascii="Consolas" w:cs="Consolas" w:eastAsia="Consolas" w:hAnsi="Consolas"/>
-                <w:sz w:val="16"/>
-                <w:szCs w:val="16"/>
+                <w:sz w:val="18"/>
+                <w:szCs w:val="18"/>
               </w:rPr>
               <w:t xml:space="preserve">You are working in the CPAT-AI repository on the local checkout. Follow `AGENTS.md` and every document it points to, above all `NORMS.md` section 0 (bugs and issues), section 1.1b (the distribution layout) and **section 9 (how modules work)**. Read before you start: `excel_ai/distribution/README.md`, `build_distribution.py`, `CPATDistribution.bas`, `check_distribution.py` and its last report; `excel_ai/plans/Modules.md` (M3, M6); the distribution items of the register (`excel_ai/mitigation/issues_register.py`, Module = Distribution; former codes D1-D31, DI1-DI4) and of `excel_ai/BUGS.md` and `excel_ai/ISSUES.md`; `other/distribution/LESSONS_LEARNED.md`; `excel_ai/mitigation/distribution_ref.py`; the bottom of `CAVEATS.md`.</w:t>
             </w:r>
@@ -2877,8 +2958,8 @@
             <w:r>
               <w:rPr>
                 <w:rFonts w:ascii="Consolas" w:cs="Consolas" w:eastAsia="Consolas" w:hAnsi="Consolas"/>
-                <w:sz w:val="16"/>
-                <w:szCs w:val="16"/>
+                <w:sz w:val="18"/>
+                <w:szCs w:val="18"/>
               </w:rPr>
               <w:t xml:space="preserve"> </w:t>
             </w:r>
@@ -2890,8 +2971,8 @@
             <w:r>
               <w:rPr>
                 <w:rFonts w:ascii="Consolas" w:cs="Consolas" w:eastAsia="Consolas" w:hAnsi="Consolas"/>
-                <w:sz w:val="16"/>
-                <w:szCs w:val="16"/>
+                <w:sz w:val="18"/>
+                <w:szCs w:val="18"/>
               </w:rPr>
               <w:t xml:space="preserve">## Rules (do not break them)</w:t>
             </w:r>
@@ -2903,8 +2984,8 @@
             <w:r>
               <w:rPr>
                 <w:rFonts w:ascii="Consolas" w:cs="Consolas" w:eastAsia="Consolas" w:hAnsi="Consolas"/>
-                <w:sz w:val="16"/>
-                <w:szCs w:val="16"/>
+                <w:sz w:val="18"/>
+                <w:szCs w:val="18"/>
               </w:rPr>
               <w:t xml:space="preserve"> </w:t>
             </w:r>
@@ -2916,8 +2997,8 @@
             <w:r>
               <w:rPr>
                 <w:rFonts w:ascii="Consolas" w:cs="Consolas" w:eastAsia="Consolas" w:hAnsi="Consolas"/>
-                <w:sz w:val="16"/>
-                <w:szCs w:val="16"/>
+                <w:sz w:val="18"/>
+                <w:szCs w:val="18"/>
               </w:rPr>
               <w:t xml:space="preserve">1. **Legacy first** (the legacy `Distribution` sheet of `excel_ai/legacy/workbooks/CPAT 1.0pre_465_NoPropData.xlsb`, read-only). Never replicate a legacy bug: fix it and register it (`L`, with cells and a cell-level fix plan). Always replicate a legacy issue and register it (`I`). When unsure, treat it as an issue, replicate it, and ask me. Next free codes from `register.py`; one register, no list of your own.</w:t>
             </w:r>
@@ -2929,8 +3010,8 @@
             <w:r>
               <w:rPr>
                 <w:rFonts w:ascii="Consolas" w:cs="Consolas" w:eastAsia="Consolas" w:hAnsi="Consolas"/>
-                <w:sz w:val="16"/>
-                <w:szCs w:val="16"/>
+                <w:sz w:val="18"/>
+                <w:szCs w:val="18"/>
               </w:rPr>
               <w:t xml:space="preserve">2. **The distribution formulas have one source**: `excel_ai/mitigation/build.py`. The module is cut from the built prototype. Change a formula there, rebuild the prototype, then rebuild the module; never edit the module workbook by hand.</w:t>
             </w:r>
@@ -2942,8 +3023,8 @@
             <w:r>
               <w:rPr>
                 <w:rFonts w:ascii="Consolas" w:cs="Consolas" w:eastAsia="Consolas" w:hAnsi="Consolas"/>
-                <w:sz w:val="16"/>
-                <w:szCs w:val="16"/>
+                <w:sz w:val="18"/>
+                <w:szCs w:val="18"/>
               </w:rPr>
               <w:t xml:space="preserve">3. **Column norms**: the distribution layout of `NORMS.md` 1.1b (A-J descriptors as Mitigation; per group a code column, basket, deciles 1-10, spacer; group *n* reads Mitigation group *n*); `FromMitigation` keeps the Mitigation column layout (1.1, 9.2).</w:t>
             </w:r>
@@ -2955,8 +3036,8 @@
             <w:r>
               <w:rPr>
                 <w:rFonts w:ascii="Consolas" w:cs="Consolas" w:eastAsia="Consolas" w:hAnsi="Consolas"/>
-                <w:sz w:val="16"/>
-                <w:szCs w:val="16"/>
+                <w:sz w:val="18"/>
+                <w:szCs w:val="18"/>
               </w:rPr>
               <w:t xml:space="preserve">4. **Encapsulated**: the `Distribution` sheet reads only `FromMitigation`, `ScenarioDefinition`, its data tabs and Settings constants (NORMS 9.2); its results stay on the `Distribution` sheet under the LiveOutputs codes `&lt;iso&gt;.distn.*`, because no other workbook reads them yet (an output tab of plain copies, NORMS 9.2, is added only if I agree).</w:t>
             </w:r>
@@ -2968,10 +3049,10 @@
             <w:r>
               <w:rPr>
                 <w:rFonts w:ascii="Consolas" w:cs="Consolas" w:eastAsia="Consolas" w:hAnsi="Consolas"/>
-                <w:sz w:val="16"/>
-                <w:szCs w:val="16"/>
-              </w:rPr>
-              <w:t xml:space="preserve">5. Excel rules as `NORMS.md` 3, 3b, 3d, 3g, 3h. Never commit real data. Do not commit or push unless I ask.</w:t>
+                <w:sz w:val="18"/>
+                <w:szCs w:val="18"/>
+              </w:rPr>
+              <w:t xml:space="preserve">5. Excel rules as `NORMS.md` 3, 3b, 3d, 3g, 3h. If Python, openpyxl or LibreOffice is missing on this computer, say so before you start: install nothing without my OK; where LibreOffice is missing, skip the recalculation steps and list what was not run (I review in Excel 365). Never commit real data. Do not commit or push unless I ask.</w:t>
             </w:r>
           </w:p>
           <w:p>
@@ -2981,8 +3062,8 @@
             <w:r>
               <w:rPr>
                 <w:rFonts w:ascii="Consolas" w:cs="Consolas" w:eastAsia="Consolas" w:hAnsi="Consolas"/>
-                <w:sz w:val="16"/>
-                <w:szCs w:val="16"/>
+                <w:sz w:val="18"/>
+                <w:szCs w:val="18"/>
               </w:rPr>
               <w:t xml:space="preserve"> </w:t>
             </w:r>
@@ -2994,8 +3075,8 @@
             <w:r>
               <w:rPr>
                 <w:rFonts w:ascii="Consolas" w:cs="Consolas" w:eastAsia="Consolas" w:hAnsi="Consolas"/>
-                <w:sz w:val="16"/>
-                <w:szCs w:val="16"/>
+                <w:sz w:val="18"/>
+                <w:szCs w:val="18"/>
               </w:rPr>
               <w:t xml:space="preserve">## Phases (one per message; stop after each and report)</w:t>
             </w:r>
@@ -3007,8 +3088,8 @@
             <w:r>
               <w:rPr>
                 <w:rFonts w:ascii="Consolas" w:cs="Consolas" w:eastAsia="Consolas" w:hAnsi="Consolas"/>
-                <w:sz w:val="16"/>
-                <w:szCs w:val="16"/>
+                <w:sz w:val="18"/>
+                <w:szCs w:val="18"/>
               </w:rPr>
               <w:t xml:space="preserve"> </w:t>
             </w:r>
@@ -3020,8 +3101,8 @@
             <w:r>
               <w:rPr>
                 <w:rFonts w:ascii="Consolas" w:cs="Consolas" w:eastAsia="Consolas" w:hAnsi="Consolas"/>
-                <w:sz w:val="16"/>
-                <w:szCs w:val="16"/>
+                <w:sz w:val="18"/>
+                <w:szCs w:val="18"/>
               </w:rPr>
               <w:t xml:space="preserve">**Phase 0. Review (no change).** Build nothing. Report: (a) how the module meets `NORMS.md` section 9, item by item, and what is missing; (b) the macro's file search (it looks for the mitigation workbook next to the module, in `permalink\`, one folder up, then in `permalink\` one folder up: it does **not** look in `permalink_countryeditable\` yet, NORMS 5a and 9.3); (c) the distribution bugs and issues in the register on 465 (any legacy 465 change to the `Distribution` sheet since 456: rows moved, bugs the CPAT team fixed); (d) the date and result of the last `check_distribution.py`; (e) the Cover: its title and version log still use the old numbering (v1.3 for 0.1.3) and not the version-table columns of NORMS 5b (Version, Date, Description, Max abs regression diff).</w:t>
             </w:r>
@@ -3033,8 +3114,8 @@
             <w:r>
               <w:rPr>
                 <w:rFonts w:ascii="Consolas" w:cs="Consolas" w:eastAsia="Consolas" w:hAnsi="Consolas"/>
-                <w:sz w:val="16"/>
-                <w:szCs w:val="16"/>
+                <w:sz w:val="18"/>
+                <w:szCs w:val="18"/>
               </w:rPr>
               <w:t xml:space="preserve"> </w:t>
             </w:r>
@@ -3046,8 +3127,8 @@
             <w:r>
               <w:rPr>
                 <w:rFonts w:ascii="Consolas" w:cs="Consolas" w:eastAsia="Consolas" w:hAnsi="Consolas"/>
-                <w:sz w:val="16"/>
-                <w:szCs w:val="16"/>
+                <w:sz w:val="18"/>
+                <w:szCs w:val="18"/>
               </w:rPr>
               <w:t xml:space="preserve">**Phase 1. Link through `permalink_countryeditable/`.** In `CPATDistribution.bas` (`MitPath`): look first in `permalink_countryeditable\` (next to the module, then one folder up), then the current places; Cover says which file was used (link table: path, saved time, scenario names). Same change in the builder's Cover text and README. Test the search order with a Python emulation of the macro and the VBA name scan of `check_distribution.py`.</w:t>
             </w:r>
@@ -3059,8 +3140,8 @@
             <w:r>
               <w:rPr>
                 <w:rFonts w:ascii="Consolas" w:cs="Consolas" w:eastAsia="Consolas" w:hAnsi="Consolas"/>
-                <w:sz w:val="16"/>
-                <w:szCs w:val="16"/>
+                <w:sz w:val="18"/>
+                <w:szCs w:val="18"/>
               </w:rPr>
               <w:t xml:space="preserve"> </w:t>
             </w:r>
@@ -3072,8 +3153,8 @@
             <w:r>
               <w:rPr>
                 <w:rFonts w:ascii="Consolas" w:cs="Consolas" w:eastAsia="Consolas" w:hAnsi="Consolas"/>
-                <w:sz w:val="16"/>
-                <w:szCs w:val="16"/>
+                <w:sz w:val="18"/>
+                <w:szCs w:val="18"/>
               </w:rPr>
               <w:t xml:space="preserve">**Phase 2. Legacy check on 465.** Compare the module (Egypt, the scenario of the prototype) with legacy 465's cached `Distribution` values and `MTOutputs` distribution results, decile by decile, through `distribution_ref.py`; every difference explained by a registered bug fix or issue, or reported as new. Register what is new.</w:t>
             </w:r>
@@ -3085,8 +3166,8 @@
             <w:r>
               <w:rPr>
                 <w:rFonts w:ascii="Consolas" w:cs="Consolas" w:eastAsia="Consolas" w:hAnsi="Consolas"/>
-                <w:sz w:val="16"/>
-                <w:szCs w:val="16"/>
+                <w:sz w:val="18"/>
+                <w:szCs w:val="18"/>
               </w:rPr>
               <w:t xml:space="preserve"> </w:t>
             </w:r>
@@ -3098,8 +3179,8 @@
             <w:r>
               <w:rPr>
                 <w:rFonts w:ascii="Consolas" w:cs="Consolas" w:eastAsia="Consolas" w:hAnsi="Consolas"/>
-                <w:sz w:val="16"/>
-                <w:szCs w:val="16"/>
+                <w:sz w:val="18"/>
+                <w:szCs w:val="18"/>
               </w:rPr>
               <w:t xml:space="preserve">**Phase 3. Release.** Bump `VERSION` to 0.1.4, rebuild (`python excel_ai/distribution/build_distribution.py`), run `python excel_ai/distribution/check_distribution.py` (PASS), lint, publish with `release.py` `publish(link=True)` to `excel_ai/`, `releases/`, `permalink/` and `permalink_countryeditable/`. Cover title and version table in the 0.1.x numbering and the NORMS 5b columns, with a row naming the mitigation version used. Update `excel_ai/distribution/README.md`, `excel_ai/plans/TODO.md` (M6: distribution done), the register lists, and add the entry at the bottom of `CAVEATS.md`.</w:t>
             </w:r>
@@ -3111,8 +3192,8 @@
             <w:r>
               <w:rPr>
                 <w:rFonts w:ascii="Consolas" w:cs="Consolas" w:eastAsia="Consolas" w:hAnsi="Consolas"/>
-                <w:sz w:val="16"/>
-                <w:szCs w:val="16"/>
+                <w:sz w:val="18"/>
+                <w:szCs w:val="18"/>
               </w:rPr>
               <w:t xml:space="preserve"> </w:t>
             </w:r>
@@ -3124,8 +3205,8 @@
             <w:r>
               <w:rPr>
                 <w:rFonts w:ascii="Consolas" w:cs="Consolas" w:eastAsia="Consolas" w:hAnsi="Consolas"/>
-                <w:sz w:val="16"/>
-                <w:szCs w:val="16"/>
+                <w:sz w:val="18"/>
+                <w:szCs w:val="18"/>
               </w:rPr>
               <w:t xml:space="preserve">## Report after each phase</w:t>
             </w:r>
@@ -3137,8 +3218,8 @@
             <w:r>
               <w:rPr>
                 <w:rFonts w:ascii="Consolas" w:cs="Consolas" w:eastAsia="Consolas" w:hAnsi="Consolas"/>
-                <w:sz w:val="16"/>
-                <w:szCs w:val="16"/>
+                <w:sz w:val="18"/>
+                <w:szCs w:val="18"/>
               </w:rPr>
               <w:t xml:space="preserve"> </w:t>
             </w:r>
@@ -3150,8 +3231,8 @@
             <w:r>
               <w:rPr>
                 <w:rFonts w:ascii="Consolas" w:cs="Consolas" w:eastAsia="Consolas" w:hAnsi="Consolas"/>
-                <w:sz w:val="16"/>
-                <w:szCs w:val="16"/>
+                <w:sz w:val="18"/>
+                <w:szCs w:val="18"/>
               </w:rPr>
               <w:t xml:space="preserve">What you did; files changed; check results (PASS/FAIL with numbers); bugs and issues (codes); open questions for me. Do not go to the next phase until I say so.</w:t>
             </w:r>
@@ -3159,6 +3240,855 @@
         </w:tc>
       </w:tr>
     </w:tbl>
+    <w:p>
+      <w:r>
+        <w:br w:type="page"/>
+      </w:r>
+    </w:p>
+    <w:p>
+      <w:pPr>
+        <w:pStyle w:val="Heading1"/>
+        <w:spacing w:after="120" w:before="280"/>
+      </w:pPr>
+      <w:r>
+        <w:rPr>
+          <w:rFonts w:ascii="Arial" w:cs="Arial" w:eastAsia="Arial" w:hAnsi="Arial"/>
+          <w:b/>
+          <w:bCs/>
+          <w:color w:val="00AE49"/>
+          <w:sz w:val="30"/>
+          <w:szCs w:val="30"/>
+        </w:rPr>
+        <w:t xml:space="preserve">Appendix B. Starter and follow-up prompts</w:t>
+      </w:r>
+    </w:p>
+    <w:p>
+      <w:pPr>
+        <w:spacing w:after="120"/>
+      </w:pPr>
+      <w:r>
+        <w:rPr>
+          <w:rFonts w:ascii="Arial" w:cs="Arial" w:eastAsia="Arial" w:hAnsi="Arial"/>
+          <w:sz w:val="21"/>
+          <w:szCs w:val="21"/>
+        </w:rPr>
+        <w:t xml:space="preserve">The content of </w:t>
+      </w:r>
+      <w:r>
+        <w:rPr>
+          <w:rFonts w:ascii="Consolas" w:cs="Consolas" w:eastAsia="Consolas" w:hAnsi="Consolas"/>
+          <w:sz w:val="19"/>
+          <w:szCs w:val="19"/>
+        </w:rPr>
+        <w:t xml:space="preserve">excel_ai/plans/prompts/Distribution_starter_prompts.md</w:t>
+      </w:r>
+      <w:r>
+        <w:rPr>
+          <w:rFonts w:ascii="Arial" w:cs="Arial" w:eastAsia="Arial" w:hAnsi="Arial"/>
+          <w:sz w:val="21"/>
+          <w:szCs w:val="21"/>
+        </w:rPr>
+        <w:t xml:space="preserve">. Type or paste one box at a time.</w:t>
+      </w:r>
+    </w:p>
+    <w:p>
+      <w:pPr>
+        <w:spacing w:after="120"/>
+      </w:pPr>
+      <w:r>
+        <w:rPr>
+          <w:rFonts w:ascii="Arial" w:cs="Arial" w:eastAsia="Arial" w:hAnsi="Arial"/>
+          <w:sz w:val="21"/>
+          <w:szCs w:val="21"/>
+        </w:rPr>
+        <w:t xml:space="preserve">Short prompts to type into GitHub Copilot (Current checkout, Claude Opus, Interactive). The long instructions are in </w:t>
+      </w:r>
+      <w:r>
+        <w:rPr>
+          <w:rFonts w:ascii="Consolas" w:cs="Consolas" w:eastAsia="Consolas" w:hAnsi="Consolas"/>
+          <w:sz w:val="19"/>
+          <w:szCs w:val="19"/>
+        </w:rPr>
+        <w:t xml:space="preserve">Distribution_module_prompt.md</w:t>
+      </w:r>
+      <w:r>
+        <w:rPr>
+          <w:rFonts w:ascii="Arial" w:cs="Arial" w:eastAsia="Arial" w:hAnsi="Arial"/>
+          <w:sz w:val="21"/>
+          <w:szCs w:val="21"/>
+        </w:rPr>
+        <w:t xml:space="preserve">; Copilot reads them from the repo, so you never paste them. Send one prompt, read the report, then send the next.</w:t>
+      </w:r>
+    </w:p>
+    <w:p>
+      <w:pPr>
+        <w:pStyle w:val="Heading2"/>
+        <w:spacing w:after="100" w:before="200"/>
+      </w:pPr>
+      <w:r>
+        <w:rPr>
+          <w:rFonts w:ascii="Arial" w:cs="Arial" w:eastAsia="Arial" w:hAnsi="Arial"/>
+          <w:b/>
+          <w:bCs/>
+          <w:sz w:val="24"/>
+          <w:szCs w:val="24"/>
+        </w:rPr>
+        <w:t xml:space="preserve">Starter (new session)</w:t>
+      </w:r>
+    </w:p>
+    <w:p>
+      <w:pPr>
+        <w:spacing w:after="120"/>
+      </w:pPr>
+      <w:r>
+        <w:rPr>
+          <w:rFonts w:ascii="Arial" w:cs="Arial" w:eastAsia="Arial" w:hAnsi="Arial"/>
+          <w:sz w:val="21"/>
+          <w:szCs w:val="21"/>
+        </w:rPr>
+        <w:t xml:space="preserve">Type </w:t>
+      </w:r>
+      <w:r>
+        <w:rPr>
+          <w:rFonts w:ascii="Consolas" w:cs="Consolas" w:eastAsia="Consolas" w:hAnsi="Consolas"/>
+          <w:sz w:val="19"/>
+          <w:szCs w:val="19"/>
+        </w:rPr>
+        <w:t xml:space="preserve">@</w:t>
+      </w:r>
+      <w:r>
+        <w:rPr>
+          <w:rFonts w:ascii="Arial" w:cs="Arial" w:eastAsia="Arial" w:hAnsi="Arial"/>
+          <w:sz w:val="21"/>
+          <w:szCs w:val="21"/>
+        </w:rPr>
+        <w:t xml:space="preserve"> to attach the two files, then:</w:t>
+      </w:r>
+    </w:p>
+    <w:tbl>
+      <w:tblPr>
+        <w:tblW w:type="dxa" w:w="9360"/>
+        <w:tblBorders>
+          <w:top w:val="single" w:color="auto" w:sz="4"/>
+          <w:left w:val="single" w:color="auto" w:sz="4"/>
+          <w:bottom w:val="single" w:color="auto" w:sz="4"/>
+          <w:right w:val="single" w:color="auto" w:sz="4"/>
+          <w:insideH w:val="single" w:color="auto" w:sz="4"/>
+          <w:insideV w:val="single" w:color="auto" w:sz="4"/>
+        </w:tblBorders>
+      </w:tblPr>
+      <w:tblGrid>
+        <w:gridCol w:w="9360"/>
+      </w:tblGrid>
+      <w:tr>
+        <w:tc>
+          <w:tcPr>
+            <w:tcW w:type="dxa" w:w="9360"/>
+            <w:tcBorders>
+              <w:top w:val="single" w:color="BFBFBF" w:sz="6"/>
+              <w:left w:val="single" w:color="BFBFBF" w:sz="6"/>
+              <w:bottom w:val="single" w:color="BFBFBF" w:sz="6"/>
+              <w:right w:val="single" w:color="BFBFBF" w:sz="6"/>
+            </w:tcBorders>
+            <w:shd w:fill="F2F2F2" w:color="auto" w:val="clear"/>
+            <w:tcMar>
+              <w:top w:type="dxa" w:w="100"/>
+              <w:left w:type="dxa" w:w="140"/>
+              <w:bottom w:type="dxa" w:w="100"/>
+              <w:right w:type="dxa" w:w="140"/>
+            </w:tcMar>
+          </w:tcPr>
+          <w:p>
+            <w:pPr>
+              <w:spacing w:after="0"/>
+            </w:pPr>
+            <w:r>
+              <w:rPr>
+                <w:rFonts w:ascii="Consolas" w:cs="Consolas" w:eastAsia="Consolas" w:hAnsi="Consolas"/>
+                <w:sz w:val="18"/>
+                <w:szCs w:val="18"/>
+              </w:rPr>
+              <w:t xml:space="preserve">@AGENTS.md @excel_ai/plans/prompts/Distribution_module_prompt.md Follow these files. Do phase 0 only, then stop and report.</w:t>
+            </w:r>
+          </w:p>
+        </w:tc>
+      </w:tr>
+    </w:tbl>
+    <w:p>
+      <w:pPr>
+        <w:spacing w:after="80"/>
+      </w:pPr>
+    </w:p>
+    <w:p>
+      <w:pPr>
+        <w:spacing w:after="120"/>
+      </w:pPr>
+      <w:r>
+        <w:rPr>
+          <w:rFonts w:ascii="Arial" w:cs="Arial" w:eastAsia="Arial" w:hAnsi="Arial"/>
+          <w:sz w:val="21"/>
+          <w:szCs w:val="21"/>
+        </w:rPr>
+        <w:t xml:space="preserve">If </w:t>
+      </w:r>
+      <w:r>
+        <w:rPr>
+          <w:rFonts w:ascii="Consolas" w:cs="Consolas" w:eastAsia="Consolas" w:hAnsi="Consolas"/>
+          <w:sz w:val="19"/>
+          <w:szCs w:val="19"/>
+        </w:rPr>
+        <w:t xml:space="preserve">excel_ai/plans/prompts/</w:t>
+      </w:r>
+      <w:r>
+        <w:rPr>
+          <w:rFonts w:ascii="Arial" w:cs="Arial" w:eastAsia="Arial" w:hAnsi="Arial"/>
+          <w:sz w:val="21"/>
+          <w:szCs w:val="21"/>
+        </w:rPr>
+        <w:t xml:space="preserve"> is not in your checkout yet (the branch is not merged), sync first; if it is still missing, paste the whole of </w:t>
+      </w:r>
+      <w:r>
+        <w:rPr>
+          <w:rFonts w:ascii="Consolas" w:cs="Consolas" w:eastAsia="Consolas" w:hAnsi="Consolas"/>
+          <w:sz w:val="19"/>
+          <w:szCs w:val="19"/>
+        </w:rPr>
+        <w:t xml:space="preserve">Distribution_module_prompt.md</w:t>
+      </w:r>
+      <w:r>
+        <w:rPr>
+          <w:rFonts w:ascii="Arial" w:cs="Arial" w:eastAsia="Arial" w:hAnsi="Arial"/>
+          <w:sz w:val="21"/>
+          <w:szCs w:val="21"/>
+        </w:rPr>
+        <w:t xml:space="preserve"> instead (Appendix A of the Word guide).</w:t>
+      </w:r>
+    </w:p>
+    <w:p>
+      <w:pPr>
+        <w:pStyle w:val="Heading2"/>
+        <w:spacing w:after="100" w:before="200"/>
+      </w:pPr>
+      <w:r>
+        <w:rPr>
+          <w:rFonts w:ascii="Arial" w:cs="Arial" w:eastAsia="Arial" w:hAnsi="Arial"/>
+          <w:b/>
+          <w:bCs/>
+          <w:sz w:val="24"/>
+          <w:szCs w:val="24"/>
+        </w:rPr>
+        <w:t xml:space="preserve">Next phases</w:t>
+      </w:r>
+    </w:p>
+    <w:tbl>
+      <w:tblPr>
+        <w:tblW w:type="dxa" w:w="9360"/>
+        <w:tblBorders>
+          <w:top w:val="single" w:color="auto" w:sz="4"/>
+          <w:left w:val="single" w:color="auto" w:sz="4"/>
+          <w:bottom w:val="single" w:color="auto" w:sz="4"/>
+          <w:right w:val="single" w:color="auto" w:sz="4"/>
+          <w:insideH w:val="single" w:color="auto" w:sz="4"/>
+          <w:insideV w:val="single" w:color="auto" w:sz="4"/>
+        </w:tblBorders>
+      </w:tblPr>
+      <w:tblGrid>
+        <w:gridCol w:w="9360"/>
+      </w:tblGrid>
+      <w:tr>
+        <w:tc>
+          <w:tcPr>
+            <w:tcW w:type="dxa" w:w="9360"/>
+            <w:tcBorders>
+              <w:top w:val="single" w:color="BFBFBF" w:sz="6"/>
+              <w:left w:val="single" w:color="BFBFBF" w:sz="6"/>
+              <w:bottom w:val="single" w:color="BFBFBF" w:sz="6"/>
+              <w:right w:val="single" w:color="BFBFBF" w:sz="6"/>
+            </w:tcBorders>
+            <w:shd w:fill="F2F2F2" w:color="auto" w:val="clear"/>
+            <w:tcMar>
+              <w:top w:type="dxa" w:w="100"/>
+              <w:left w:type="dxa" w:w="140"/>
+              <w:bottom w:type="dxa" w:w="100"/>
+              <w:right w:type="dxa" w:w="140"/>
+            </w:tcMar>
+          </w:tcPr>
+          <w:p>
+            <w:pPr>
+              <w:spacing w:after="0"/>
+            </w:pPr>
+            <w:r>
+              <w:rPr>
+                <w:rFonts w:ascii="Consolas" w:cs="Consolas" w:eastAsia="Consolas" w:hAnsi="Consolas"/>
+                <w:sz w:val="18"/>
+                <w:szCs w:val="18"/>
+              </w:rPr>
+              <w:t xml:space="preserve">Go ahead with phase 1.</w:t>
+            </w:r>
+          </w:p>
+        </w:tc>
+      </w:tr>
+    </w:tbl>
+    <w:p>
+      <w:pPr>
+        <w:spacing w:after="80"/>
+      </w:pPr>
+    </w:p>
+    <w:tbl>
+      <w:tblPr>
+        <w:tblW w:type="dxa" w:w="9360"/>
+        <w:tblBorders>
+          <w:top w:val="single" w:color="auto" w:sz="4"/>
+          <w:left w:val="single" w:color="auto" w:sz="4"/>
+          <w:bottom w:val="single" w:color="auto" w:sz="4"/>
+          <w:right w:val="single" w:color="auto" w:sz="4"/>
+          <w:insideH w:val="single" w:color="auto" w:sz="4"/>
+          <w:insideV w:val="single" w:color="auto" w:sz="4"/>
+        </w:tblBorders>
+      </w:tblPr>
+      <w:tblGrid>
+        <w:gridCol w:w="9360"/>
+      </w:tblGrid>
+      <w:tr>
+        <w:tc>
+          <w:tcPr>
+            <w:tcW w:type="dxa" w:w="9360"/>
+            <w:tcBorders>
+              <w:top w:val="single" w:color="BFBFBF" w:sz="6"/>
+              <w:left w:val="single" w:color="BFBFBF" w:sz="6"/>
+              <w:bottom w:val="single" w:color="BFBFBF" w:sz="6"/>
+              <w:right w:val="single" w:color="BFBFBF" w:sz="6"/>
+            </w:tcBorders>
+            <w:shd w:fill="F2F2F2" w:color="auto" w:val="clear"/>
+            <w:tcMar>
+              <w:top w:type="dxa" w:w="100"/>
+              <w:left w:type="dxa" w:w="140"/>
+              <w:bottom w:type="dxa" w:w="100"/>
+              <w:right w:type="dxa" w:w="140"/>
+            </w:tcMar>
+          </w:tcPr>
+          <w:p>
+            <w:pPr>
+              <w:spacing w:after="0"/>
+            </w:pPr>
+            <w:r>
+              <w:rPr>
+                <w:rFonts w:ascii="Consolas" w:cs="Consolas" w:eastAsia="Consolas" w:hAnsi="Consolas"/>
+                <w:sz w:val="18"/>
+                <w:szCs w:val="18"/>
+              </w:rPr>
+              <w:t xml:space="preserve">Go ahead with phase 2.</w:t>
+            </w:r>
+          </w:p>
+        </w:tc>
+      </w:tr>
+    </w:tbl>
+    <w:p>
+      <w:pPr>
+        <w:spacing w:after="80"/>
+      </w:pPr>
+    </w:p>
+    <w:tbl>
+      <w:tblPr>
+        <w:tblW w:type="dxa" w:w="9360"/>
+        <w:tblBorders>
+          <w:top w:val="single" w:color="auto" w:sz="4"/>
+          <w:left w:val="single" w:color="auto" w:sz="4"/>
+          <w:bottom w:val="single" w:color="auto" w:sz="4"/>
+          <w:right w:val="single" w:color="auto" w:sz="4"/>
+          <w:insideH w:val="single" w:color="auto" w:sz="4"/>
+          <w:insideV w:val="single" w:color="auto" w:sz="4"/>
+        </w:tblBorders>
+      </w:tblPr>
+      <w:tblGrid>
+        <w:gridCol w:w="9360"/>
+      </w:tblGrid>
+      <w:tr>
+        <w:tc>
+          <w:tcPr>
+            <w:tcW w:type="dxa" w:w="9360"/>
+            <w:tcBorders>
+              <w:top w:val="single" w:color="BFBFBF" w:sz="6"/>
+              <w:left w:val="single" w:color="BFBFBF" w:sz="6"/>
+              <w:bottom w:val="single" w:color="BFBFBF" w:sz="6"/>
+              <w:right w:val="single" w:color="BFBFBF" w:sz="6"/>
+            </w:tcBorders>
+            <w:shd w:fill="F2F2F2" w:color="auto" w:val="clear"/>
+            <w:tcMar>
+              <w:top w:type="dxa" w:w="100"/>
+              <w:left w:type="dxa" w:w="140"/>
+              <w:bottom w:type="dxa" w:w="100"/>
+              <w:right w:type="dxa" w:w="140"/>
+            </w:tcMar>
+          </w:tcPr>
+          <w:p>
+            <w:pPr>
+              <w:spacing w:after="0"/>
+            </w:pPr>
+            <w:r>
+              <w:rPr>
+                <w:rFonts w:ascii="Consolas" w:cs="Consolas" w:eastAsia="Consolas" w:hAnsi="Consolas"/>
+                <w:sz w:val="18"/>
+                <w:szCs w:val="18"/>
+              </w:rPr>
+              <w:t xml:space="preserve">Go ahead with phase 3.</w:t>
+            </w:r>
+          </w:p>
+        </w:tc>
+      </w:tr>
+    </w:tbl>
+    <w:p>
+      <w:pPr>
+        <w:spacing w:after="80"/>
+      </w:pPr>
+    </w:p>
+    <w:p>
+      <w:pPr>
+        <w:pStyle w:val="Heading2"/>
+        <w:spacing w:after="100" w:before="200"/>
+      </w:pPr>
+      <w:r>
+        <w:rPr>
+          <w:rFonts w:ascii="Arial" w:cs="Arial" w:eastAsia="Arial" w:hAnsi="Arial"/>
+          <w:b/>
+          <w:bCs/>
+          <w:sz w:val="24"/>
+          <w:szCs w:val="24"/>
+        </w:rPr>
+        <w:t xml:space="preserve">Example follow-ups</w:t>
+      </w:r>
+    </w:p>
+    <w:p>
+      <w:pPr>
+        <w:spacing w:after="120"/>
+      </w:pPr>
+      <w:r>
+        <w:rPr>
+          <w:rFonts w:ascii="Arial" w:cs="Arial" w:eastAsia="Arial" w:hAnsi="Arial"/>
+          <w:sz w:val="21"/>
+          <w:szCs w:val="21"/>
+        </w:rPr>
+        <w:t xml:space="preserve">Look at one result:</w:t>
+      </w:r>
+    </w:p>
+    <w:tbl>
+      <w:tblPr>
+        <w:tblW w:type="dxa" w:w="9360"/>
+        <w:tblBorders>
+          <w:top w:val="single" w:color="auto" w:sz="4"/>
+          <w:left w:val="single" w:color="auto" w:sz="4"/>
+          <w:bottom w:val="single" w:color="auto" w:sz="4"/>
+          <w:right w:val="single" w:color="auto" w:sz="4"/>
+          <w:insideH w:val="single" w:color="auto" w:sz="4"/>
+          <w:insideV w:val="single" w:color="auto" w:sz="4"/>
+        </w:tblBorders>
+      </w:tblPr>
+      <w:tblGrid>
+        <w:gridCol w:w="9360"/>
+      </w:tblGrid>
+      <w:tr>
+        <w:tc>
+          <w:tcPr>
+            <w:tcW w:type="dxa" w:w="9360"/>
+            <w:tcBorders>
+              <w:top w:val="single" w:color="BFBFBF" w:sz="6"/>
+              <w:left w:val="single" w:color="BFBFBF" w:sz="6"/>
+              <w:bottom w:val="single" w:color="BFBFBF" w:sz="6"/>
+              <w:right w:val="single" w:color="BFBFBF" w:sz="6"/>
+            </w:tcBorders>
+            <w:shd w:fill="F2F2F2" w:color="auto" w:val="clear"/>
+            <w:tcMar>
+              <w:top w:type="dxa" w:w="100"/>
+              <w:left w:type="dxa" w:w="140"/>
+              <w:bottom w:type="dxa" w:w="100"/>
+              <w:right w:type="dxa" w:w="140"/>
+            </w:tcMar>
+          </w:tcPr>
+          <w:p>
+            <w:pPr>
+              <w:spacing w:after="0"/>
+            </w:pPr>
+            <w:r>
+              <w:rPr>
+                <w:rFonts w:ascii="Consolas" w:cs="Consolas" w:eastAsia="Consolas" w:hAnsi="Consolas"/>
+                <w:sz w:val="18"/>
+                <w:szCs w:val="18"/>
+              </w:rPr>
+              <w:t xml:space="preserve">For Egypt, the live scenario, show me the total effect by decile (overall, urban, rural) and the Gini change, next to legacy 465's cached values, with the reason for each difference.</w:t>
+            </w:r>
+          </w:p>
+        </w:tc>
+      </w:tr>
+    </w:tbl>
+    <w:p>
+      <w:pPr>
+        <w:spacing w:after="80"/>
+      </w:pPr>
+    </w:p>
+    <w:p>
+      <w:pPr>
+        <w:spacing w:after="120"/>
+      </w:pPr>
+      <w:r>
+        <w:rPr>
+          <w:rFonts w:ascii="Arial" w:cs="Arial" w:eastAsia="Arial" w:hAnsi="Arial"/>
+          <w:sz w:val="21"/>
+          <w:szCs w:val="21"/>
+        </w:rPr>
+        <w:t xml:space="preserve">Check a legacy bug in the register:</w:t>
+      </w:r>
+    </w:p>
+    <w:tbl>
+      <w:tblPr>
+        <w:tblW w:type="dxa" w:w="9360"/>
+        <w:tblBorders>
+          <w:top w:val="single" w:color="auto" w:sz="4"/>
+          <w:left w:val="single" w:color="auto" w:sz="4"/>
+          <w:bottom w:val="single" w:color="auto" w:sz="4"/>
+          <w:right w:val="single" w:color="auto" w:sz="4"/>
+          <w:insideH w:val="single" w:color="auto" w:sz="4"/>
+          <w:insideV w:val="single" w:color="auto" w:sz="4"/>
+        </w:tblBorders>
+      </w:tblPr>
+      <w:tblGrid>
+        <w:gridCol w:w="9360"/>
+      </w:tblGrid>
+      <w:tr>
+        <w:tc>
+          <w:tcPr>
+            <w:tcW w:type="dxa" w:w="9360"/>
+            <w:tcBorders>
+              <w:top w:val="single" w:color="BFBFBF" w:sz="6"/>
+              <w:left w:val="single" w:color="BFBFBF" w:sz="6"/>
+              <w:bottom w:val="single" w:color="BFBFBF" w:sz="6"/>
+              <w:right w:val="single" w:color="BFBFBF" w:sz="6"/>
+            </w:tcBorders>
+            <w:shd w:fill="F2F2F2" w:color="auto" w:val="clear"/>
+            <w:tcMar>
+              <w:top w:type="dxa" w:w="100"/>
+              <w:left w:type="dxa" w:w="140"/>
+              <w:bottom w:type="dxa" w:w="100"/>
+              <w:right w:type="dxa" w:w="140"/>
+            </w:tcMar>
+          </w:tcPr>
+          <w:p>
+            <w:pPr>
+              <w:spacing w:after="0"/>
+            </w:pPr>
+            <w:r>
+              <w:rPr>
+                <w:rFonts w:ascii="Consolas" w:cs="Consolas" w:eastAsia="Consolas" w:hAnsi="Consolas"/>
+                <w:sz w:val="18"/>
+                <w:szCs w:val="18"/>
+              </w:rPr>
+              <w:t xml:space="preserve">Show me register item &lt;code&gt;: the legacy cells, what legacy computes, what the module computes and the effect on deciles 1 and 10. Is it a bug or an issue under NORMS.md section 0?</w:t>
+            </w:r>
+          </w:p>
+        </w:tc>
+      </w:tr>
+    </w:tbl>
+    <w:p>
+      <w:pPr>
+        <w:spacing w:after="80"/>
+      </w:pPr>
+    </w:p>
+    <w:p>
+      <w:pPr>
+        <w:spacing w:after="120"/>
+      </w:pPr>
+      <w:r>
+        <w:rPr>
+          <w:rFonts w:ascii="Arial" w:cs="Arial" w:eastAsia="Arial" w:hAnsi="Arial"/>
+          <w:sz w:val="21"/>
+          <w:szCs w:val="21"/>
+        </w:rPr>
+        <w:t xml:space="preserve">Change a distribution setting (the formula source is excel_ai/mitigation/build.py):</w:t>
+      </w:r>
+    </w:p>
+    <w:tbl>
+      <w:tblPr>
+        <w:tblW w:type="dxa" w:w="9360"/>
+        <w:tblBorders>
+          <w:top w:val="single" w:color="auto" w:sz="4"/>
+          <w:left w:val="single" w:color="auto" w:sz="4"/>
+          <w:bottom w:val="single" w:color="auto" w:sz="4"/>
+          <w:right w:val="single" w:color="auto" w:sz="4"/>
+          <w:insideH w:val="single" w:color="auto" w:sz="4"/>
+          <w:insideV w:val="single" w:color="auto" w:sz="4"/>
+        </w:tblBorders>
+      </w:tblPr>
+      <w:tblGrid>
+        <w:gridCol w:w="9360"/>
+      </w:tblGrid>
+      <w:tr>
+        <w:tc>
+          <w:tcPr>
+            <w:tcW w:type="dxa" w:w="9360"/>
+            <w:tcBorders>
+              <w:top w:val="single" w:color="BFBFBF" w:sz="6"/>
+              <w:left w:val="single" w:color="BFBFBF" w:sz="6"/>
+              <w:bottom w:val="single" w:color="BFBFBF" w:sz="6"/>
+              <w:right w:val="single" w:color="BFBFBF" w:sz="6"/>
+            </w:tcBorders>
+            <w:shd w:fill="F2F2F2" w:color="auto" w:val="clear"/>
+            <w:tcMar>
+              <w:top w:type="dxa" w:w="100"/>
+              <w:left w:type="dxa" w:w="140"/>
+              <w:bottom w:type="dxa" w:w="100"/>
+              <w:right w:type="dxa" w:w="140"/>
+            </w:tcMar>
+          </w:tcPr>
+          <w:p>
+            <w:pPr>
+              <w:spacing w:after="0"/>
+            </w:pPr>
+            <w:r>
+              <w:rPr>
+                <w:rFonts w:ascii="Consolas" w:cs="Consolas" w:eastAsia="Consolas" w:hAnsi="Consolas"/>
+                <w:sz w:val="18"/>
+                <w:szCs w:val="18"/>
+              </w:rPr>
+              <w:t xml:space="preserve">&lt;describe the change&gt;. Change it in excel_ai/mitigation/build.py, rebuild the prototype, rebuild the module, run check_distribution.py and show me the result.</w:t>
+            </w:r>
+          </w:p>
+        </w:tc>
+      </w:tr>
+    </w:tbl>
+    <w:p>
+      <w:pPr>
+        <w:spacing w:after="80"/>
+      </w:pPr>
+    </w:p>
+    <w:p>
+      <w:pPr>
+        <w:spacing w:after="120"/>
+      </w:pPr>
+      <w:r>
+        <w:rPr>
+          <w:rFonts w:ascii="Arial" w:cs="Arial" w:eastAsia="Arial" w:hAnsi="Arial"/>
+          <w:sz w:val="21"/>
+          <w:szCs w:val="21"/>
+        </w:rPr>
+        <w:t xml:space="preserve">When a check fails:</w:t>
+      </w:r>
+    </w:p>
+    <w:tbl>
+      <w:tblPr>
+        <w:tblW w:type="dxa" w:w="9360"/>
+        <w:tblBorders>
+          <w:top w:val="single" w:color="auto" w:sz="4"/>
+          <w:left w:val="single" w:color="auto" w:sz="4"/>
+          <w:bottom w:val="single" w:color="auto" w:sz="4"/>
+          <w:right w:val="single" w:color="auto" w:sz="4"/>
+          <w:insideH w:val="single" w:color="auto" w:sz="4"/>
+          <w:insideV w:val="single" w:color="auto" w:sz="4"/>
+        </w:tblBorders>
+      </w:tblPr>
+      <w:tblGrid>
+        <w:gridCol w:w="9360"/>
+      </w:tblGrid>
+      <w:tr>
+        <w:tc>
+          <w:tcPr>
+            <w:tcW w:type="dxa" w:w="9360"/>
+            <w:tcBorders>
+              <w:top w:val="single" w:color="BFBFBF" w:sz="6"/>
+              <w:left w:val="single" w:color="BFBFBF" w:sz="6"/>
+              <w:bottom w:val="single" w:color="BFBFBF" w:sz="6"/>
+              <w:right w:val="single" w:color="BFBFBF" w:sz="6"/>
+            </w:tcBorders>
+            <w:shd w:fill="F2F2F2" w:color="auto" w:val="clear"/>
+            <w:tcMar>
+              <w:top w:type="dxa" w:w="100"/>
+              <w:left w:type="dxa" w:w="140"/>
+              <w:bottom w:type="dxa" w:w="100"/>
+              <w:right w:type="dxa" w:w="140"/>
+            </w:tcMar>
+          </w:tcPr>
+          <w:p>
+            <w:pPr>
+              <w:spacing w:after="0"/>
+            </w:pPr>
+            <w:r>
+              <w:rPr>
+                <w:rFonts w:ascii="Consolas" w:cs="Consolas" w:eastAsia="Consolas" w:hAnsi="Consolas"/>
+                <w:sz w:val="18"/>
+                <w:szCs w:val="18"/>
+              </w:rPr>
+              <w:t xml:space="preserve">check_distribution.py fails on &lt;name of the check&gt;. Find the cause, fix the builder (not the check), rebuild and run the check again. Tell me what was wrong.</w:t>
+            </w:r>
+          </w:p>
+        </w:tc>
+      </w:tr>
+    </w:tbl>
+    <w:p>
+      <w:pPr>
+        <w:spacing w:after="80"/>
+      </w:pPr>
+    </w:p>
+    <w:p>
+      <w:pPr>
+        <w:spacing w:after="120"/>
+      </w:pPr>
+      <w:r>
+        <w:rPr>
+          <w:rFonts w:ascii="Arial" w:cs="Arial" w:eastAsia="Arial" w:hAnsi="Arial"/>
+          <w:sz w:val="21"/>
+          <w:szCs w:val="21"/>
+        </w:rPr>
+        <w:t xml:space="preserve">Before you save:</w:t>
+      </w:r>
+    </w:p>
+    <w:tbl>
+      <w:tblPr>
+        <w:tblW w:type="dxa" w:w="9360"/>
+        <w:tblBorders>
+          <w:top w:val="single" w:color="auto" w:sz="4"/>
+          <w:left w:val="single" w:color="auto" w:sz="4"/>
+          <w:bottom w:val="single" w:color="auto" w:sz="4"/>
+          <w:right w:val="single" w:color="auto" w:sz="4"/>
+          <w:insideH w:val="single" w:color="auto" w:sz="4"/>
+          <w:insideV w:val="single" w:color="auto" w:sz="4"/>
+        </w:tblBorders>
+      </w:tblPr>
+      <w:tblGrid>
+        <w:gridCol w:w="9360"/>
+      </w:tblGrid>
+      <w:tr>
+        <w:tc>
+          <w:tcPr>
+            <w:tcW w:type="dxa" w:w="9360"/>
+            <w:tcBorders>
+              <w:top w:val="single" w:color="BFBFBF" w:sz="6"/>
+              <w:left w:val="single" w:color="BFBFBF" w:sz="6"/>
+              <w:bottom w:val="single" w:color="BFBFBF" w:sz="6"/>
+              <w:right w:val="single" w:color="BFBFBF" w:sz="6"/>
+            </w:tcBorders>
+            <w:shd w:fill="F2F2F2" w:color="auto" w:val="clear"/>
+            <w:tcMar>
+              <w:top w:type="dxa" w:w="100"/>
+              <w:left w:type="dxa" w:w="140"/>
+              <w:bottom w:type="dxa" w:w="100"/>
+              <w:right w:type="dxa" w:w="140"/>
+            </w:tcMar>
+          </w:tcPr>
+          <w:p>
+            <w:pPr>
+              <w:spacing w:after="0"/>
+            </w:pPr>
+            <w:r>
+              <w:rPr>
+                <w:rFonts w:ascii="Consolas" w:cs="Consolas" w:eastAsia="Consolas" w:hAnsi="Consolas"/>
+                <w:sz w:val="18"/>
+                <w:szCs w:val="18"/>
+              </w:rPr>
+              <w:t xml:space="preserve">Show me the changes before you save them. List every file you changed and why.</w:t>
+            </w:r>
+          </w:p>
+        </w:tc>
+      </w:tr>
+    </w:tbl>
+    <w:p>
+      <w:pPr>
+        <w:spacing w:after="80"/>
+      </w:pPr>
+    </w:p>
+    <w:p>
+      <w:pPr>
+        <w:spacing w:after="120"/>
+      </w:pPr>
+      <w:r>
+        <w:rPr>
+          <w:rFonts w:ascii="Arial" w:cs="Arial" w:eastAsia="Arial" w:hAnsi="Arial"/>
+          <w:sz w:val="21"/>
+          <w:szCs w:val="21"/>
+        </w:rPr>
+        <w:t xml:space="preserve">Resume later in a new session:</w:t>
+      </w:r>
+    </w:p>
+    <w:tbl>
+      <w:tblPr>
+        <w:tblW w:type="dxa" w:w="9360"/>
+        <w:tblBorders>
+          <w:top w:val="single" w:color="auto" w:sz="4"/>
+          <w:left w:val="single" w:color="auto" w:sz="4"/>
+          <w:bottom w:val="single" w:color="auto" w:sz="4"/>
+          <w:right w:val="single" w:color="auto" w:sz="4"/>
+          <w:insideH w:val="single" w:color="auto" w:sz="4"/>
+          <w:insideV w:val="single" w:color="auto" w:sz="4"/>
+        </w:tblBorders>
+      </w:tblPr>
+      <w:tblGrid>
+        <w:gridCol w:w="9360"/>
+      </w:tblGrid>
+      <w:tr>
+        <w:tc>
+          <w:tcPr>
+            <w:tcW w:type="dxa" w:w="9360"/>
+            <w:tcBorders>
+              <w:top w:val="single" w:color="BFBFBF" w:sz="6"/>
+              <w:left w:val="single" w:color="BFBFBF" w:sz="6"/>
+              <w:bottom w:val="single" w:color="BFBFBF" w:sz="6"/>
+              <w:right w:val="single" w:color="BFBFBF" w:sz="6"/>
+            </w:tcBorders>
+            <w:shd w:fill="F2F2F2" w:color="auto" w:val="clear"/>
+            <w:tcMar>
+              <w:top w:type="dxa" w:w="100"/>
+              <w:left w:type="dxa" w:w="140"/>
+              <w:bottom w:type="dxa" w:w="100"/>
+              <w:right w:type="dxa" w:w="140"/>
+            </w:tcMar>
+          </w:tcPr>
+          <w:p>
+            <w:pPr>
+              <w:spacing w:after="0"/>
+            </w:pPr>
+            <w:r>
+              <w:rPr>
+                <w:rFonts w:ascii="Consolas" w:cs="Consolas" w:eastAsia="Consolas" w:hAnsi="Consolas"/>
+                <w:sz w:val="18"/>
+                <w:szCs w:val="18"/>
+              </w:rPr>
+              <w:t xml:space="preserve">@AGENTS.md @excel_ai/plans/prompts/Distribution_module_prompt.md We are at phase &lt;n&gt;. Read the bottom of CAVEATS.md and the last report, then do phase &lt;n&gt; only and stop.</w:t>
+            </w:r>
+          </w:p>
+        </w:tc>
+      </w:tr>
+    </w:tbl>
+    <w:p>
+      <w:pPr>
+        <w:spacing w:after="80"/>
+      </w:pPr>
+    </w:p>
+    <w:p>
+      <w:pPr>
+        <w:spacing w:after="120"/>
+      </w:pPr>
+      <w:r>
+        <w:rPr>
+          <w:rFonts w:ascii="Arial" w:cs="Arial" w:eastAsia="Arial" w:hAnsi="Arial"/>
+          <w:sz w:val="21"/>
+          <w:szCs w:val="21"/>
+        </w:rPr>
+        <w:t xml:space="preserve">Then save to GitHub: close the workbooks and double-click </w:t>
+      </w:r>
+      <w:r>
+        <w:rPr>
+          <w:rFonts w:ascii="Consolas" w:cs="Consolas" w:eastAsia="Consolas" w:hAnsi="Consolas"/>
+          <w:sz w:val="19"/>
+          <w:szCs w:val="19"/>
+        </w:rPr>
+        <w:t xml:space="preserve">SyncRepo.bat</w:t>
+      </w:r>
+      <w:r>
+        <w:rPr>
+          <w:rFonts w:ascii="Arial" w:cs="Arial" w:eastAsia="Arial" w:hAnsi="Arial"/>
+          <w:sz w:val="21"/>
+          <w:szCs w:val="21"/>
+        </w:rPr>
+        <w:t xml:space="preserve"> in the repo folder.</w:t>
+      </w:r>
+    </w:p>
     <w:sectPr>
       <w:pgSz w:w="12240" w:h="15840" w:orient="portrait"/>
       <w:pgMar w:top="1440" w:right="1440" w:bottom="1440" w:left="1440" w:header="708" w:footer="708" w:gutter="0"/>

--- a/excel_ai/plans/prompts/CPAT-AI_HowTo_Distribution.docx
+++ b/excel_ai/plans/prompts/CPAT-AI_HowTo_Distribution.docx
@@ -3445,7 +3445,7 @@
           <w:sz w:val="21"/>
           <w:szCs w:val="21"/>
         </w:rPr>
-        <w:t xml:space="preserve"> is not in your checkout yet (the branch is not merged), sync first; if it is still missing, paste the whole of </w:t>
+        <w:t xml:space="preserve"> is not in your checkout, double-click </w:t>
       </w:r>
       <w:r>
         <w:rPr>
@@ -3453,6 +3453,22 @@
           <w:sz w:val="19"/>
           <w:szCs w:val="19"/>
         </w:rPr>
+        <w:t xml:space="preserve">SyncRepo.bat</w:t>
+      </w:r>
+      <w:r>
+        <w:rPr>
+          <w:rFonts w:ascii="Arial" w:cs="Arial" w:eastAsia="Arial" w:hAnsi="Arial"/>
+          <w:sz w:val="21"/>
+          <w:szCs w:val="21"/>
+        </w:rPr>
+        <w:t xml:space="preserve"> first; if it is still missing, paste the whole of </w:t>
+      </w:r>
+      <w:r>
+        <w:rPr>
+          <w:rFonts w:ascii="Consolas" w:cs="Consolas" w:eastAsia="Consolas" w:hAnsi="Consolas"/>
+          <w:sz w:val="19"/>
+          <w:szCs w:val="19"/>
+        </w:rPr>
         <w:t xml:space="preserve">Distribution_module_prompt.md</w:t>
       </w:r>
       <w:r>
@@ -3463,6 +3479,437 @@
         </w:rPr>
         <w:t xml:space="preserve"> instead (Appendix A of the Word guide).</w:t>
       </w:r>
+    </w:p>
+    <w:p>
+      <w:pPr>
+        <w:pStyle w:val="Heading2"/>
+        <w:spacing w:after="100" w:before="200"/>
+      </w:pPr>
+      <w:r>
+        <w:rPr>
+          <w:rFonts w:ascii="Arial" w:cs="Arial" w:eastAsia="Arial" w:hAnsi="Arial"/>
+          <w:b/>
+          <w:bCs/>
+          <w:sz w:val="24"/>
+          <w:szCs w:val="24"/>
+        </w:rPr>
+        <w:t xml:space="preserve">Starter queries</w:t>
+      </w:r>
+    </w:p>
+    <w:p>
+      <w:pPr>
+        <w:spacing w:after="120"/>
+      </w:pPr>
+      <w:r>
+        <w:rPr>
+          <w:rFonts w:ascii="Arial" w:cs="Arial" w:eastAsia="Arial" w:hAnsi="Arial"/>
+          <w:sz w:val="21"/>
+          <w:szCs w:val="21"/>
+        </w:rPr>
+        <w:t xml:space="preserve">One at a time, after the starter (or in a new session with the two files attached):</w:t>
+      </w:r>
+    </w:p>
+    <w:p>
+      <w:pPr>
+        <w:spacing w:after="120"/>
+      </w:pPr>
+      <w:r>
+        <w:rPr>
+          <w:rFonts w:ascii="Arial" w:cs="Arial" w:eastAsia="Arial" w:hAnsi="Arial"/>
+          <w:sz w:val="21"/>
+          <w:szCs w:val="21"/>
+        </w:rPr>
+        <w:t xml:space="preserve">- Review what already exists (the module is built)</w:t>
+      </w:r>
+    </w:p>
+    <w:tbl>
+      <w:tblPr>
+        <w:tblW w:type="dxa" w:w="9360"/>
+        <w:tblBorders>
+          <w:top w:val="single" w:color="auto" w:sz="4"/>
+          <w:left w:val="single" w:color="auto" w:sz="4"/>
+          <w:bottom w:val="single" w:color="auto" w:sz="4"/>
+          <w:right w:val="single" w:color="auto" w:sz="4"/>
+          <w:insideH w:val="single" w:color="auto" w:sz="4"/>
+          <w:insideV w:val="single" w:color="auto" w:sz="4"/>
+        </w:tblBorders>
+      </w:tblPr>
+      <w:tblGrid>
+        <w:gridCol w:w="9360"/>
+      </w:tblGrid>
+      <w:tr>
+        <w:tc>
+          <w:tcPr>
+            <w:tcW w:type="dxa" w:w="9360"/>
+            <w:tcBorders>
+              <w:top w:val="single" w:color="BFBFBF" w:sz="6"/>
+              <w:left w:val="single" w:color="BFBFBF" w:sz="6"/>
+              <w:bottom w:val="single" w:color="BFBFBF" w:sz="6"/>
+              <w:right w:val="single" w:color="BFBFBF" w:sz="6"/>
+            </w:tcBorders>
+            <w:shd w:fill="F2F2F2" w:color="auto" w:val="clear"/>
+            <w:tcMar>
+              <w:top w:type="dxa" w:w="100"/>
+              <w:left w:type="dxa" w:w="140"/>
+              <w:bottom w:type="dxa" w:w="100"/>
+              <w:right w:type="dxa" w:w="140"/>
+            </w:tcMar>
+          </w:tcPr>
+          <w:p>
+            <w:pPr>
+              <w:spacing w:after="0"/>
+            </w:pPr>
+            <w:r>
+              <w:rPr>
+                <w:rFonts w:ascii="Consolas" w:cs="Consolas" w:eastAsia="Consolas" w:hAnsi="Consolas"/>
+                <w:sz w:val="18"/>
+                <w:szCs w:val="18"/>
+              </w:rPr>
+              <w:t xml:space="preserve">@AGENTS.md @excel_ai/plans/prompts/Distribution_module_prompt.md The module exists (v0.1.3). Review it against `NORMS.md` section 9 and its README, run `check_distribution.py`, and report what is missing. Do phase 0 only, then stop and report.</w:t>
+            </w:r>
+          </w:p>
+        </w:tc>
+      </w:tr>
+    </w:tbl>
+    <w:p>
+      <w:pPr>
+        <w:spacing w:after="80"/>
+      </w:pPr>
+    </w:p>
+    <w:p>
+      <w:pPr>
+        <w:spacing w:after="120"/>
+      </w:pPr>
+      <w:r>
+        <w:rPr>
+          <w:rFonts w:ascii="Arial" w:cs="Arial" w:eastAsia="Arial" w:hAnsi="Arial"/>
+          <w:sz w:val="21"/>
+          <w:szCs w:val="21"/>
+        </w:rPr>
+        <w:t xml:space="preserve">- Run a scenario end to end</w:t>
+      </w:r>
+    </w:p>
+    <w:tbl>
+      <w:tblPr>
+        <w:tblW w:type="dxa" w:w="9360"/>
+        <w:tblBorders>
+          <w:top w:val="single" w:color="auto" w:sz="4"/>
+          <w:left w:val="single" w:color="auto" w:sz="4"/>
+          <w:bottom w:val="single" w:color="auto" w:sz="4"/>
+          <w:right w:val="single" w:color="auto" w:sz="4"/>
+          <w:insideH w:val="single" w:color="auto" w:sz="4"/>
+          <w:insideV w:val="single" w:color="auto" w:sz="4"/>
+        </w:tblBorders>
+      </w:tblPr>
+      <w:tblGrid>
+        <w:gridCol w:w="9360"/>
+      </w:tblGrid>
+      <w:tr>
+        <w:tc>
+          <w:tcPr>
+            <w:tcW w:type="dxa" w:w="9360"/>
+            <w:tcBorders>
+              <w:top w:val="single" w:color="BFBFBF" w:sz="6"/>
+              <w:left w:val="single" w:color="BFBFBF" w:sz="6"/>
+              <w:bottom w:val="single" w:color="BFBFBF" w:sz="6"/>
+              <w:right w:val="single" w:color="BFBFBF" w:sz="6"/>
+            </w:tcBorders>
+            <w:shd w:fill="F2F2F2" w:color="auto" w:val="clear"/>
+            <w:tcMar>
+              <w:top w:type="dxa" w:w="100"/>
+              <w:left w:type="dxa" w:w="140"/>
+              <w:bottom w:type="dxa" w:w="100"/>
+              <w:right w:type="dxa" w:w="140"/>
+            </w:tcMar>
+          </w:tcPr>
+          <w:p>
+            <w:pPr>
+              <w:spacing w:after="0"/>
+            </w:pPr>
+            <w:r>
+              <w:rPr>
+                <w:rFonts w:ascii="Consolas" w:cs="Consolas" w:eastAsia="Consolas" w:hAnsi="Consolas"/>
+                <w:sz w:val="18"/>
+                <w:szCs w:val="18"/>
+              </w:rPr>
+              <w:t xml:space="preserve">Change the live carbon price in the mitigation prototype to &lt;x&gt; USD/tCO2 in &lt;year&gt;, update the distribution module from it, and show me the effect by decile and the Gini change against the current values.</w:t>
+            </w:r>
+          </w:p>
+        </w:tc>
+      </w:tr>
+    </w:tbl>
+    <w:p>
+      <w:pPr>
+        <w:spacing w:after="80"/>
+      </w:pPr>
+    </w:p>
+    <w:p>
+      <w:pPr>
+        <w:spacing w:after="120"/>
+      </w:pPr>
+      <w:r>
+        <w:rPr>
+          <w:rFonts w:ascii="Arial" w:cs="Arial" w:eastAsia="Arial" w:hAnsi="Arial"/>
+          <w:sz w:val="21"/>
+          <w:szCs w:val="21"/>
+        </w:rPr>
+        <w:t xml:space="preserve">- Check it against legacy outputs</w:t>
+      </w:r>
+    </w:p>
+    <w:tbl>
+      <w:tblPr>
+        <w:tblW w:type="dxa" w:w="9360"/>
+        <w:tblBorders>
+          <w:top w:val="single" w:color="auto" w:sz="4"/>
+          <w:left w:val="single" w:color="auto" w:sz="4"/>
+          <w:bottom w:val="single" w:color="auto" w:sz="4"/>
+          <w:right w:val="single" w:color="auto" w:sz="4"/>
+          <w:insideH w:val="single" w:color="auto" w:sz="4"/>
+          <w:insideV w:val="single" w:color="auto" w:sz="4"/>
+        </w:tblBorders>
+      </w:tblPr>
+      <w:tblGrid>
+        <w:gridCol w:w="9360"/>
+      </w:tblGrid>
+      <w:tr>
+        <w:tc>
+          <w:tcPr>
+            <w:tcW w:type="dxa" w:w="9360"/>
+            <w:tcBorders>
+              <w:top w:val="single" w:color="BFBFBF" w:sz="6"/>
+              <w:left w:val="single" w:color="BFBFBF" w:sz="6"/>
+              <w:bottom w:val="single" w:color="BFBFBF" w:sz="6"/>
+              <w:right w:val="single" w:color="BFBFBF" w:sz="6"/>
+            </w:tcBorders>
+            <w:shd w:fill="F2F2F2" w:color="auto" w:val="clear"/>
+            <w:tcMar>
+              <w:top w:type="dxa" w:w="100"/>
+              <w:left w:type="dxa" w:w="140"/>
+              <w:bottom w:type="dxa" w:w="100"/>
+              <w:right w:type="dxa" w:w="140"/>
+            </w:tcMar>
+          </w:tcPr>
+          <w:p>
+            <w:pPr>
+              <w:spacing w:after="0"/>
+            </w:pPr>
+            <w:r>
+              <w:rPr>
+                <w:rFonts w:ascii="Consolas" w:cs="Consolas" w:eastAsia="Consolas" w:hAnsi="Consolas"/>
+                <w:sz w:val="18"/>
+                <w:szCs w:val="18"/>
+              </w:rPr>
+              <w:t xml:space="preserve">Check it against legacy outputs: compare the distribution module's results for Egypt with legacy 465's cached values, decile by decile in the analysis year (overall, urban, rural), and the MTOutputs distribution results. List every difference above 0.1% with its cause: a registered bug fix, a replicated issue, or unexplained (then find the cause).</w:t>
+            </w:r>
+          </w:p>
+        </w:tc>
+      </w:tr>
+    </w:tbl>
+    <w:p>
+      <w:pPr>
+        <w:spacing w:after="80"/>
+      </w:pPr>
+    </w:p>
+    <w:p>
+      <w:pPr>
+        <w:spacing w:after="120"/>
+      </w:pPr>
+      <w:r>
+        <w:rPr>
+          <w:rFonts w:ascii="Arial" w:cs="Arial" w:eastAsia="Arial" w:hAnsi="Arial"/>
+          <w:sz w:val="21"/>
+          <w:szCs w:val="21"/>
+        </w:rPr>
+        <w:t xml:space="preserve">- Produce a short PowerPoint, following the norms of the other documents</w:t>
+      </w:r>
+    </w:p>
+    <w:tbl>
+      <w:tblPr>
+        <w:tblW w:type="dxa" w:w="9360"/>
+        <w:tblBorders>
+          <w:top w:val="single" w:color="auto" w:sz="4"/>
+          <w:left w:val="single" w:color="auto" w:sz="4"/>
+          <w:bottom w:val="single" w:color="auto" w:sz="4"/>
+          <w:right w:val="single" w:color="auto" w:sz="4"/>
+          <w:insideH w:val="single" w:color="auto" w:sz="4"/>
+          <w:insideV w:val="single" w:color="auto" w:sz="4"/>
+        </w:tblBorders>
+      </w:tblPr>
+      <w:tblGrid>
+        <w:gridCol w:w="9360"/>
+      </w:tblGrid>
+      <w:tr>
+        <w:tc>
+          <w:tcPr>
+            <w:tcW w:type="dxa" w:w="9360"/>
+            <w:tcBorders>
+              <w:top w:val="single" w:color="BFBFBF" w:sz="6"/>
+              <w:left w:val="single" w:color="BFBFBF" w:sz="6"/>
+              <w:bottom w:val="single" w:color="BFBFBF" w:sz="6"/>
+              <w:right w:val="single" w:color="BFBFBF" w:sz="6"/>
+            </w:tcBorders>
+            <w:shd w:fill="F2F2F2" w:color="auto" w:val="clear"/>
+            <w:tcMar>
+              <w:top w:type="dxa" w:w="100"/>
+              <w:left w:type="dxa" w:w="140"/>
+              <w:bottom w:type="dxa" w:w="100"/>
+              <w:right w:type="dxa" w:w="140"/>
+            </w:tcMar>
+          </w:tcPr>
+          <w:p>
+            <w:pPr>
+              <w:spacing w:after="0"/>
+            </w:pPr>
+            <w:r>
+              <w:rPr>
+                <w:rFonts w:ascii="Consolas" w:cs="Consolas" w:eastAsia="Consolas" w:hAnsi="Consolas"/>
+                <w:sz w:val="18"/>
+                <w:szCs w:val="18"/>
+              </w:rPr>
+              <w:t xml:space="preserve">Produce a short PowerPoint (about 6 slides) on the distribution module: what it does, how it links to the other modules, the results for Egypt against legacy, the bugs fixed and issues replicated (codes), open decisions. Follow the norms of the other documents: the CPAT-AI Overview deck (`excel_ai/CPAT-AI_Overview_v&lt;version&gt;.pptx`, builder `excel_ai/mitigation/presentation/build_deck.js`), counts taken from the register, `NORMS.md` 5. Save it as `excel_ai/CPAT-AI_Distribution_Overview_v&lt;version&gt;.pptx`.</w:t>
+            </w:r>
+          </w:p>
+        </w:tc>
+      </w:tr>
+    </w:tbl>
+    <w:p>
+      <w:pPr>
+        <w:spacing w:after="80"/>
+      </w:pPr>
+    </w:p>
+    <w:p>
+      <w:pPr>
+        <w:spacing w:after="120"/>
+      </w:pPr>
+      <w:r>
+        <w:rPr>
+          <w:rFonts w:ascii="Arial" w:cs="Arial" w:eastAsia="Arial" w:hAnsi="Arial"/>
+          <w:sz w:val="21"/>
+          <w:szCs w:val="21"/>
+        </w:rPr>
+        <w:t xml:space="preserve">- Check that every bug found is in the registers</w:t>
+      </w:r>
+    </w:p>
+    <w:tbl>
+      <w:tblPr>
+        <w:tblW w:type="dxa" w:w="9360"/>
+        <w:tblBorders>
+          <w:top w:val="single" w:color="auto" w:sz="4"/>
+          <w:left w:val="single" w:color="auto" w:sz="4"/>
+          <w:bottom w:val="single" w:color="auto" w:sz="4"/>
+          <w:right w:val="single" w:color="auto" w:sz="4"/>
+          <w:insideH w:val="single" w:color="auto" w:sz="4"/>
+          <w:insideV w:val="single" w:color="auto" w:sz="4"/>
+        </w:tblBorders>
+      </w:tblPr>
+      <w:tblGrid>
+        <w:gridCol w:w="9360"/>
+      </w:tblGrid>
+      <w:tr>
+        <w:tc>
+          <w:tcPr>
+            <w:tcW w:type="dxa" w:w="9360"/>
+            <w:tcBorders>
+              <w:top w:val="single" w:color="BFBFBF" w:sz="6"/>
+              <w:left w:val="single" w:color="BFBFBF" w:sz="6"/>
+              <w:bottom w:val="single" w:color="BFBFBF" w:sz="6"/>
+              <w:right w:val="single" w:color="BFBFBF" w:sz="6"/>
+            </w:tcBorders>
+            <w:shd w:fill="F2F2F2" w:color="auto" w:val="clear"/>
+            <w:tcMar>
+              <w:top w:type="dxa" w:w="100"/>
+              <w:left w:type="dxa" w:w="140"/>
+              <w:bottom w:type="dxa" w:w="100"/>
+              <w:right w:type="dxa" w:w="140"/>
+            </w:tcMar>
+          </w:tcPr>
+          <w:p>
+            <w:pPr>
+              <w:spacing w:after="0"/>
+            </w:pPr>
+            <w:r>
+              <w:rPr>
+                <w:rFonts w:ascii="Consolas" w:cs="Consolas" w:eastAsia="Consolas" w:hAnsi="Consolas"/>
+                <w:sz w:val="18"/>
+                <w:szCs w:val="18"/>
+              </w:rPr>
+              <w:t xml:space="preserve">Check that every bug and issue you found is in the register (`excel_ai/mitigation/issues_register.py`, `make_legacy_fixes.py`), with its code, legacy cells and cross-references; regenerate `excel_ai/BUGS.md`, `excel_ai/ISSUES.md` and the tracker, and list what you added.</w:t>
+            </w:r>
+          </w:p>
+        </w:tc>
+      </w:tr>
+    </w:tbl>
+    <w:p>
+      <w:pPr>
+        <w:spacing w:after="80"/>
+      </w:pPr>
+    </w:p>
+    <w:p>
+      <w:pPr>
+        <w:spacing w:after="120"/>
+      </w:pPr>
+      <w:r>
+        <w:rPr>
+          <w:rFonts w:ascii="Arial" w:cs="Arial" w:eastAsia="Arial" w:hAnsi="Arial"/>
+          <w:sz w:val="21"/>
+          <w:szCs w:val="21"/>
+        </w:rPr>
+        <w:t xml:space="preserve">- Adjust what you do not like or what is missing</w:t>
+      </w:r>
+    </w:p>
+    <w:tbl>
+      <w:tblPr>
+        <w:tblW w:type="dxa" w:w="9360"/>
+        <w:tblBorders>
+          <w:top w:val="single" w:color="auto" w:sz="4"/>
+          <w:left w:val="single" w:color="auto" w:sz="4"/>
+          <w:bottom w:val="single" w:color="auto" w:sz="4"/>
+          <w:right w:val="single" w:color="auto" w:sz="4"/>
+          <w:insideH w:val="single" w:color="auto" w:sz="4"/>
+          <w:insideV w:val="single" w:color="auto" w:sz="4"/>
+        </w:tblBorders>
+      </w:tblPr>
+      <w:tblGrid>
+        <w:gridCol w:w="9360"/>
+      </w:tblGrid>
+      <w:tr>
+        <w:tc>
+          <w:tcPr>
+            <w:tcW w:type="dxa" w:w="9360"/>
+            <w:tcBorders>
+              <w:top w:val="single" w:color="BFBFBF" w:sz="6"/>
+              <w:left w:val="single" w:color="BFBFBF" w:sz="6"/>
+              <w:bottom w:val="single" w:color="BFBFBF" w:sz="6"/>
+              <w:right w:val="single" w:color="BFBFBF" w:sz="6"/>
+            </w:tcBorders>
+            <w:shd w:fill="F2F2F2" w:color="auto" w:val="clear"/>
+            <w:tcMar>
+              <w:top w:type="dxa" w:w="100"/>
+              <w:left w:type="dxa" w:w="140"/>
+              <w:bottom w:type="dxa" w:w="100"/>
+              <w:right w:type="dxa" w:w="140"/>
+            </w:tcMar>
+          </w:tcPr>
+          <w:p>
+            <w:pPr>
+              <w:spacing w:after="0"/>
+            </w:pPr>
+            <w:r>
+              <w:rPr>
+                <w:rFonts w:ascii="Consolas" w:cs="Consolas" w:eastAsia="Consolas" w:hAnsi="Consolas"/>
+                <w:sz w:val="18"/>
+                <w:szCs w:val="18"/>
+              </w:rPr>
+              <w:t xml:space="preserve">I found I don't like format (x) / you are lacking output (y): please adjust. Change the builder, not the built workbook; rebuild, rerun the check and show me the result.</w:t>
+            </w:r>
+          </w:p>
+        </w:tc>
+      </w:tr>
+    </w:tbl>
+    <w:p>
+      <w:pPr>
+        <w:spacing w:after="80"/>
+      </w:pPr>
     </w:p>
     <w:p>
       <w:pPr>

--- a/excel_ai/plans/prompts/CPAT-AI_HowTo_Distribution.docx
+++ b/excel_ai/plans/prompts/CPAT-AI_HowTo_Distribution.docx
@@ -46,38 +46,20 @@
           <w:sz w:val="30"/>
           <w:szCs w:val="30"/>
         </w:rPr>
-        <w:t xml:space="preserve">1. What this is</w:t>
-      </w:r>
-    </w:p>
-    <w:p>
-      <w:pPr>
-        <w:spacing w:after="120"/>
-      </w:pPr>
-      <w:r>
-        <w:rPr>
-          <w:rFonts w:ascii="Arial" w:cs="Arial" w:eastAsia="Arial" w:hAnsi="Arial"/>
-          <w:sz w:val="21"/>
-          <w:szCs w:val="21"/>
-        </w:rPr>
-        <w:t xml:space="preserve">The </w:t>
-      </w:r>
-      <w:r>
-        <w:rPr>
-          <w:rFonts w:ascii="Arial" w:cs="Arial" w:eastAsia="Arial" w:hAnsi="Arial"/>
-          <w:b/>
-          <w:bCs/>
-          <w:sz w:val="21"/>
-          <w:szCs w:val="21"/>
-        </w:rPr>
-        <w:t xml:space="preserve">distribution module</w:t>
-      </w:r>
-      <w:r>
-        <w:rPr>
-          <w:rFonts w:ascii="Arial" w:cs="Arial" w:eastAsia="Arial" w:hAnsi="Arial"/>
-          <w:sz w:val="21"/>
-          <w:szCs w:val="21"/>
-        </w:rPr>
-        <w:t xml:space="preserve"> already exists: </w:t>
+        <w:t xml:space="preserve">1. Example queries</w:t>
+      </w:r>
+    </w:p>
+    <w:p>
+      <w:pPr>
+        <w:spacing w:after="120"/>
+      </w:pPr>
+      <w:r>
+        <w:rPr>
+          <w:rFonts w:ascii="Arial" w:cs="Arial" w:eastAsia="Arial" w:hAnsi="Arial"/>
+          <w:sz w:val="21"/>
+          <w:szCs w:val="21"/>
+        </w:rPr>
+        <w:t xml:space="preserve">Short prompts to type into GitHub Copilot (Current checkout, Claude Opus, Interactive). The long instructions are in </w:t>
       </w:r>
       <w:r>
         <w:rPr>
@@ -85,15 +67,44 @@
           <w:sz w:val="19"/>
           <w:szCs w:val="19"/>
         </w:rPr>
-        <w:t xml:space="preserve">excel_ai/CPAT-AI-Distribution-Prototype_v0.1.3.xlsm</w:t>
-      </w:r>
-      <w:r>
-        <w:rPr>
-          <w:rFonts w:ascii="Arial" w:cs="Arial" w:eastAsia="Arial" w:hAnsi="Arial"/>
-          <w:sz w:val="21"/>
-          <w:szCs w:val="21"/>
-        </w:rPr>
-        <w:t xml:space="preserve">, household effects of a mitigation scenario by income decile in one analysis year, replicating the legacy </w:t>
+        <w:t xml:space="preserve">Distribution_module_prompt.md</w:t>
+      </w:r>
+      <w:r>
+        <w:rPr>
+          <w:rFonts w:ascii="Arial" w:cs="Arial" w:eastAsia="Arial" w:hAnsi="Arial"/>
+          <w:sz w:val="21"/>
+          <w:szCs w:val="21"/>
+        </w:rPr>
+        <w:t xml:space="preserve">; Copilot reads them from the repo, so you never paste them. Send one prompt, read the report, then send the next.</w:t>
+      </w:r>
+    </w:p>
+    <w:p>
+      <w:pPr>
+        <w:pStyle w:val="Heading2"/>
+        <w:spacing w:after="100" w:before="200"/>
+      </w:pPr>
+      <w:r>
+        <w:rPr>
+          <w:rFonts w:ascii="Arial" w:cs="Arial" w:eastAsia="Arial" w:hAnsi="Arial"/>
+          <w:b/>
+          <w:bCs/>
+          <w:sz w:val="24"/>
+          <w:szCs w:val="24"/>
+        </w:rPr>
+        <w:t xml:space="preserve">Starter (new session)</w:t>
+      </w:r>
+    </w:p>
+    <w:p>
+      <w:pPr>
+        <w:spacing w:after="120"/>
+      </w:pPr>
+      <w:r>
+        <w:rPr>
+          <w:rFonts w:ascii="Arial" w:cs="Arial" w:eastAsia="Arial" w:hAnsi="Arial"/>
+          <w:sz w:val="21"/>
+          <w:szCs w:val="21"/>
+        </w:rPr>
+        <w:t xml:space="preserve">Type </w:t>
       </w:r>
       <w:r>
         <w:rPr>
@@ -101,15 +112,82 @@
           <w:sz w:val="19"/>
           <w:szCs w:val="19"/>
         </w:rPr>
-        <w:t xml:space="preserve">Distribution</w:t>
-      </w:r>
-      <w:r>
-        <w:rPr>
-          <w:rFonts w:ascii="Arial" w:cs="Arial" w:eastAsia="Arial" w:hAnsi="Arial"/>
-          <w:sz w:val="21"/>
-          <w:szCs w:val="21"/>
-        </w:rPr>
-        <w:t xml:space="preserve"> sheet (bugs fixed and registered; issues replicated and registered). It is cut from the built mitigation prototype, so its formulas have one source (</w:t>
+        <w:t xml:space="preserve">@</w:t>
+      </w:r>
+      <w:r>
+        <w:rPr>
+          <w:rFonts w:ascii="Arial" w:cs="Arial" w:eastAsia="Arial" w:hAnsi="Arial"/>
+          <w:sz w:val="21"/>
+          <w:szCs w:val="21"/>
+        </w:rPr>
+        <w:t xml:space="preserve"> to attach the two files, then:</w:t>
+      </w:r>
+    </w:p>
+    <w:tbl>
+      <w:tblPr>
+        <w:tblW w:type="dxa" w:w="9360"/>
+        <w:tblBorders>
+          <w:top w:val="single" w:color="auto" w:sz="4"/>
+          <w:left w:val="single" w:color="auto" w:sz="4"/>
+          <w:bottom w:val="single" w:color="auto" w:sz="4"/>
+          <w:right w:val="single" w:color="auto" w:sz="4"/>
+          <w:insideH w:val="single" w:color="auto" w:sz="4"/>
+          <w:insideV w:val="single" w:color="auto" w:sz="4"/>
+        </w:tblBorders>
+      </w:tblPr>
+      <w:tblGrid>
+        <w:gridCol w:w="9360"/>
+      </w:tblGrid>
+      <w:tr>
+        <w:tc>
+          <w:tcPr>
+            <w:tcW w:type="dxa" w:w="9360"/>
+            <w:tcBorders>
+              <w:top w:val="single" w:color="BFBFBF" w:sz="6"/>
+              <w:left w:val="single" w:color="BFBFBF" w:sz="6"/>
+              <w:bottom w:val="single" w:color="BFBFBF" w:sz="6"/>
+              <w:right w:val="single" w:color="BFBFBF" w:sz="6"/>
+            </w:tcBorders>
+            <w:shd w:fill="F2F2F2" w:color="auto" w:val="clear"/>
+            <w:tcMar>
+              <w:top w:type="dxa" w:w="100"/>
+              <w:left w:type="dxa" w:w="140"/>
+              <w:bottom w:type="dxa" w:w="100"/>
+              <w:right w:type="dxa" w:w="140"/>
+            </w:tcMar>
+          </w:tcPr>
+          <w:p>
+            <w:pPr>
+              <w:spacing w:after="0"/>
+            </w:pPr>
+            <w:r>
+              <w:rPr>
+                <w:rFonts w:ascii="Consolas" w:cs="Consolas" w:eastAsia="Consolas" w:hAnsi="Consolas"/>
+                <w:sz w:val="18"/>
+                <w:szCs w:val="18"/>
+              </w:rPr>
+              <w:t xml:space="preserve">@AGENTS.md @excel_ai/plans/prompts/Distribution_module_prompt.md Follow these files. Do phase 0 only, then stop and report.</w:t>
+            </w:r>
+          </w:p>
+        </w:tc>
+      </w:tr>
+    </w:tbl>
+    <w:p>
+      <w:pPr>
+        <w:spacing w:after="80"/>
+      </w:pPr>
+    </w:p>
+    <w:p>
+      <w:pPr>
+        <w:spacing w:after="120"/>
+      </w:pPr>
+      <w:r>
+        <w:rPr>
+          <w:rFonts w:ascii="Arial" w:cs="Arial" w:eastAsia="Arial" w:hAnsi="Arial"/>
+          <w:sz w:val="21"/>
+          <w:szCs w:val="21"/>
+        </w:rPr>
+        <w:t xml:space="preserve">If </w:t>
       </w:r>
       <w:r>
         <w:rPr>
@@ -117,15 +195,15 @@
           <w:sz w:val="19"/>
           <w:szCs w:val="19"/>
         </w:rPr>
-        <w:t xml:space="preserve">excel_ai/mitigation/build.py</w:t>
-      </w:r>
-      <w:r>
-        <w:rPr>
-          <w:rFonts w:ascii="Arial" w:cs="Arial" w:eastAsia="Arial" w:hAnsi="Arial"/>
-          <w:sz w:val="21"/>
-          <w:szCs w:val="21"/>
-        </w:rPr>
-        <w:t xml:space="preserve">), and it reads Mitigation only through its tab </w:t>
+        <w:t xml:space="preserve">excel_ai/plans/prompts/</w:t>
+      </w:r>
+      <w:r>
+        <w:rPr>
+          <w:rFonts w:ascii="Arial" w:cs="Arial" w:eastAsia="Arial" w:hAnsi="Arial"/>
+          <w:sz w:val="21"/>
+          <w:szCs w:val="21"/>
+        </w:rPr>
+        <w:t xml:space="preserve"> is not in your checkout, double-click </w:t>
       </w:r>
       <w:r>
         <w:rPr>
@@ -133,15 +211,15 @@
           <w:sz w:val="19"/>
           <w:szCs w:val="19"/>
         </w:rPr>
-        <w:t xml:space="preserve">FromMitigation</w:t>
-      </w:r>
-      <w:r>
-        <w:rPr>
-          <w:rFonts w:ascii="Arial" w:cs="Arial" w:eastAsia="Arial" w:hAnsi="Arial"/>
-          <w:sz w:val="21"/>
-          <w:szCs w:val="21"/>
-        </w:rPr>
-        <w:t xml:space="preserve"> (section 19a of the mitigation workbook, defined name </w:t>
+        <w:t xml:space="preserve">SyncRepo.bat</w:t>
+      </w:r>
+      <w:r>
+        <w:rPr>
+          <w:rFonts w:ascii="Arial" w:cs="Arial" w:eastAsia="Arial" w:hAnsi="Arial"/>
+          <w:sz w:val="21"/>
+          <w:szCs w:val="21"/>
+        </w:rPr>
+        <w:t xml:space="preserve"> first; if it is still missing, paste the whole of </w:t>
       </w:r>
       <w:r>
         <w:rPr>
@@ -149,15 +227,15 @@
           <w:sz w:val="19"/>
           <w:szCs w:val="19"/>
         </w:rPr>
-        <w:t xml:space="preserve">ExportDistn</w:t>
-      </w:r>
-      <w:r>
-        <w:rPr>
-          <w:rFonts w:ascii="Arial" w:cs="Arial" w:eastAsia="Arial" w:hAnsi="Arial"/>
-          <w:sz w:val="21"/>
-          <w:szCs w:val="21"/>
-        </w:rPr>
-        <w:t xml:space="preserve">).</w:t>
+        <w:t xml:space="preserve">Distribution_module_prompt.md</w:t>
+      </w:r>
+      <w:r>
+        <w:rPr>
+          <w:rFonts w:ascii="Arial" w:cs="Arial" w:eastAsia="Arial" w:hAnsi="Arial"/>
+          <w:sz w:val="21"/>
+          <w:szCs w:val="21"/>
+        </w:rPr>
+        <w:t xml:space="preserve"> instead (Appendix A of the Word guide).</w:t>
       </w:r>
     </w:p>
     <w:p>
@@ -173,7 +251,20 @@
           <w:sz w:val="24"/>
           <w:szCs w:val="24"/>
         </w:rPr>
-        <w:t xml:space="preserve">1b. Using the module (no AI needed)</w:t>
+        <w:t xml:space="preserve">Starter queries</w:t>
+      </w:r>
+    </w:p>
+    <w:p>
+      <w:pPr>
+        <w:spacing w:after="120"/>
+      </w:pPr>
+      <w:r>
+        <w:rPr>
+          <w:rFonts w:ascii="Arial" w:cs="Arial" w:eastAsia="Arial" w:hAnsi="Arial"/>
+          <w:sz w:val="21"/>
+          <w:szCs w:val="21"/>
+        </w:rPr>
+        <w:t xml:space="preserve">One at a time, after the starter (or in a new session with the two files attached):</w:t>
       </w:r>
     </w:p>
     <w:p>
@@ -191,40 +282,62 @@
           <w:sz w:val="21"/>
           <w:szCs w:val="21"/>
         </w:rPr>
-        <w:t xml:space="preserve">Open </w:t>
-      </w:r>
-      <w:r>
-        <w:rPr>
-          <w:rFonts w:ascii="Consolas" w:cs="Consolas" w:eastAsia="Consolas" w:hAnsi="Consolas"/>
-          <w:sz w:val="19"/>
-          <w:szCs w:val="19"/>
-        </w:rPr>
-        <w:t xml:space="preserve">CPAT-AI-Mitigation-Prototype_latest.xlsm</w:t>
-      </w:r>
-      <w:r>
-        <w:rPr>
-          <w:rFonts w:ascii="Arial" w:cs="Arial" w:eastAsia="Arial" w:hAnsi="Arial"/>
-          <w:sz w:val="21"/>
-          <w:szCs w:val="21"/>
-        </w:rPr>
-        <w:t xml:space="preserve"> (in </w:t>
-      </w:r>
-      <w:r>
-        <w:rPr>
-          <w:rFonts w:ascii="Consolas" w:cs="Consolas" w:eastAsia="Consolas" w:hAnsi="Consolas"/>
-          <w:sz w:val="19"/>
-          <w:szCs w:val="19"/>
-        </w:rPr>
-        <w:t xml:space="preserve">excel_ai/permalink_countryeditable/</w:t>
-      </w:r>
-      <w:r>
-        <w:rPr>
-          <w:rFonts w:ascii="Arial" w:cs="Arial" w:eastAsia="Arial" w:hAnsi="Arial"/>
-          <w:sz w:val="21"/>
-          <w:szCs w:val="21"/>
-        </w:rPr>
-        <w:t xml:space="preserve">), define the scenario, click Recalculate now, and save it (or leave it open).</w:t>
-      </w:r>
+        <w:t xml:space="preserve">Review what already exists (the module is built)</w:t>
+      </w:r>
+    </w:p>
+    <w:tbl>
+      <w:tblPr>
+        <w:tblW w:type="dxa" w:w="9360"/>
+        <w:tblBorders>
+          <w:top w:val="single" w:color="auto" w:sz="4"/>
+          <w:left w:val="single" w:color="auto" w:sz="4"/>
+          <w:bottom w:val="single" w:color="auto" w:sz="4"/>
+          <w:right w:val="single" w:color="auto" w:sz="4"/>
+          <w:insideH w:val="single" w:color="auto" w:sz="4"/>
+          <w:insideV w:val="single" w:color="auto" w:sz="4"/>
+        </w:tblBorders>
+      </w:tblPr>
+      <w:tblGrid>
+        <w:gridCol w:w="9360"/>
+      </w:tblGrid>
+      <w:tr>
+        <w:tc>
+          <w:tcPr>
+            <w:tcW w:type="dxa" w:w="9360"/>
+            <w:tcBorders>
+              <w:top w:val="single" w:color="BFBFBF" w:sz="6"/>
+              <w:left w:val="single" w:color="BFBFBF" w:sz="6"/>
+              <w:bottom w:val="single" w:color="BFBFBF" w:sz="6"/>
+              <w:right w:val="single" w:color="BFBFBF" w:sz="6"/>
+            </w:tcBorders>
+            <w:shd w:fill="F2F2F2" w:color="auto" w:val="clear"/>
+            <w:tcMar>
+              <w:top w:type="dxa" w:w="100"/>
+              <w:left w:type="dxa" w:w="140"/>
+              <w:bottom w:type="dxa" w:w="100"/>
+              <w:right w:type="dxa" w:w="140"/>
+            </w:tcMar>
+          </w:tcPr>
+          <w:p>
+            <w:pPr>
+              <w:spacing w:after="0"/>
+            </w:pPr>
+            <w:r>
+              <w:rPr>
+                <w:rFonts w:ascii="Consolas" w:cs="Consolas" w:eastAsia="Consolas" w:hAnsi="Consolas"/>
+                <w:sz w:val="18"/>
+                <w:szCs w:val="18"/>
+              </w:rPr>
+              <w:t xml:space="preserve">@AGENTS.md @excel_ai/plans/prompts/Distribution_module_prompt.md The module exists (v0.1.3). Review it against `NORMS.md` section 9 and its README, run `check_distribution.py`, and report what is missing. Do phase 0 only, then stop and report.</w:t>
+            </w:r>
+          </w:p>
+        </w:tc>
+      </w:tr>
+    </w:tbl>
+    <w:p>
+      <w:pPr>
+        <w:spacing w:after="80"/>
+      </w:pPr>
     </w:p>
     <w:p>
       <w:pPr>
@@ -241,24 +354,62 @@
           <w:sz w:val="21"/>
           <w:szCs w:val="21"/>
         </w:rPr>
-        <w:t xml:space="preserve">Open </w:t>
-      </w:r>
-      <w:r>
-        <w:rPr>
-          <w:rFonts w:ascii="Consolas" w:cs="Consolas" w:eastAsia="Consolas" w:hAnsi="Consolas"/>
-          <w:sz w:val="19"/>
-          <w:szCs w:val="19"/>
-        </w:rPr>
-        <w:t xml:space="preserve">CPAT-AI-Distribution-Prototype_latest.xlsm</w:t>
-      </w:r>
-      <w:r>
-        <w:rPr>
-          <w:rFonts w:ascii="Arial" w:cs="Arial" w:eastAsia="Arial" w:hAnsi="Arial"/>
-          <w:sz w:val="21"/>
-          <w:szCs w:val="21"/>
-        </w:rPr>
-        <w:t xml:space="preserve"> from the same folder and enable macros.</w:t>
-      </w:r>
+        <w:t xml:space="preserve">Run a scenario end to end</w:t>
+      </w:r>
+    </w:p>
+    <w:tbl>
+      <w:tblPr>
+        <w:tblW w:type="dxa" w:w="9360"/>
+        <w:tblBorders>
+          <w:top w:val="single" w:color="auto" w:sz="4"/>
+          <w:left w:val="single" w:color="auto" w:sz="4"/>
+          <w:bottom w:val="single" w:color="auto" w:sz="4"/>
+          <w:right w:val="single" w:color="auto" w:sz="4"/>
+          <w:insideH w:val="single" w:color="auto" w:sz="4"/>
+          <w:insideV w:val="single" w:color="auto" w:sz="4"/>
+        </w:tblBorders>
+      </w:tblPr>
+      <w:tblGrid>
+        <w:gridCol w:w="9360"/>
+      </w:tblGrid>
+      <w:tr>
+        <w:tc>
+          <w:tcPr>
+            <w:tcW w:type="dxa" w:w="9360"/>
+            <w:tcBorders>
+              <w:top w:val="single" w:color="BFBFBF" w:sz="6"/>
+              <w:left w:val="single" w:color="BFBFBF" w:sz="6"/>
+              <w:bottom w:val="single" w:color="BFBFBF" w:sz="6"/>
+              <w:right w:val="single" w:color="BFBFBF" w:sz="6"/>
+            </w:tcBorders>
+            <w:shd w:fill="F2F2F2" w:color="auto" w:val="clear"/>
+            <w:tcMar>
+              <w:top w:type="dxa" w:w="100"/>
+              <w:left w:type="dxa" w:w="140"/>
+              <w:bottom w:type="dxa" w:w="100"/>
+              <w:right w:type="dxa" w:w="140"/>
+            </w:tcMar>
+          </w:tcPr>
+          <w:p>
+            <w:pPr>
+              <w:spacing w:after="0"/>
+            </w:pPr>
+            <w:r>
+              <w:rPr>
+                <w:rFonts w:ascii="Consolas" w:cs="Consolas" w:eastAsia="Consolas" w:hAnsi="Consolas"/>
+                <w:sz w:val="18"/>
+                <w:szCs w:val="18"/>
+              </w:rPr>
+              <w:t xml:space="preserve">Change the live carbon price in the mitigation prototype to &lt;x&gt; USD/tCO2 in &lt;year&gt;, update the distribution module from it, and show me the effect by decile and the Gini change against the current values.</w:t>
+            </w:r>
+          </w:p>
+        </w:tc>
+      </w:tr>
+    </w:tbl>
+    <w:p>
+      <w:pPr>
+        <w:spacing w:after="80"/>
+      </w:pPr>
     </w:p>
     <w:p>
       <w:pPr>
@@ -275,42 +426,62 @@
           <w:sz w:val="21"/>
           <w:szCs w:val="21"/>
         </w:rPr>
-        <w:t xml:space="preserve">On Cover, click </w:t>
-      </w:r>
-      <w:r>
-        <w:rPr>
-          <w:rFonts w:ascii="Arial" w:cs="Arial" w:eastAsia="Arial" w:hAnsi="Arial"/>
-          <w:b/>
-          <w:bCs/>
-          <w:sz w:val="21"/>
-          <w:szCs w:val="21"/>
-        </w:rPr>
-        <w:t xml:space="preserve">Update from Mitigation</w:t>
-      </w:r>
-      <w:r>
-        <w:rPr>
-          <w:rFonts w:ascii="Arial" w:cs="Arial" w:eastAsia="Arial" w:hAnsi="Arial"/>
-          <w:sz w:val="21"/>
-          <w:szCs w:val="21"/>
-        </w:rPr>
-        <w:t xml:space="preserve">: it copies section 19a of the mitigation workbook into </w:t>
-      </w:r>
-      <w:r>
-        <w:rPr>
-          <w:rFonts w:ascii="Consolas" w:cs="Consolas" w:eastAsia="Consolas" w:hAnsi="Consolas"/>
-          <w:sz w:val="19"/>
-          <w:szCs w:val="19"/>
-        </w:rPr>
-        <w:t xml:space="preserve">FromMitigation</w:t>
-      </w:r>
-      <w:r>
-        <w:rPr>
-          <w:rFonts w:ascii="Arial" w:cs="Arial" w:eastAsia="Arial" w:hAnsi="Arial"/>
-          <w:sz w:val="21"/>
-          <w:szCs w:val="21"/>
-        </w:rPr>
-        <w:t xml:space="preserve"> and recalculates. Cover shows the file used and its time.</w:t>
-      </w:r>
+        <w:t xml:space="preserve">Check it against legacy outputs</w:t>
+      </w:r>
+    </w:p>
+    <w:tbl>
+      <w:tblPr>
+        <w:tblW w:type="dxa" w:w="9360"/>
+        <w:tblBorders>
+          <w:top w:val="single" w:color="auto" w:sz="4"/>
+          <w:left w:val="single" w:color="auto" w:sz="4"/>
+          <w:bottom w:val="single" w:color="auto" w:sz="4"/>
+          <w:right w:val="single" w:color="auto" w:sz="4"/>
+          <w:insideH w:val="single" w:color="auto" w:sz="4"/>
+          <w:insideV w:val="single" w:color="auto" w:sz="4"/>
+        </w:tblBorders>
+      </w:tblPr>
+      <w:tblGrid>
+        <w:gridCol w:w="9360"/>
+      </w:tblGrid>
+      <w:tr>
+        <w:tc>
+          <w:tcPr>
+            <w:tcW w:type="dxa" w:w="9360"/>
+            <w:tcBorders>
+              <w:top w:val="single" w:color="BFBFBF" w:sz="6"/>
+              <w:left w:val="single" w:color="BFBFBF" w:sz="6"/>
+              <w:bottom w:val="single" w:color="BFBFBF" w:sz="6"/>
+              <w:right w:val="single" w:color="BFBFBF" w:sz="6"/>
+            </w:tcBorders>
+            <w:shd w:fill="F2F2F2" w:color="auto" w:val="clear"/>
+            <w:tcMar>
+              <w:top w:type="dxa" w:w="100"/>
+              <w:left w:type="dxa" w:w="140"/>
+              <w:bottom w:type="dxa" w:w="100"/>
+              <w:right w:type="dxa" w:w="140"/>
+            </w:tcMar>
+          </w:tcPr>
+          <w:p>
+            <w:pPr>
+              <w:spacing w:after="0"/>
+            </w:pPr>
+            <w:r>
+              <w:rPr>
+                <w:rFonts w:ascii="Consolas" w:cs="Consolas" w:eastAsia="Consolas" w:hAnsi="Consolas"/>
+                <w:sz w:val="18"/>
+                <w:szCs w:val="18"/>
+              </w:rPr>
+              <w:t xml:space="preserve">Check it against legacy outputs: compare the distribution module's results for Egypt with legacy 465's cached values, decile by decile in the analysis year (overall, urban, rural), and the MTOutputs distribution results. List every difference above 0.1% with its cause: a registered bug fix, a replicated issue, or unexplained (then find the cause).</w:t>
+            </w:r>
+          </w:p>
+        </w:tc>
+      </w:tr>
+    </w:tbl>
+    <w:p>
+      <w:pPr>
+        <w:spacing w:after="80"/>
+      </w:pPr>
     </w:p>
     <w:p>
       <w:pPr>
@@ -327,24 +498,62 @@
           <w:sz w:val="21"/>
           <w:szCs w:val="21"/>
         </w:rPr>
-        <w:t xml:space="preserve">Read the results on </w:t>
-      </w:r>
-      <w:r>
-        <w:rPr>
-          <w:rFonts w:ascii="Consolas" w:cs="Consolas" w:eastAsia="Consolas" w:hAnsi="Consolas"/>
-          <w:sz w:val="19"/>
-          <w:szCs w:val="19"/>
-        </w:rPr>
-        <w:t xml:space="preserve">Distribution</w:t>
-      </w:r>
-      <w:r>
-        <w:rPr>
-          <w:rFonts w:ascii="Arial" w:cs="Arial" w:eastAsia="Arial" w:hAnsi="Arial"/>
-          <w:sz w:val="21"/>
-          <w:szCs w:val="21"/>
-        </w:rPr>
-        <w:t xml:space="preserve"> (one column group per scenario, deciles across).</w:t>
-      </w:r>
+        <w:t xml:space="preserve">Produce a short PowerPoint, following the norms of the other documents</w:t>
+      </w:r>
+    </w:p>
+    <w:tbl>
+      <w:tblPr>
+        <w:tblW w:type="dxa" w:w="9360"/>
+        <w:tblBorders>
+          <w:top w:val="single" w:color="auto" w:sz="4"/>
+          <w:left w:val="single" w:color="auto" w:sz="4"/>
+          <w:bottom w:val="single" w:color="auto" w:sz="4"/>
+          <w:right w:val="single" w:color="auto" w:sz="4"/>
+          <w:insideH w:val="single" w:color="auto" w:sz="4"/>
+          <w:insideV w:val="single" w:color="auto" w:sz="4"/>
+        </w:tblBorders>
+      </w:tblPr>
+      <w:tblGrid>
+        <w:gridCol w:w="9360"/>
+      </w:tblGrid>
+      <w:tr>
+        <w:tc>
+          <w:tcPr>
+            <w:tcW w:type="dxa" w:w="9360"/>
+            <w:tcBorders>
+              <w:top w:val="single" w:color="BFBFBF" w:sz="6"/>
+              <w:left w:val="single" w:color="BFBFBF" w:sz="6"/>
+              <w:bottom w:val="single" w:color="BFBFBF" w:sz="6"/>
+              <w:right w:val="single" w:color="BFBFBF" w:sz="6"/>
+            </w:tcBorders>
+            <w:shd w:fill="F2F2F2" w:color="auto" w:val="clear"/>
+            <w:tcMar>
+              <w:top w:type="dxa" w:w="100"/>
+              <w:left w:type="dxa" w:w="140"/>
+              <w:bottom w:type="dxa" w:w="100"/>
+              <w:right w:type="dxa" w:w="140"/>
+            </w:tcMar>
+          </w:tcPr>
+          <w:p>
+            <w:pPr>
+              <w:spacing w:after="0"/>
+            </w:pPr>
+            <w:r>
+              <w:rPr>
+                <w:rFonts w:ascii="Consolas" w:cs="Consolas" w:eastAsia="Consolas" w:hAnsi="Consolas"/>
+                <w:sz w:val="18"/>
+                <w:szCs w:val="18"/>
+              </w:rPr>
+              <w:t xml:space="preserve">Produce a short PowerPoint (about 6 slides) on the distribution module: what it does, how it links to the other modules, the results for Egypt against legacy, the bugs fixed and issues replicated (codes), open decisions. Follow the norms of the other documents: the CPAT-AI Overview deck (`excel_ai/CPAT-AI_Overview_v&lt;version&gt;.pptx`, builder `excel_ai/mitigation/presentation/build_deck.js`), counts taken from the register, `NORMS.md` 5. Save it as `excel_ai/CPAT-AI_Distribution_Overview_v&lt;version&gt;.pptx`.</w:t>
+            </w:r>
+          </w:p>
+        </w:tc>
+      </w:tr>
+    </w:tbl>
+    <w:p>
+      <w:pPr>
+        <w:spacing w:after="80"/>
+      </w:pPr>
     </w:p>
     <w:p>
       <w:pPr>
@@ -352,6 +561,1089 @@
         <w:numPr>
           <w:ilvl w:val="0"/>
           <w:numId w:val="2"/>
+        </w:numPr>
+        <w:spacing w:after="60"/>
+      </w:pPr>
+      <w:r>
+        <w:rPr>
+          <w:rFonts w:ascii="Arial" w:cs="Arial" w:eastAsia="Arial" w:hAnsi="Arial"/>
+          <w:sz w:val="21"/>
+          <w:szCs w:val="21"/>
+        </w:rPr>
+        <w:t xml:space="preserve">Check that every bug found is in the registers</w:t>
+      </w:r>
+    </w:p>
+    <w:tbl>
+      <w:tblPr>
+        <w:tblW w:type="dxa" w:w="9360"/>
+        <w:tblBorders>
+          <w:top w:val="single" w:color="auto" w:sz="4"/>
+          <w:left w:val="single" w:color="auto" w:sz="4"/>
+          <w:bottom w:val="single" w:color="auto" w:sz="4"/>
+          <w:right w:val="single" w:color="auto" w:sz="4"/>
+          <w:insideH w:val="single" w:color="auto" w:sz="4"/>
+          <w:insideV w:val="single" w:color="auto" w:sz="4"/>
+        </w:tblBorders>
+      </w:tblPr>
+      <w:tblGrid>
+        <w:gridCol w:w="9360"/>
+      </w:tblGrid>
+      <w:tr>
+        <w:tc>
+          <w:tcPr>
+            <w:tcW w:type="dxa" w:w="9360"/>
+            <w:tcBorders>
+              <w:top w:val="single" w:color="BFBFBF" w:sz="6"/>
+              <w:left w:val="single" w:color="BFBFBF" w:sz="6"/>
+              <w:bottom w:val="single" w:color="BFBFBF" w:sz="6"/>
+              <w:right w:val="single" w:color="BFBFBF" w:sz="6"/>
+            </w:tcBorders>
+            <w:shd w:fill="F2F2F2" w:color="auto" w:val="clear"/>
+            <w:tcMar>
+              <w:top w:type="dxa" w:w="100"/>
+              <w:left w:type="dxa" w:w="140"/>
+              <w:bottom w:type="dxa" w:w="100"/>
+              <w:right w:type="dxa" w:w="140"/>
+            </w:tcMar>
+          </w:tcPr>
+          <w:p>
+            <w:pPr>
+              <w:spacing w:after="0"/>
+            </w:pPr>
+            <w:r>
+              <w:rPr>
+                <w:rFonts w:ascii="Consolas" w:cs="Consolas" w:eastAsia="Consolas" w:hAnsi="Consolas"/>
+                <w:sz w:val="18"/>
+                <w:szCs w:val="18"/>
+              </w:rPr>
+              <w:t xml:space="preserve">Check that every bug and issue you found is in the register (`excel_ai/mitigation/issues_register.py`, `make_legacy_fixes.py`), with its code, legacy cells and cross-references; regenerate `excel_ai/BUGS.md`, `excel_ai/ISSUES.md` and the tracker, and list what you added.</w:t>
+            </w:r>
+          </w:p>
+        </w:tc>
+      </w:tr>
+    </w:tbl>
+    <w:p>
+      <w:pPr>
+        <w:spacing w:after="80"/>
+      </w:pPr>
+    </w:p>
+    <w:p>
+      <w:pPr>
+        <w:pStyle w:val="ListParagraph"/>
+        <w:numPr>
+          <w:ilvl w:val="0"/>
+          <w:numId w:val="2"/>
+        </w:numPr>
+        <w:spacing w:after="60"/>
+      </w:pPr>
+      <w:r>
+        <w:rPr>
+          <w:rFonts w:ascii="Arial" w:cs="Arial" w:eastAsia="Arial" w:hAnsi="Arial"/>
+          <w:sz w:val="21"/>
+          <w:szCs w:val="21"/>
+        </w:rPr>
+        <w:t xml:space="preserve">Adjust what you do not like or what is missing</w:t>
+      </w:r>
+    </w:p>
+    <w:tbl>
+      <w:tblPr>
+        <w:tblW w:type="dxa" w:w="9360"/>
+        <w:tblBorders>
+          <w:top w:val="single" w:color="auto" w:sz="4"/>
+          <w:left w:val="single" w:color="auto" w:sz="4"/>
+          <w:bottom w:val="single" w:color="auto" w:sz="4"/>
+          <w:right w:val="single" w:color="auto" w:sz="4"/>
+          <w:insideH w:val="single" w:color="auto" w:sz="4"/>
+          <w:insideV w:val="single" w:color="auto" w:sz="4"/>
+        </w:tblBorders>
+      </w:tblPr>
+      <w:tblGrid>
+        <w:gridCol w:w="9360"/>
+      </w:tblGrid>
+      <w:tr>
+        <w:tc>
+          <w:tcPr>
+            <w:tcW w:type="dxa" w:w="9360"/>
+            <w:tcBorders>
+              <w:top w:val="single" w:color="BFBFBF" w:sz="6"/>
+              <w:left w:val="single" w:color="BFBFBF" w:sz="6"/>
+              <w:bottom w:val="single" w:color="BFBFBF" w:sz="6"/>
+              <w:right w:val="single" w:color="BFBFBF" w:sz="6"/>
+            </w:tcBorders>
+            <w:shd w:fill="F2F2F2" w:color="auto" w:val="clear"/>
+            <w:tcMar>
+              <w:top w:type="dxa" w:w="100"/>
+              <w:left w:type="dxa" w:w="140"/>
+              <w:bottom w:type="dxa" w:w="100"/>
+              <w:right w:type="dxa" w:w="140"/>
+            </w:tcMar>
+          </w:tcPr>
+          <w:p>
+            <w:pPr>
+              <w:spacing w:after="0"/>
+            </w:pPr>
+            <w:r>
+              <w:rPr>
+                <w:rFonts w:ascii="Consolas" w:cs="Consolas" w:eastAsia="Consolas" w:hAnsi="Consolas"/>
+                <w:sz w:val="18"/>
+                <w:szCs w:val="18"/>
+              </w:rPr>
+              <w:t xml:space="preserve">I found I don't like format (x) / you are lacking output (y): please adjust. Change the builder, not the built workbook; rebuild, rerun the check and show me the result.</w:t>
+            </w:r>
+          </w:p>
+        </w:tc>
+      </w:tr>
+    </w:tbl>
+    <w:p>
+      <w:pPr>
+        <w:spacing w:after="80"/>
+      </w:pPr>
+    </w:p>
+    <w:p>
+      <w:pPr>
+        <w:pStyle w:val="Heading2"/>
+        <w:spacing w:after="100" w:before="200"/>
+      </w:pPr>
+      <w:r>
+        <w:rPr>
+          <w:rFonts w:ascii="Arial" w:cs="Arial" w:eastAsia="Arial" w:hAnsi="Arial"/>
+          <w:b/>
+          <w:bCs/>
+          <w:sz w:val="24"/>
+          <w:szCs w:val="24"/>
+        </w:rPr>
+        <w:t xml:space="preserve">Next phases</w:t>
+      </w:r>
+    </w:p>
+    <w:tbl>
+      <w:tblPr>
+        <w:tblW w:type="dxa" w:w="9360"/>
+        <w:tblBorders>
+          <w:top w:val="single" w:color="auto" w:sz="4"/>
+          <w:left w:val="single" w:color="auto" w:sz="4"/>
+          <w:bottom w:val="single" w:color="auto" w:sz="4"/>
+          <w:right w:val="single" w:color="auto" w:sz="4"/>
+          <w:insideH w:val="single" w:color="auto" w:sz="4"/>
+          <w:insideV w:val="single" w:color="auto" w:sz="4"/>
+        </w:tblBorders>
+      </w:tblPr>
+      <w:tblGrid>
+        <w:gridCol w:w="9360"/>
+      </w:tblGrid>
+      <w:tr>
+        <w:tc>
+          <w:tcPr>
+            <w:tcW w:type="dxa" w:w="9360"/>
+            <w:tcBorders>
+              <w:top w:val="single" w:color="BFBFBF" w:sz="6"/>
+              <w:left w:val="single" w:color="BFBFBF" w:sz="6"/>
+              <w:bottom w:val="single" w:color="BFBFBF" w:sz="6"/>
+              <w:right w:val="single" w:color="BFBFBF" w:sz="6"/>
+            </w:tcBorders>
+            <w:shd w:fill="F2F2F2" w:color="auto" w:val="clear"/>
+            <w:tcMar>
+              <w:top w:type="dxa" w:w="100"/>
+              <w:left w:type="dxa" w:w="140"/>
+              <w:bottom w:type="dxa" w:w="100"/>
+              <w:right w:type="dxa" w:w="140"/>
+            </w:tcMar>
+          </w:tcPr>
+          <w:p>
+            <w:pPr>
+              <w:spacing w:after="0"/>
+            </w:pPr>
+            <w:r>
+              <w:rPr>
+                <w:rFonts w:ascii="Consolas" w:cs="Consolas" w:eastAsia="Consolas" w:hAnsi="Consolas"/>
+                <w:sz w:val="18"/>
+                <w:szCs w:val="18"/>
+              </w:rPr>
+              <w:t xml:space="preserve">Go ahead with phase 1.</w:t>
+            </w:r>
+          </w:p>
+        </w:tc>
+      </w:tr>
+    </w:tbl>
+    <w:p>
+      <w:pPr>
+        <w:spacing w:after="80"/>
+      </w:pPr>
+    </w:p>
+    <w:tbl>
+      <w:tblPr>
+        <w:tblW w:type="dxa" w:w="9360"/>
+        <w:tblBorders>
+          <w:top w:val="single" w:color="auto" w:sz="4"/>
+          <w:left w:val="single" w:color="auto" w:sz="4"/>
+          <w:bottom w:val="single" w:color="auto" w:sz="4"/>
+          <w:right w:val="single" w:color="auto" w:sz="4"/>
+          <w:insideH w:val="single" w:color="auto" w:sz="4"/>
+          <w:insideV w:val="single" w:color="auto" w:sz="4"/>
+        </w:tblBorders>
+      </w:tblPr>
+      <w:tblGrid>
+        <w:gridCol w:w="9360"/>
+      </w:tblGrid>
+      <w:tr>
+        <w:tc>
+          <w:tcPr>
+            <w:tcW w:type="dxa" w:w="9360"/>
+            <w:tcBorders>
+              <w:top w:val="single" w:color="BFBFBF" w:sz="6"/>
+              <w:left w:val="single" w:color="BFBFBF" w:sz="6"/>
+              <w:bottom w:val="single" w:color="BFBFBF" w:sz="6"/>
+              <w:right w:val="single" w:color="BFBFBF" w:sz="6"/>
+            </w:tcBorders>
+            <w:shd w:fill="F2F2F2" w:color="auto" w:val="clear"/>
+            <w:tcMar>
+              <w:top w:type="dxa" w:w="100"/>
+              <w:left w:type="dxa" w:w="140"/>
+              <w:bottom w:type="dxa" w:w="100"/>
+              <w:right w:type="dxa" w:w="140"/>
+            </w:tcMar>
+          </w:tcPr>
+          <w:p>
+            <w:pPr>
+              <w:spacing w:after="0"/>
+            </w:pPr>
+            <w:r>
+              <w:rPr>
+                <w:rFonts w:ascii="Consolas" w:cs="Consolas" w:eastAsia="Consolas" w:hAnsi="Consolas"/>
+                <w:sz w:val="18"/>
+                <w:szCs w:val="18"/>
+              </w:rPr>
+              <w:t xml:space="preserve">Go ahead with phase 2.</w:t>
+            </w:r>
+          </w:p>
+        </w:tc>
+      </w:tr>
+    </w:tbl>
+    <w:p>
+      <w:pPr>
+        <w:spacing w:after="80"/>
+      </w:pPr>
+    </w:p>
+    <w:tbl>
+      <w:tblPr>
+        <w:tblW w:type="dxa" w:w="9360"/>
+        <w:tblBorders>
+          <w:top w:val="single" w:color="auto" w:sz="4"/>
+          <w:left w:val="single" w:color="auto" w:sz="4"/>
+          <w:bottom w:val="single" w:color="auto" w:sz="4"/>
+          <w:right w:val="single" w:color="auto" w:sz="4"/>
+          <w:insideH w:val="single" w:color="auto" w:sz="4"/>
+          <w:insideV w:val="single" w:color="auto" w:sz="4"/>
+        </w:tblBorders>
+      </w:tblPr>
+      <w:tblGrid>
+        <w:gridCol w:w="9360"/>
+      </w:tblGrid>
+      <w:tr>
+        <w:tc>
+          <w:tcPr>
+            <w:tcW w:type="dxa" w:w="9360"/>
+            <w:tcBorders>
+              <w:top w:val="single" w:color="BFBFBF" w:sz="6"/>
+              <w:left w:val="single" w:color="BFBFBF" w:sz="6"/>
+              <w:bottom w:val="single" w:color="BFBFBF" w:sz="6"/>
+              <w:right w:val="single" w:color="BFBFBF" w:sz="6"/>
+            </w:tcBorders>
+            <w:shd w:fill="F2F2F2" w:color="auto" w:val="clear"/>
+            <w:tcMar>
+              <w:top w:type="dxa" w:w="100"/>
+              <w:left w:type="dxa" w:w="140"/>
+              <w:bottom w:type="dxa" w:w="100"/>
+              <w:right w:type="dxa" w:w="140"/>
+            </w:tcMar>
+          </w:tcPr>
+          <w:p>
+            <w:pPr>
+              <w:spacing w:after="0"/>
+            </w:pPr>
+            <w:r>
+              <w:rPr>
+                <w:rFonts w:ascii="Consolas" w:cs="Consolas" w:eastAsia="Consolas" w:hAnsi="Consolas"/>
+                <w:sz w:val="18"/>
+                <w:szCs w:val="18"/>
+              </w:rPr>
+              <w:t xml:space="preserve">Go ahead with phase 3.</w:t>
+            </w:r>
+          </w:p>
+        </w:tc>
+      </w:tr>
+    </w:tbl>
+    <w:p>
+      <w:pPr>
+        <w:spacing w:after="80"/>
+      </w:pPr>
+    </w:p>
+    <w:p>
+      <w:pPr>
+        <w:pStyle w:val="Heading2"/>
+        <w:spacing w:after="100" w:before="200"/>
+      </w:pPr>
+      <w:r>
+        <w:rPr>
+          <w:rFonts w:ascii="Arial" w:cs="Arial" w:eastAsia="Arial" w:hAnsi="Arial"/>
+          <w:b/>
+          <w:bCs/>
+          <w:sz w:val="24"/>
+          <w:szCs w:val="24"/>
+        </w:rPr>
+        <w:t xml:space="preserve">Example follow-ups</w:t>
+      </w:r>
+    </w:p>
+    <w:p>
+      <w:pPr>
+        <w:spacing w:after="120"/>
+      </w:pPr>
+      <w:r>
+        <w:rPr>
+          <w:rFonts w:ascii="Arial" w:cs="Arial" w:eastAsia="Arial" w:hAnsi="Arial"/>
+          <w:sz w:val="21"/>
+          <w:szCs w:val="21"/>
+        </w:rPr>
+        <w:t xml:space="preserve">Look at one result:</w:t>
+      </w:r>
+    </w:p>
+    <w:tbl>
+      <w:tblPr>
+        <w:tblW w:type="dxa" w:w="9360"/>
+        <w:tblBorders>
+          <w:top w:val="single" w:color="auto" w:sz="4"/>
+          <w:left w:val="single" w:color="auto" w:sz="4"/>
+          <w:bottom w:val="single" w:color="auto" w:sz="4"/>
+          <w:right w:val="single" w:color="auto" w:sz="4"/>
+          <w:insideH w:val="single" w:color="auto" w:sz="4"/>
+          <w:insideV w:val="single" w:color="auto" w:sz="4"/>
+        </w:tblBorders>
+      </w:tblPr>
+      <w:tblGrid>
+        <w:gridCol w:w="9360"/>
+      </w:tblGrid>
+      <w:tr>
+        <w:tc>
+          <w:tcPr>
+            <w:tcW w:type="dxa" w:w="9360"/>
+            <w:tcBorders>
+              <w:top w:val="single" w:color="BFBFBF" w:sz="6"/>
+              <w:left w:val="single" w:color="BFBFBF" w:sz="6"/>
+              <w:bottom w:val="single" w:color="BFBFBF" w:sz="6"/>
+              <w:right w:val="single" w:color="BFBFBF" w:sz="6"/>
+            </w:tcBorders>
+            <w:shd w:fill="F2F2F2" w:color="auto" w:val="clear"/>
+            <w:tcMar>
+              <w:top w:type="dxa" w:w="100"/>
+              <w:left w:type="dxa" w:w="140"/>
+              <w:bottom w:type="dxa" w:w="100"/>
+              <w:right w:type="dxa" w:w="140"/>
+            </w:tcMar>
+          </w:tcPr>
+          <w:p>
+            <w:pPr>
+              <w:spacing w:after="0"/>
+            </w:pPr>
+            <w:r>
+              <w:rPr>
+                <w:rFonts w:ascii="Consolas" w:cs="Consolas" w:eastAsia="Consolas" w:hAnsi="Consolas"/>
+                <w:sz w:val="18"/>
+                <w:szCs w:val="18"/>
+              </w:rPr>
+              <w:t xml:space="preserve">For Egypt, the live scenario, show me the total effect by decile (overall, urban, rural) and the Gini change, next to legacy 465's cached values, with the reason for each difference.</w:t>
+            </w:r>
+          </w:p>
+        </w:tc>
+      </w:tr>
+    </w:tbl>
+    <w:p>
+      <w:pPr>
+        <w:spacing w:after="80"/>
+      </w:pPr>
+    </w:p>
+    <w:p>
+      <w:pPr>
+        <w:spacing w:after="120"/>
+      </w:pPr>
+      <w:r>
+        <w:rPr>
+          <w:rFonts w:ascii="Arial" w:cs="Arial" w:eastAsia="Arial" w:hAnsi="Arial"/>
+          <w:sz w:val="21"/>
+          <w:szCs w:val="21"/>
+        </w:rPr>
+        <w:t xml:space="preserve">Check a legacy bug in the register:</w:t>
+      </w:r>
+    </w:p>
+    <w:tbl>
+      <w:tblPr>
+        <w:tblW w:type="dxa" w:w="9360"/>
+        <w:tblBorders>
+          <w:top w:val="single" w:color="auto" w:sz="4"/>
+          <w:left w:val="single" w:color="auto" w:sz="4"/>
+          <w:bottom w:val="single" w:color="auto" w:sz="4"/>
+          <w:right w:val="single" w:color="auto" w:sz="4"/>
+          <w:insideH w:val="single" w:color="auto" w:sz="4"/>
+          <w:insideV w:val="single" w:color="auto" w:sz="4"/>
+        </w:tblBorders>
+      </w:tblPr>
+      <w:tblGrid>
+        <w:gridCol w:w="9360"/>
+      </w:tblGrid>
+      <w:tr>
+        <w:tc>
+          <w:tcPr>
+            <w:tcW w:type="dxa" w:w="9360"/>
+            <w:tcBorders>
+              <w:top w:val="single" w:color="BFBFBF" w:sz="6"/>
+              <w:left w:val="single" w:color="BFBFBF" w:sz="6"/>
+              <w:bottom w:val="single" w:color="BFBFBF" w:sz="6"/>
+              <w:right w:val="single" w:color="BFBFBF" w:sz="6"/>
+            </w:tcBorders>
+            <w:shd w:fill="F2F2F2" w:color="auto" w:val="clear"/>
+            <w:tcMar>
+              <w:top w:type="dxa" w:w="100"/>
+              <w:left w:type="dxa" w:w="140"/>
+              <w:bottom w:type="dxa" w:w="100"/>
+              <w:right w:type="dxa" w:w="140"/>
+            </w:tcMar>
+          </w:tcPr>
+          <w:p>
+            <w:pPr>
+              <w:spacing w:after="0"/>
+            </w:pPr>
+            <w:r>
+              <w:rPr>
+                <w:rFonts w:ascii="Consolas" w:cs="Consolas" w:eastAsia="Consolas" w:hAnsi="Consolas"/>
+                <w:sz w:val="18"/>
+                <w:szCs w:val="18"/>
+              </w:rPr>
+              <w:t xml:space="preserve">Show me register item &lt;code&gt;: the legacy cells, what legacy computes, what the module computes and the effect on deciles 1 and 10. Is it a bug or an issue under NORMS.md section 0?</w:t>
+            </w:r>
+          </w:p>
+        </w:tc>
+      </w:tr>
+    </w:tbl>
+    <w:p>
+      <w:pPr>
+        <w:spacing w:after="80"/>
+      </w:pPr>
+    </w:p>
+    <w:p>
+      <w:pPr>
+        <w:spacing w:after="120"/>
+      </w:pPr>
+      <w:r>
+        <w:rPr>
+          <w:rFonts w:ascii="Arial" w:cs="Arial" w:eastAsia="Arial" w:hAnsi="Arial"/>
+          <w:sz w:val="21"/>
+          <w:szCs w:val="21"/>
+        </w:rPr>
+        <w:t xml:space="preserve">Change a distribution setting (the formula source is excel_ai/mitigation/build.py):</w:t>
+      </w:r>
+    </w:p>
+    <w:tbl>
+      <w:tblPr>
+        <w:tblW w:type="dxa" w:w="9360"/>
+        <w:tblBorders>
+          <w:top w:val="single" w:color="auto" w:sz="4"/>
+          <w:left w:val="single" w:color="auto" w:sz="4"/>
+          <w:bottom w:val="single" w:color="auto" w:sz="4"/>
+          <w:right w:val="single" w:color="auto" w:sz="4"/>
+          <w:insideH w:val="single" w:color="auto" w:sz="4"/>
+          <w:insideV w:val="single" w:color="auto" w:sz="4"/>
+        </w:tblBorders>
+      </w:tblPr>
+      <w:tblGrid>
+        <w:gridCol w:w="9360"/>
+      </w:tblGrid>
+      <w:tr>
+        <w:tc>
+          <w:tcPr>
+            <w:tcW w:type="dxa" w:w="9360"/>
+            <w:tcBorders>
+              <w:top w:val="single" w:color="BFBFBF" w:sz="6"/>
+              <w:left w:val="single" w:color="BFBFBF" w:sz="6"/>
+              <w:bottom w:val="single" w:color="BFBFBF" w:sz="6"/>
+              <w:right w:val="single" w:color="BFBFBF" w:sz="6"/>
+            </w:tcBorders>
+            <w:shd w:fill="F2F2F2" w:color="auto" w:val="clear"/>
+            <w:tcMar>
+              <w:top w:type="dxa" w:w="100"/>
+              <w:left w:type="dxa" w:w="140"/>
+              <w:bottom w:type="dxa" w:w="100"/>
+              <w:right w:type="dxa" w:w="140"/>
+            </w:tcMar>
+          </w:tcPr>
+          <w:p>
+            <w:pPr>
+              <w:spacing w:after="0"/>
+            </w:pPr>
+            <w:r>
+              <w:rPr>
+                <w:rFonts w:ascii="Consolas" w:cs="Consolas" w:eastAsia="Consolas" w:hAnsi="Consolas"/>
+                <w:sz w:val="18"/>
+                <w:szCs w:val="18"/>
+              </w:rPr>
+              <w:t xml:space="preserve">&lt;describe the change&gt;. Change it in excel_ai/mitigation/build.py, rebuild the prototype, rebuild the module, run check_distribution.py and show me the result.</w:t>
+            </w:r>
+          </w:p>
+        </w:tc>
+      </w:tr>
+    </w:tbl>
+    <w:p>
+      <w:pPr>
+        <w:spacing w:after="80"/>
+      </w:pPr>
+    </w:p>
+    <w:p>
+      <w:pPr>
+        <w:spacing w:after="120"/>
+      </w:pPr>
+      <w:r>
+        <w:rPr>
+          <w:rFonts w:ascii="Arial" w:cs="Arial" w:eastAsia="Arial" w:hAnsi="Arial"/>
+          <w:sz w:val="21"/>
+          <w:szCs w:val="21"/>
+        </w:rPr>
+        <w:t xml:space="preserve">When a check fails:</w:t>
+      </w:r>
+    </w:p>
+    <w:tbl>
+      <w:tblPr>
+        <w:tblW w:type="dxa" w:w="9360"/>
+        <w:tblBorders>
+          <w:top w:val="single" w:color="auto" w:sz="4"/>
+          <w:left w:val="single" w:color="auto" w:sz="4"/>
+          <w:bottom w:val="single" w:color="auto" w:sz="4"/>
+          <w:right w:val="single" w:color="auto" w:sz="4"/>
+          <w:insideH w:val="single" w:color="auto" w:sz="4"/>
+          <w:insideV w:val="single" w:color="auto" w:sz="4"/>
+        </w:tblBorders>
+      </w:tblPr>
+      <w:tblGrid>
+        <w:gridCol w:w="9360"/>
+      </w:tblGrid>
+      <w:tr>
+        <w:tc>
+          <w:tcPr>
+            <w:tcW w:type="dxa" w:w="9360"/>
+            <w:tcBorders>
+              <w:top w:val="single" w:color="BFBFBF" w:sz="6"/>
+              <w:left w:val="single" w:color="BFBFBF" w:sz="6"/>
+              <w:bottom w:val="single" w:color="BFBFBF" w:sz="6"/>
+              <w:right w:val="single" w:color="BFBFBF" w:sz="6"/>
+            </w:tcBorders>
+            <w:shd w:fill="F2F2F2" w:color="auto" w:val="clear"/>
+            <w:tcMar>
+              <w:top w:type="dxa" w:w="100"/>
+              <w:left w:type="dxa" w:w="140"/>
+              <w:bottom w:type="dxa" w:w="100"/>
+              <w:right w:type="dxa" w:w="140"/>
+            </w:tcMar>
+          </w:tcPr>
+          <w:p>
+            <w:pPr>
+              <w:spacing w:after="0"/>
+            </w:pPr>
+            <w:r>
+              <w:rPr>
+                <w:rFonts w:ascii="Consolas" w:cs="Consolas" w:eastAsia="Consolas" w:hAnsi="Consolas"/>
+                <w:sz w:val="18"/>
+                <w:szCs w:val="18"/>
+              </w:rPr>
+              <w:t xml:space="preserve">check_distribution.py fails on &lt;name of the check&gt;. Find the cause, fix the builder (not the check), rebuild and run the check again. Tell me what was wrong.</w:t>
+            </w:r>
+          </w:p>
+        </w:tc>
+      </w:tr>
+    </w:tbl>
+    <w:p>
+      <w:pPr>
+        <w:spacing w:after="80"/>
+      </w:pPr>
+    </w:p>
+    <w:p>
+      <w:pPr>
+        <w:spacing w:after="120"/>
+      </w:pPr>
+      <w:r>
+        <w:rPr>
+          <w:rFonts w:ascii="Arial" w:cs="Arial" w:eastAsia="Arial" w:hAnsi="Arial"/>
+          <w:sz w:val="21"/>
+          <w:szCs w:val="21"/>
+        </w:rPr>
+        <w:t xml:space="preserve">Before you save:</w:t>
+      </w:r>
+    </w:p>
+    <w:tbl>
+      <w:tblPr>
+        <w:tblW w:type="dxa" w:w="9360"/>
+        <w:tblBorders>
+          <w:top w:val="single" w:color="auto" w:sz="4"/>
+          <w:left w:val="single" w:color="auto" w:sz="4"/>
+          <w:bottom w:val="single" w:color="auto" w:sz="4"/>
+          <w:right w:val="single" w:color="auto" w:sz="4"/>
+          <w:insideH w:val="single" w:color="auto" w:sz="4"/>
+          <w:insideV w:val="single" w:color="auto" w:sz="4"/>
+        </w:tblBorders>
+      </w:tblPr>
+      <w:tblGrid>
+        <w:gridCol w:w="9360"/>
+      </w:tblGrid>
+      <w:tr>
+        <w:tc>
+          <w:tcPr>
+            <w:tcW w:type="dxa" w:w="9360"/>
+            <w:tcBorders>
+              <w:top w:val="single" w:color="BFBFBF" w:sz="6"/>
+              <w:left w:val="single" w:color="BFBFBF" w:sz="6"/>
+              <w:bottom w:val="single" w:color="BFBFBF" w:sz="6"/>
+              <w:right w:val="single" w:color="BFBFBF" w:sz="6"/>
+            </w:tcBorders>
+            <w:shd w:fill="F2F2F2" w:color="auto" w:val="clear"/>
+            <w:tcMar>
+              <w:top w:type="dxa" w:w="100"/>
+              <w:left w:type="dxa" w:w="140"/>
+              <w:bottom w:type="dxa" w:w="100"/>
+              <w:right w:type="dxa" w:w="140"/>
+            </w:tcMar>
+          </w:tcPr>
+          <w:p>
+            <w:pPr>
+              <w:spacing w:after="0"/>
+            </w:pPr>
+            <w:r>
+              <w:rPr>
+                <w:rFonts w:ascii="Consolas" w:cs="Consolas" w:eastAsia="Consolas" w:hAnsi="Consolas"/>
+                <w:sz w:val="18"/>
+                <w:szCs w:val="18"/>
+              </w:rPr>
+              <w:t xml:space="preserve">Show me the changes before you save them. List every file you changed and why.</w:t>
+            </w:r>
+          </w:p>
+        </w:tc>
+      </w:tr>
+    </w:tbl>
+    <w:p>
+      <w:pPr>
+        <w:spacing w:after="80"/>
+      </w:pPr>
+    </w:p>
+    <w:p>
+      <w:pPr>
+        <w:spacing w:after="120"/>
+      </w:pPr>
+      <w:r>
+        <w:rPr>
+          <w:rFonts w:ascii="Arial" w:cs="Arial" w:eastAsia="Arial" w:hAnsi="Arial"/>
+          <w:sz w:val="21"/>
+          <w:szCs w:val="21"/>
+        </w:rPr>
+        <w:t xml:space="preserve">Resume later in a new session:</w:t>
+      </w:r>
+    </w:p>
+    <w:tbl>
+      <w:tblPr>
+        <w:tblW w:type="dxa" w:w="9360"/>
+        <w:tblBorders>
+          <w:top w:val="single" w:color="auto" w:sz="4"/>
+          <w:left w:val="single" w:color="auto" w:sz="4"/>
+          <w:bottom w:val="single" w:color="auto" w:sz="4"/>
+          <w:right w:val="single" w:color="auto" w:sz="4"/>
+          <w:insideH w:val="single" w:color="auto" w:sz="4"/>
+          <w:insideV w:val="single" w:color="auto" w:sz="4"/>
+        </w:tblBorders>
+      </w:tblPr>
+      <w:tblGrid>
+        <w:gridCol w:w="9360"/>
+      </w:tblGrid>
+      <w:tr>
+        <w:tc>
+          <w:tcPr>
+            <w:tcW w:type="dxa" w:w="9360"/>
+            <w:tcBorders>
+              <w:top w:val="single" w:color="BFBFBF" w:sz="6"/>
+              <w:left w:val="single" w:color="BFBFBF" w:sz="6"/>
+              <w:bottom w:val="single" w:color="BFBFBF" w:sz="6"/>
+              <w:right w:val="single" w:color="BFBFBF" w:sz="6"/>
+            </w:tcBorders>
+            <w:shd w:fill="F2F2F2" w:color="auto" w:val="clear"/>
+            <w:tcMar>
+              <w:top w:type="dxa" w:w="100"/>
+              <w:left w:type="dxa" w:w="140"/>
+              <w:bottom w:type="dxa" w:w="100"/>
+              <w:right w:type="dxa" w:w="140"/>
+            </w:tcMar>
+          </w:tcPr>
+          <w:p>
+            <w:pPr>
+              <w:spacing w:after="0"/>
+            </w:pPr>
+            <w:r>
+              <w:rPr>
+                <w:rFonts w:ascii="Consolas" w:cs="Consolas" w:eastAsia="Consolas" w:hAnsi="Consolas"/>
+                <w:sz w:val="18"/>
+                <w:szCs w:val="18"/>
+              </w:rPr>
+              <w:t xml:space="preserve">@AGENTS.md @excel_ai/plans/prompts/Distribution_module_prompt.md We are at phase &lt;n&gt;. Read the bottom of CAVEATS.md and the last report, then do phase &lt;n&gt; only and stop.</w:t>
+            </w:r>
+          </w:p>
+        </w:tc>
+      </w:tr>
+    </w:tbl>
+    <w:p>
+      <w:pPr>
+        <w:spacing w:after="80"/>
+      </w:pPr>
+    </w:p>
+    <w:p>
+      <w:pPr>
+        <w:spacing w:after="120"/>
+      </w:pPr>
+      <w:r>
+        <w:rPr>
+          <w:rFonts w:ascii="Arial" w:cs="Arial" w:eastAsia="Arial" w:hAnsi="Arial"/>
+          <w:sz w:val="21"/>
+          <w:szCs w:val="21"/>
+        </w:rPr>
+        <w:t xml:space="preserve">Then save to GitHub: close the workbooks and double-click </w:t>
+      </w:r>
+      <w:r>
+        <w:rPr>
+          <w:rFonts w:ascii="Consolas" w:cs="Consolas" w:eastAsia="Consolas" w:hAnsi="Consolas"/>
+          <w:sz w:val="19"/>
+          <w:szCs w:val="19"/>
+        </w:rPr>
+        <w:t xml:space="preserve">SyncRepo.bat</w:t>
+      </w:r>
+      <w:r>
+        <w:rPr>
+          <w:rFonts w:ascii="Arial" w:cs="Arial" w:eastAsia="Arial" w:hAnsi="Arial"/>
+          <w:sz w:val="21"/>
+          <w:szCs w:val="21"/>
+        </w:rPr>
+        <w:t xml:space="preserve"> in the repo folder.</w:t>
+      </w:r>
+    </w:p>
+    <w:p>
+      <w:pPr>
+        <w:pStyle w:val="Heading1"/>
+        <w:spacing w:after="120" w:before="280"/>
+      </w:pPr>
+      <w:r>
+        <w:rPr>
+          <w:rFonts w:ascii="Arial" w:cs="Arial" w:eastAsia="Arial" w:hAnsi="Arial"/>
+          <w:b/>
+          <w:bCs/>
+          <w:color w:val="00AE49"/>
+          <w:sz w:val="30"/>
+          <w:szCs w:val="30"/>
+        </w:rPr>
+        <w:t xml:space="preserve">2. What this is</w:t>
+      </w:r>
+    </w:p>
+    <w:p>
+      <w:pPr>
+        <w:spacing w:after="120"/>
+      </w:pPr>
+      <w:r>
+        <w:rPr>
+          <w:rFonts w:ascii="Arial" w:cs="Arial" w:eastAsia="Arial" w:hAnsi="Arial"/>
+          <w:sz w:val="21"/>
+          <w:szCs w:val="21"/>
+        </w:rPr>
+        <w:t xml:space="preserve">The </w:t>
+      </w:r>
+      <w:r>
+        <w:rPr>
+          <w:rFonts w:ascii="Arial" w:cs="Arial" w:eastAsia="Arial" w:hAnsi="Arial"/>
+          <w:b/>
+          <w:bCs/>
+          <w:sz w:val="21"/>
+          <w:szCs w:val="21"/>
+        </w:rPr>
+        <w:t xml:space="preserve">distribution module</w:t>
+      </w:r>
+      <w:r>
+        <w:rPr>
+          <w:rFonts w:ascii="Arial" w:cs="Arial" w:eastAsia="Arial" w:hAnsi="Arial"/>
+          <w:sz w:val="21"/>
+          <w:szCs w:val="21"/>
+        </w:rPr>
+        <w:t xml:space="preserve"> already exists: </w:t>
+      </w:r>
+      <w:r>
+        <w:rPr>
+          <w:rFonts w:ascii="Consolas" w:cs="Consolas" w:eastAsia="Consolas" w:hAnsi="Consolas"/>
+          <w:sz w:val="19"/>
+          <w:szCs w:val="19"/>
+        </w:rPr>
+        <w:t xml:space="preserve">excel_ai/CPAT-AI-Distribution-Prototype_v0.1.3.xlsm</w:t>
+      </w:r>
+      <w:r>
+        <w:rPr>
+          <w:rFonts w:ascii="Arial" w:cs="Arial" w:eastAsia="Arial" w:hAnsi="Arial"/>
+          <w:sz w:val="21"/>
+          <w:szCs w:val="21"/>
+        </w:rPr>
+        <w:t xml:space="preserve">, household effects of a mitigation scenario by income decile in one analysis year, replicating the legacy </w:t>
+      </w:r>
+      <w:r>
+        <w:rPr>
+          <w:rFonts w:ascii="Consolas" w:cs="Consolas" w:eastAsia="Consolas" w:hAnsi="Consolas"/>
+          <w:sz w:val="19"/>
+          <w:szCs w:val="19"/>
+        </w:rPr>
+        <w:t xml:space="preserve">Distribution</w:t>
+      </w:r>
+      <w:r>
+        <w:rPr>
+          <w:rFonts w:ascii="Arial" w:cs="Arial" w:eastAsia="Arial" w:hAnsi="Arial"/>
+          <w:sz w:val="21"/>
+          <w:szCs w:val="21"/>
+        </w:rPr>
+        <w:t xml:space="preserve"> sheet (bugs fixed and registered; issues replicated and registered). It is cut from the built mitigation prototype, so its formulas have one source (</w:t>
+      </w:r>
+      <w:r>
+        <w:rPr>
+          <w:rFonts w:ascii="Consolas" w:cs="Consolas" w:eastAsia="Consolas" w:hAnsi="Consolas"/>
+          <w:sz w:val="19"/>
+          <w:szCs w:val="19"/>
+        </w:rPr>
+        <w:t xml:space="preserve">excel_ai/mitigation/build.py</w:t>
+      </w:r>
+      <w:r>
+        <w:rPr>
+          <w:rFonts w:ascii="Arial" w:cs="Arial" w:eastAsia="Arial" w:hAnsi="Arial"/>
+          <w:sz w:val="21"/>
+          <w:szCs w:val="21"/>
+        </w:rPr>
+        <w:t xml:space="preserve">), and it reads Mitigation only through its tab </w:t>
+      </w:r>
+      <w:r>
+        <w:rPr>
+          <w:rFonts w:ascii="Consolas" w:cs="Consolas" w:eastAsia="Consolas" w:hAnsi="Consolas"/>
+          <w:sz w:val="19"/>
+          <w:szCs w:val="19"/>
+        </w:rPr>
+        <w:t xml:space="preserve">FromMitigation</w:t>
+      </w:r>
+      <w:r>
+        <w:rPr>
+          <w:rFonts w:ascii="Arial" w:cs="Arial" w:eastAsia="Arial" w:hAnsi="Arial"/>
+          <w:sz w:val="21"/>
+          <w:szCs w:val="21"/>
+        </w:rPr>
+        <w:t xml:space="preserve"> (section 19a of the mitigation workbook, defined name </w:t>
+      </w:r>
+      <w:r>
+        <w:rPr>
+          <w:rFonts w:ascii="Consolas" w:cs="Consolas" w:eastAsia="Consolas" w:hAnsi="Consolas"/>
+          <w:sz w:val="19"/>
+          <w:szCs w:val="19"/>
+        </w:rPr>
+        <w:t xml:space="preserve">ExportDistn</w:t>
+      </w:r>
+      <w:r>
+        <w:rPr>
+          <w:rFonts w:ascii="Arial" w:cs="Arial" w:eastAsia="Arial" w:hAnsi="Arial"/>
+          <w:sz w:val="21"/>
+          <w:szCs w:val="21"/>
+        </w:rPr>
+        <w:t xml:space="preserve">).</w:t>
+      </w:r>
+    </w:p>
+    <w:p>
+      <w:pPr>
+        <w:pStyle w:val="Heading2"/>
+        <w:spacing w:after="100" w:before="200"/>
+      </w:pPr>
+      <w:r>
+        <w:rPr>
+          <w:rFonts w:ascii="Arial" w:cs="Arial" w:eastAsia="Arial" w:hAnsi="Arial"/>
+          <w:b/>
+          <w:bCs/>
+          <w:sz w:val="24"/>
+          <w:szCs w:val="24"/>
+        </w:rPr>
+        <w:t xml:space="preserve">2b. Using the module (no AI needed)</w:t>
+      </w:r>
+    </w:p>
+    <w:p>
+      <w:pPr>
+        <w:pStyle w:val="ListParagraph"/>
+        <w:numPr>
+          <w:ilvl w:val="0"/>
+          <w:numId w:val="3"/>
+        </w:numPr>
+        <w:spacing w:after="60"/>
+      </w:pPr>
+      <w:r>
+        <w:rPr>
+          <w:rFonts w:ascii="Arial" w:cs="Arial" w:eastAsia="Arial" w:hAnsi="Arial"/>
+          <w:sz w:val="21"/>
+          <w:szCs w:val="21"/>
+        </w:rPr>
+        <w:t xml:space="preserve">Open </w:t>
+      </w:r>
+      <w:r>
+        <w:rPr>
+          <w:rFonts w:ascii="Consolas" w:cs="Consolas" w:eastAsia="Consolas" w:hAnsi="Consolas"/>
+          <w:sz w:val="19"/>
+          <w:szCs w:val="19"/>
+        </w:rPr>
+        <w:t xml:space="preserve">CPAT-AI-Mitigation-Prototype_latest.xlsm</w:t>
+      </w:r>
+      <w:r>
+        <w:rPr>
+          <w:rFonts w:ascii="Arial" w:cs="Arial" w:eastAsia="Arial" w:hAnsi="Arial"/>
+          <w:sz w:val="21"/>
+          <w:szCs w:val="21"/>
+        </w:rPr>
+        <w:t xml:space="preserve"> (in </w:t>
+      </w:r>
+      <w:r>
+        <w:rPr>
+          <w:rFonts w:ascii="Consolas" w:cs="Consolas" w:eastAsia="Consolas" w:hAnsi="Consolas"/>
+          <w:sz w:val="19"/>
+          <w:szCs w:val="19"/>
+        </w:rPr>
+        <w:t xml:space="preserve">excel_ai/permalink_countryeditable/</w:t>
+      </w:r>
+      <w:r>
+        <w:rPr>
+          <w:rFonts w:ascii="Arial" w:cs="Arial" w:eastAsia="Arial" w:hAnsi="Arial"/>
+          <w:sz w:val="21"/>
+          <w:szCs w:val="21"/>
+        </w:rPr>
+        <w:t xml:space="preserve">), define the scenario, click Recalculate now, and save it (or leave it open).</w:t>
+      </w:r>
+    </w:p>
+    <w:p>
+      <w:pPr>
+        <w:pStyle w:val="ListParagraph"/>
+        <w:numPr>
+          <w:ilvl w:val="0"/>
+          <w:numId w:val="3"/>
+        </w:numPr>
+        <w:spacing w:after="60"/>
+      </w:pPr>
+      <w:r>
+        <w:rPr>
+          <w:rFonts w:ascii="Arial" w:cs="Arial" w:eastAsia="Arial" w:hAnsi="Arial"/>
+          <w:sz w:val="21"/>
+          <w:szCs w:val="21"/>
+        </w:rPr>
+        <w:t xml:space="preserve">Open </w:t>
+      </w:r>
+      <w:r>
+        <w:rPr>
+          <w:rFonts w:ascii="Consolas" w:cs="Consolas" w:eastAsia="Consolas" w:hAnsi="Consolas"/>
+          <w:sz w:val="19"/>
+          <w:szCs w:val="19"/>
+        </w:rPr>
+        <w:t xml:space="preserve">CPAT-AI-Distribution-Prototype_latest.xlsm</w:t>
+      </w:r>
+      <w:r>
+        <w:rPr>
+          <w:rFonts w:ascii="Arial" w:cs="Arial" w:eastAsia="Arial" w:hAnsi="Arial"/>
+          <w:sz w:val="21"/>
+          <w:szCs w:val="21"/>
+        </w:rPr>
+        <w:t xml:space="preserve"> from the same folder and enable macros.</w:t>
+      </w:r>
+    </w:p>
+    <w:p>
+      <w:pPr>
+        <w:pStyle w:val="ListParagraph"/>
+        <w:numPr>
+          <w:ilvl w:val="0"/>
+          <w:numId w:val="3"/>
+        </w:numPr>
+        <w:spacing w:after="60"/>
+      </w:pPr>
+      <w:r>
+        <w:rPr>
+          <w:rFonts w:ascii="Arial" w:cs="Arial" w:eastAsia="Arial" w:hAnsi="Arial"/>
+          <w:sz w:val="21"/>
+          <w:szCs w:val="21"/>
+        </w:rPr>
+        <w:t xml:space="preserve">On Cover, click </w:t>
+      </w:r>
+      <w:r>
+        <w:rPr>
+          <w:rFonts w:ascii="Arial" w:cs="Arial" w:eastAsia="Arial" w:hAnsi="Arial"/>
+          <w:b/>
+          <w:bCs/>
+          <w:sz w:val="21"/>
+          <w:szCs w:val="21"/>
+        </w:rPr>
+        <w:t xml:space="preserve">Update from Mitigation</w:t>
+      </w:r>
+      <w:r>
+        <w:rPr>
+          <w:rFonts w:ascii="Arial" w:cs="Arial" w:eastAsia="Arial" w:hAnsi="Arial"/>
+          <w:sz w:val="21"/>
+          <w:szCs w:val="21"/>
+        </w:rPr>
+        <w:t xml:space="preserve">: it copies section 19a of the mitigation workbook into </w:t>
+      </w:r>
+      <w:r>
+        <w:rPr>
+          <w:rFonts w:ascii="Consolas" w:cs="Consolas" w:eastAsia="Consolas" w:hAnsi="Consolas"/>
+          <w:sz w:val="19"/>
+          <w:szCs w:val="19"/>
+        </w:rPr>
+        <w:t xml:space="preserve">FromMitigation</w:t>
+      </w:r>
+      <w:r>
+        <w:rPr>
+          <w:rFonts w:ascii="Arial" w:cs="Arial" w:eastAsia="Arial" w:hAnsi="Arial"/>
+          <w:sz w:val="21"/>
+          <w:szCs w:val="21"/>
+        </w:rPr>
+        <w:t xml:space="preserve"> and recalculates. Cover shows the file used and its time.</w:t>
+      </w:r>
+    </w:p>
+    <w:p>
+      <w:pPr>
+        <w:pStyle w:val="ListParagraph"/>
+        <w:numPr>
+          <w:ilvl w:val="0"/>
+          <w:numId w:val="3"/>
+        </w:numPr>
+        <w:spacing w:after="60"/>
+      </w:pPr>
+      <w:r>
+        <w:rPr>
+          <w:rFonts w:ascii="Arial" w:cs="Arial" w:eastAsia="Arial" w:hAnsi="Arial"/>
+          <w:sz w:val="21"/>
+          <w:szCs w:val="21"/>
+        </w:rPr>
+        <w:t xml:space="preserve">Read the results on </w:t>
+      </w:r>
+      <w:r>
+        <w:rPr>
+          <w:rFonts w:ascii="Consolas" w:cs="Consolas" w:eastAsia="Consolas" w:hAnsi="Consolas"/>
+          <w:sz w:val="19"/>
+          <w:szCs w:val="19"/>
+        </w:rPr>
+        <w:t xml:space="preserve">Distribution</w:t>
+      </w:r>
+      <w:r>
+        <w:rPr>
+          <w:rFonts w:ascii="Arial" w:cs="Arial" w:eastAsia="Arial" w:hAnsi="Arial"/>
+          <w:sz w:val="21"/>
+          <w:szCs w:val="21"/>
+        </w:rPr>
+        <w:t xml:space="preserve"> (one column group per scenario, deciles across).</w:t>
+      </w:r>
+    </w:p>
+    <w:p>
+      <w:pPr>
+        <w:pStyle w:val="ListParagraph"/>
+        <w:numPr>
+          <w:ilvl w:val="0"/>
+          <w:numId w:val="3"/>
         </w:numPr>
         <w:spacing w:after="60"/>
       </w:pPr>
@@ -456,7 +1748,7 @@
           <w:sz w:val="24"/>
           <w:szCs w:val="24"/>
         </w:rPr>
-        <w:t xml:space="preserve">1c. What the prompt does</w:t>
+        <w:t xml:space="preserve">2c. What the prompt does</w:t>
       </w:r>
     </w:p>
     <w:p>
@@ -534,7 +1826,7 @@
           <w:sz w:val="30"/>
           <w:szCs w:val="30"/>
         </w:rPr>
-        <w:t xml:space="preserve">2. Before you start</w:t>
+        <w:t xml:space="preserve">3. Before you start</w:t>
       </w:r>
     </w:p>
     <w:p>
@@ -542,7 +1834,7 @@
         <w:pStyle w:val="ListParagraph"/>
         <w:numPr>
           <w:ilvl w:val="0"/>
-          <w:numId w:val="3"/>
+          <w:numId w:val="2"/>
         </w:numPr>
         <w:spacing w:after="60"/>
       </w:pPr>
@@ -592,7 +1884,7 @@
         <w:pStyle w:val="ListParagraph"/>
         <w:numPr>
           <w:ilvl w:val="0"/>
-          <w:numId w:val="3"/>
+          <w:numId w:val="2"/>
         </w:numPr>
         <w:spacing w:after="60"/>
       </w:pPr>
@@ -618,7 +1910,7 @@
           <w:sz w:val="21"/>
           <w:szCs w:val="21"/>
         </w:rPr>
-        <w:t xml:space="preserve"> once before you start (section 4).</w:t>
+        <w:t xml:space="preserve"> once before you start (section 5).</w:t>
       </w:r>
     </w:p>
     <w:p>
@@ -626,7 +1918,7 @@
         <w:pStyle w:val="ListParagraph"/>
         <w:numPr>
           <w:ilvl w:val="0"/>
-          <w:numId w:val="3"/>
+          <w:numId w:val="2"/>
         </w:numPr>
         <w:spacing w:after="60"/>
       </w:pPr>
@@ -652,7 +1944,7 @@
           <w:sz w:val="21"/>
           <w:szCs w:val="21"/>
         </w:rPr>
-        <w:t xml:space="preserve"> is in your checkout once the CPAT-AI branch that adds it is merged into main and you have synced; until then use Appendix A (the same text).</w:t>
+        <w:t xml:space="preserve"> is in your checkout after you sync (it is on main); if not, use Appendix A (the same text).</w:t>
       </w:r>
     </w:p>
     <w:p>
@@ -660,7 +1952,7 @@
         <w:pStyle w:val="ListParagraph"/>
         <w:numPr>
           <w:ilvl w:val="0"/>
-          <w:numId w:val="3"/>
+          <w:numId w:val="2"/>
         </w:numPr>
         <w:spacing w:after="60"/>
       </w:pPr>
@@ -694,7 +1986,7 @@
         <w:pStyle w:val="ListParagraph"/>
         <w:numPr>
           <w:ilvl w:val="0"/>
-          <w:numId w:val="3"/>
+          <w:numId w:val="2"/>
         </w:numPr>
         <w:spacing w:after="60"/>
       </w:pPr>
@@ -704,7 +1996,7 @@
           <w:sz w:val="21"/>
           <w:szCs w:val="21"/>
         </w:rPr>
-        <w:t xml:space="preserve">Victor and Faustyna: you do not need Copilot to use the module (section 1b). The prompt is for changes to it.</w:t>
+        <w:t xml:space="preserve">Victor and Faustyna: you do not need Copilot to use the module (section 2b). The prompt is for changes to it.</w:t>
       </w:r>
     </w:p>
     <w:p>
@@ -744,7 +2036,7 @@
           <w:sz w:val="30"/>
           <w:szCs w:val="30"/>
         </w:rPr>
-        <w:t xml:space="preserve">3. Step by step in GitHub Copilot (local mode)</w:t>
+        <w:t xml:space="preserve">4. Step by step in GitHub Copilot (local mode)</w:t>
       </w:r>
     </w:p>
     <w:p>
@@ -791,7 +2083,7 @@
           <w:sz w:val="21"/>
           <w:szCs w:val="21"/>
         </w:rPr>
-        <w:t xml:space="preserve">, where you can open it in Excel, and you save it to GitHub yourself at the end (section 4).</w:t>
+        <w:t xml:space="preserve">, where you can open it in Excel, and you save it to GitHub yourself at the end (section 5).</w:t>
       </w:r>
     </w:p>
     <w:p>
@@ -1380,7 +2672,7 @@
           <w:sz w:val="21"/>
           <w:szCs w:val="21"/>
         </w:rPr>
-        <w:t xml:space="preserve"> and in Appendix B.</w:t>
+        <w:t xml:space="preserve"> and in section 1.</w:t>
       </w:r>
     </w:p>
     <w:p>
@@ -2145,7 +3437,7 @@
           <w:sz w:val="21"/>
           <w:szCs w:val="21"/>
         </w:rPr>
-        <w:t xml:space="preserve">Appendix B</w:t>
+        <w:t xml:space="preserve">section 1</w:t>
       </w:r>
       <w:r>
         <w:rPr>
@@ -2296,7 +3588,7 @@
           <w:sz w:val="30"/>
           <w:szCs w:val="30"/>
         </w:rPr>
-        <w:t xml:space="preserve">4. When done: save to GitHub with SyncRepo.bat</w:t>
+        <w:t xml:space="preserve">5. When done: save to GitHub with SyncRepo.bat</w:t>
       </w:r>
     </w:p>
     <w:p>
@@ -2317,7 +3609,7 @@
         <w:pStyle w:val="ListParagraph"/>
         <w:numPr>
           <w:ilvl w:val="0"/>
-          <w:numId w:val="2"/>
+          <w:numId w:val="3"/>
         </w:numPr>
         <w:spacing w:after="60"/>
       </w:pPr>
@@ -2345,7 +3637,7 @@
         <w:pStyle w:val="ListParagraph"/>
         <w:numPr>
           <w:ilvl w:val="0"/>
-          <w:numId w:val="2"/>
+          <w:numId w:val="3"/>
         </w:numPr>
         <w:spacing w:after="60"/>
       </w:pPr>
@@ -2397,7 +3689,7 @@
         <w:pStyle w:val="ListParagraph"/>
         <w:numPr>
           <w:ilvl w:val="0"/>
-          <w:numId w:val="2"/>
+          <w:numId w:val="3"/>
         </w:numPr>
         <w:spacing w:after="60"/>
       </w:pPr>
@@ -2449,7 +3741,7 @@
         <w:pStyle w:val="ListParagraph"/>
         <w:numPr>
           <w:ilvl w:val="0"/>
-          <w:numId w:val="2"/>
+          <w:numId w:val="3"/>
         </w:numPr>
         <w:spacing w:after="60"/>
       </w:pPr>
@@ -2483,7 +3775,7 @@
         <w:pStyle w:val="ListParagraph"/>
         <w:numPr>
           <w:ilvl w:val="0"/>
-          <w:numId w:val="2"/>
+          <w:numId w:val="3"/>
         </w:numPr>
         <w:spacing w:after="60"/>
       </w:pPr>
@@ -2535,7 +3827,7 @@
         <w:pStyle w:val="ListParagraph"/>
         <w:numPr>
           <w:ilvl w:val="0"/>
-          <w:numId w:val="2"/>
+          <w:numId w:val="3"/>
         </w:numPr>
         <w:spacing w:after="60"/>
       </w:pPr>
@@ -2774,6 +4066,217 @@
           <w:szCs w:val="21"/>
         </w:rPr>
         <w:t xml:space="preserve"> or a failed push, use GitHub Desktop (Setup guide, Part 4) or ask Copilot to resolve the merge; for a binary file (Excel, Word) keep one whole version.</w:t>
+      </w:r>
+    </w:p>
+    <w:p>
+      <w:pPr>
+        <w:pStyle w:val="Heading1"/>
+        <w:spacing w:after="120" w:before="280"/>
+      </w:pPr>
+      <w:r>
+        <w:rPr>
+          <w:rFonts w:ascii="Arial" w:cs="Arial" w:eastAsia="Arial" w:hAnsi="Arial"/>
+          <w:b/>
+          <w:bCs/>
+          <w:color w:val="00AE49"/>
+          <w:sz w:val="30"/>
+          <w:szCs w:val="30"/>
+        </w:rPr>
+        <w:t xml:space="preserve">6. The repo in brief (github.com/cpmodelai/cpat_ai)</w:t>
+      </w:r>
+    </w:p>
+    <w:p>
+      <w:pPr>
+        <w:spacing w:after="120"/>
+      </w:pPr>
+      <w:r>
+        <w:rPr>
+          <w:rFonts w:ascii="Arial" w:cs="Arial" w:eastAsia="Arial" w:hAnsi="Arial"/>
+          <w:sz w:val="21"/>
+          <w:szCs w:val="21"/>
+        </w:rPr>
+        <w:t xml:space="preserve">Four documents to know:</w:t>
+      </w:r>
+    </w:p>
+    <w:p>
+      <w:pPr>
+        <w:pStyle w:val="ListParagraph"/>
+        <w:numPr>
+          <w:ilvl w:val="0"/>
+          <w:numId w:val="2"/>
+        </w:numPr>
+        <w:spacing w:after="60"/>
+      </w:pPr>
+      <w:r>
+        <w:rPr>
+          <w:rFonts w:ascii="Consolas" w:cs="Consolas" w:eastAsia="Consolas" w:hAnsi="Consolas"/>
+          <w:sz w:val="19"/>
+          <w:szCs w:val="19"/>
+        </w:rPr>
+        <w:t xml:space="preserve">README.md</w:t>
+      </w:r>
+      <w:r>
+        <w:rPr>
+          <w:rFonts w:ascii="Arial" w:cs="Arial" w:eastAsia="Arial" w:hAnsi="Arial"/>
+          <w:sz w:val="21"/>
+          <w:szCs w:val="21"/>
+        </w:rPr>
+        <w:t xml:space="preserve">: start here; what is where and who reads what.</w:t>
+      </w:r>
+    </w:p>
+    <w:p>
+      <w:pPr>
+        <w:pStyle w:val="ListParagraph"/>
+        <w:numPr>
+          <w:ilvl w:val="0"/>
+          <w:numId w:val="2"/>
+        </w:numPr>
+        <w:spacing w:after="60"/>
+      </w:pPr>
+      <w:r>
+        <w:rPr>
+          <w:rFonts w:ascii="Consolas" w:cs="Consolas" w:eastAsia="Consolas" w:hAnsi="Consolas"/>
+          <w:sz w:val="19"/>
+          <w:szCs w:val="19"/>
+        </w:rPr>
+        <w:t xml:space="preserve">AGENTS.md</w:t>
+      </w:r>
+      <w:r>
+        <w:rPr>
+          <w:rFonts w:ascii="Arial" w:cs="Arial" w:eastAsia="Arial" w:hAnsi="Arial"/>
+          <w:sz w:val="21"/>
+          <w:szCs w:val="21"/>
+        </w:rPr>
+        <w:t xml:space="preserve">: the instructions every AI follows; attach it to every prompt.</w:t>
+      </w:r>
+    </w:p>
+    <w:p>
+      <w:pPr>
+        <w:pStyle w:val="ListParagraph"/>
+        <w:numPr>
+          <w:ilvl w:val="0"/>
+          <w:numId w:val="2"/>
+        </w:numPr>
+        <w:spacing w:after="60"/>
+      </w:pPr>
+      <w:r>
+        <w:rPr>
+          <w:rFonts w:ascii="Consolas" w:cs="Consolas" w:eastAsia="Consolas" w:hAnsi="Consolas"/>
+          <w:sz w:val="19"/>
+          <w:szCs w:val="19"/>
+        </w:rPr>
+        <w:t xml:space="preserve">NORMS.md</w:t>
+      </w:r>
+      <w:r>
+        <w:rPr>
+          <w:rFonts w:ascii="Arial" w:cs="Arial" w:eastAsia="Arial" w:hAnsi="Arial"/>
+          <w:sz w:val="21"/>
+          <w:szCs w:val="21"/>
+        </w:rPr>
+        <w:t xml:space="preserve">: the rules. Section 0: never replicate a legacy bug; always replicate a legacy issue, and register both. Section 9: how the modules work. Section 1: the column layout.</w:t>
+      </w:r>
+    </w:p>
+    <w:p>
+      <w:pPr>
+        <w:pStyle w:val="ListParagraph"/>
+        <w:numPr>
+          <w:ilvl w:val="0"/>
+          <w:numId w:val="2"/>
+        </w:numPr>
+        <w:spacing w:after="60"/>
+      </w:pPr>
+      <w:r>
+        <w:rPr>
+          <w:rFonts w:ascii="Consolas" w:cs="Consolas" w:eastAsia="Consolas" w:hAnsi="Consolas"/>
+          <w:sz w:val="19"/>
+          <w:szCs w:val="19"/>
+        </w:rPr>
+        <w:t xml:space="preserve">CAVEATS.md</w:t>
+      </w:r>
+      <w:r>
+        <w:rPr>
+          <w:rFonts w:ascii="Arial" w:cs="Arial" w:eastAsia="Arial" w:hAnsi="Arial"/>
+          <w:sz w:val="21"/>
+          <w:szCs w:val="21"/>
+        </w:rPr>
+        <w:t xml:space="preserve">: the log of every finished task (newest at the bottom); read it before building on earlier work.</w:t>
+      </w:r>
+    </w:p>
+    <w:p>
+      <w:pPr>
+        <w:spacing w:after="120"/>
+      </w:pPr>
+      <w:r>
+        <w:rPr>
+          <w:rFonts w:ascii="Arial" w:cs="Arial" w:eastAsia="Arial" w:hAnsi="Arial"/>
+          <w:sz w:val="21"/>
+          <w:szCs w:val="21"/>
+        </w:rPr>
+        <w:t xml:space="preserve">Also useful: </w:t>
+      </w:r>
+      <w:r>
+        <w:rPr>
+          <w:rFonts w:ascii="Consolas" w:cs="Consolas" w:eastAsia="Consolas" w:hAnsi="Consolas"/>
+          <w:sz w:val="19"/>
+          <w:szCs w:val="19"/>
+        </w:rPr>
+        <w:t xml:space="preserve">excel_ai/BUGS.md</w:t>
+      </w:r>
+      <w:r>
+        <w:rPr>
+          <w:rFonts w:ascii="Arial" w:cs="Arial" w:eastAsia="Arial" w:hAnsi="Arial"/>
+          <w:sz w:val="21"/>
+          <w:szCs w:val="21"/>
+        </w:rPr>
+        <w:t xml:space="preserve"> and </w:t>
+      </w:r>
+      <w:r>
+        <w:rPr>
+          <w:rFonts w:ascii="Consolas" w:cs="Consolas" w:eastAsia="Consolas" w:hAnsi="Consolas"/>
+          <w:sz w:val="19"/>
+          <w:szCs w:val="19"/>
+        </w:rPr>
+        <w:t xml:space="preserve">excel_ai/ISSUES.md</w:t>
+      </w:r>
+      <w:r>
+        <w:rPr>
+          <w:rFonts w:ascii="Arial" w:cs="Arial" w:eastAsia="Arial" w:hAnsi="Arial"/>
+          <w:sz w:val="21"/>
+          <w:szCs w:val="21"/>
+        </w:rPr>
+        <w:t xml:space="preserve"> (the legacy bugs and issues found so far), </w:t>
+      </w:r>
+      <w:r>
+        <w:rPr>
+          <w:rFonts w:ascii="Consolas" w:cs="Consolas" w:eastAsia="Consolas" w:hAnsi="Consolas"/>
+          <w:sz w:val="19"/>
+          <w:szCs w:val="19"/>
+        </w:rPr>
+        <w:t xml:space="preserve">HumanReadme-QuickStart.docx</w:t>
+      </w:r>
+      <w:r>
+        <w:rPr>
+          <w:rFonts w:ascii="Arial" w:cs="Arial" w:eastAsia="Arial" w:hAnsi="Arial"/>
+          <w:sz w:val="21"/>
+          <w:szCs w:val="21"/>
+        </w:rPr>
+        <w:t xml:space="preserve"> (a short orientation for people), </w:t>
+      </w:r>
+      <w:r>
+        <w:rPr>
+          <w:rFonts w:ascii="Consolas" w:cs="Consolas" w:eastAsia="Consolas" w:hAnsi="Consolas"/>
+          <w:sz w:val="19"/>
+          <w:szCs w:val="19"/>
+        </w:rPr>
+        <w:t xml:space="preserve">excel_ai/plans/prompts/</w:t>
+      </w:r>
+      <w:r>
+        <w:rPr>
+          <w:rFonts w:ascii="Arial" w:cs="Arial" w:eastAsia="Arial" w:hAnsi="Arial"/>
+          <w:sz w:val="21"/>
+          <w:szCs w:val="21"/>
+        </w:rPr>
+        <w:t xml:space="preserve"> (these prompts).</w:t>
       </w:r>
     </w:p>
     <w:p>
@@ -3259,20 +4762,20 @@
           <w:sz w:val="30"/>
           <w:szCs w:val="30"/>
         </w:rPr>
-        <w:t xml:space="preserve">Appendix B. Starter and follow-up prompts</w:t>
-      </w:r>
-    </w:p>
-    <w:p>
-      <w:pPr>
-        <w:spacing w:after="120"/>
-      </w:pPr>
-      <w:r>
-        <w:rPr>
-          <w:rFonts w:ascii="Arial" w:cs="Arial" w:eastAsia="Arial" w:hAnsi="Arial"/>
-          <w:sz w:val="21"/>
-          <w:szCs w:val="21"/>
-        </w:rPr>
-        <w:t xml:space="preserve">The content of </w:t>
+        <w:t xml:space="preserve">Appendix B. Getting set up with AI in the Climate-Fiscal Team</w:t>
+      </w:r>
+    </w:p>
+    <w:p>
+      <w:pPr>
+        <w:spacing w:after="120"/>
+      </w:pPr>
+      <w:r>
+        <w:rPr>
+          <w:rFonts w:ascii="Arial" w:cs="Arial" w:eastAsia="Arial" w:hAnsi="Arial"/>
+          <w:sz w:val="21"/>
+          <w:szCs w:val="21"/>
+        </w:rPr>
+        <w:t xml:space="preserve">The text of the team's setup guide (</w:t>
       </w:r>
       <w:r>
         <w:rPr>
@@ -3280,28 +4783,15 @@
           <w:sz w:val="19"/>
           <w:szCs w:val="19"/>
         </w:rPr>
-        <w:t xml:space="preserve">excel_ai/plans/prompts/Distribution_starter_prompts.md</w:t>
-      </w:r>
-      <w:r>
-        <w:rPr>
-          <w:rFonts w:ascii="Arial" w:cs="Arial" w:eastAsia="Arial" w:hAnsi="Arial"/>
-          <w:sz w:val="21"/>
-          <w:szCs w:val="21"/>
-        </w:rPr>
-        <w:t xml:space="preserve">. Type or paste one box at a time.</w:t>
-      </w:r>
-    </w:p>
-    <w:p>
-      <w:pPr>
-        <w:spacing w:after="120"/>
-      </w:pPr>
-      <w:r>
-        <w:rPr>
-          <w:rFonts w:ascii="Arial" w:cs="Arial" w:eastAsia="Arial" w:hAnsi="Arial"/>
-          <w:sz w:val="21"/>
-          <w:szCs w:val="21"/>
-        </w:rPr>
-        <w:t xml:space="preserve">Short prompts to type into GitHub Copilot (Current checkout, Claude Opus, Interactive). The long instructions are in </w:t>
+        <w:t xml:space="preserve">other/SetupGuide.docx</w:t>
+      </w:r>
+      <w:r>
+        <w:rPr>
+          <w:rFonts w:ascii="Arial" w:cs="Arial" w:eastAsia="Arial" w:hAnsi="Arial"/>
+          <w:sz w:val="21"/>
+          <w:szCs w:val="21"/>
+        </w:rPr>
+        <w:t xml:space="preserve">; written to </w:t>
       </w:r>
       <w:r>
         <w:rPr>
@@ -3309,44 +4799,15 @@
           <w:sz w:val="19"/>
           <w:szCs w:val="19"/>
         </w:rPr>
-        <w:t xml:space="preserve">Distribution_module_prompt.md</w:t>
-      </w:r>
-      <w:r>
-        <w:rPr>
-          <w:rFonts w:ascii="Arial" w:cs="Arial" w:eastAsia="Arial" w:hAnsi="Arial"/>
-          <w:sz w:val="21"/>
-          <w:szCs w:val="21"/>
-        </w:rPr>
-        <w:t xml:space="preserve">; Copilot reads them from the repo, so you never paste them. Send one prompt, read the report, then send the next.</w:t>
-      </w:r>
-    </w:p>
-    <w:p>
-      <w:pPr>
-        <w:pStyle w:val="Heading2"/>
-        <w:spacing w:after="100" w:before="200"/>
-      </w:pPr>
-      <w:r>
-        <w:rPr>
-          <w:rFonts w:ascii="Arial" w:cs="Arial" w:eastAsia="Arial" w:hAnsi="Arial"/>
-          <w:b/>
-          <w:bCs/>
-          <w:sz w:val="24"/>
-          <w:szCs w:val="24"/>
-        </w:rPr>
-        <w:t xml:space="preserve">Starter (new session)</w:t>
-      </w:r>
-    </w:p>
-    <w:p>
-      <w:pPr>
-        <w:spacing w:after="120"/>
-      </w:pPr>
-      <w:r>
-        <w:rPr>
-          <w:rFonts w:ascii="Arial" w:cs="Arial" w:eastAsia="Arial" w:hAnsi="Arial"/>
-          <w:sz w:val="21"/>
-          <w:szCs w:val="21"/>
-        </w:rPr>
-        <w:t xml:space="preserve">Type </w:t>
+        <w:t xml:space="preserve">setup_guide.md</w:t>
+      </w:r>
+      <w:r>
+        <w:rPr>
+          <w:rFonts w:ascii="Arial" w:cs="Arial" w:eastAsia="Arial" w:hAnsi="Arial"/>
+          <w:sz w:val="21"/>
+          <w:szCs w:val="21"/>
+        </w:rPr>
+        <w:t xml:space="preserve"> by </w:t>
       </w:r>
       <w:r>
         <w:rPr>
@@ -3354,130 +4815,38 @@
           <w:sz w:val="19"/>
           <w:szCs w:val="19"/>
         </w:rPr>
-        <w:t xml:space="preserve">@</w:t>
-      </w:r>
-      <w:r>
-        <w:rPr>
-          <w:rFonts w:ascii="Arial" w:cs="Arial" w:eastAsia="Arial" w:hAnsi="Arial"/>
-          <w:sz w:val="21"/>
-          <w:szCs w:val="21"/>
-        </w:rPr>
-        <w:t xml:space="preserve"> to attach the two files, then:</w:t>
-      </w:r>
-    </w:p>
-    <w:tbl>
-      <w:tblPr>
-        <w:tblW w:type="dxa" w:w="9360"/>
-        <w:tblBorders>
-          <w:top w:val="single" w:color="auto" w:sz="4"/>
-          <w:left w:val="single" w:color="auto" w:sz="4"/>
-          <w:bottom w:val="single" w:color="auto" w:sz="4"/>
-          <w:right w:val="single" w:color="auto" w:sz="4"/>
-          <w:insideH w:val="single" w:color="auto" w:sz="4"/>
-          <w:insideV w:val="single" w:color="auto" w:sz="4"/>
-        </w:tblBorders>
-      </w:tblPr>
-      <w:tblGrid>
-        <w:gridCol w:w="9360"/>
-      </w:tblGrid>
-      <w:tr>
-        <w:tc>
-          <w:tcPr>
-            <w:tcW w:type="dxa" w:w="9360"/>
-            <w:tcBorders>
-              <w:top w:val="single" w:color="BFBFBF" w:sz="6"/>
-              <w:left w:val="single" w:color="BFBFBF" w:sz="6"/>
-              <w:bottom w:val="single" w:color="BFBFBF" w:sz="6"/>
-              <w:right w:val="single" w:color="BFBFBF" w:sz="6"/>
-            </w:tcBorders>
-            <w:shd w:fill="F2F2F2" w:color="auto" w:val="clear"/>
-            <w:tcMar>
-              <w:top w:type="dxa" w:w="100"/>
-              <w:left w:type="dxa" w:w="140"/>
-              <w:bottom w:type="dxa" w:w="100"/>
-              <w:right w:type="dxa" w:w="140"/>
-            </w:tcMar>
-          </w:tcPr>
-          <w:p>
-            <w:pPr>
-              <w:spacing w:after="0"/>
-            </w:pPr>
-            <w:r>
-              <w:rPr>
-                <w:rFonts w:ascii="Consolas" w:cs="Consolas" w:eastAsia="Consolas" w:hAnsi="Consolas"/>
-                <w:sz w:val="18"/>
-                <w:szCs w:val="18"/>
-              </w:rPr>
-              <w:t xml:space="preserve">@AGENTS.md @excel_ai/plans/prompts/Distribution_module_prompt.md Follow these files. Do phase 0 only, then stop and report.</w:t>
-            </w:r>
-          </w:p>
-        </w:tc>
-      </w:tr>
-    </w:tbl>
-    <w:p>
-      <w:pPr>
-        <w:spacing w:after="80"/>
-      </w:pPr>
-    </w:p>
-    <w:p>
-      <w:pPr>
-        <w:spacing w:after="120"/>
-      </w:pPr>
-      <w:r>
-        <w:rPr>
-          <w:rFonts w:ascii="Arial" w:cs="Arial" w:eastAsia="Arial" w:hAnsi="Arial"/>
-          <w:sz w:val="21"/>
-          <w:szCs w:val="21"/>
-        </w:rPr>
-        <w:t xml:space="preserve">If </w:t>
-      </w:r>
-      <w:r>
-        <w:rPr>
-          <w:rFonts w:ascii="Consolas" w:cs="Consolas" w:eastAsia="Consolas" w:hAnsi="Consolas"/>
-          <w:sz w:val="19"/>
-          <w:szCs w:val="19"/>
-        </w:rPr>
-        <w:t xml:space="preserve">excel_ai/plans/prompts/</w:t>
-      </w:r>
-      <w:r>
-        <w:rPr>
-          <w:rFonts w:ascii="Arial" w:cs="Arial" w:eastAsia="Arial" w:hAnsi="Arial"/>
-          <w:sz w:val="21"/>
-          <w:szCs w:val="21"/>
-        </w:rPr>
-        <w:t xml:space="preserve"> is not in your checkout, double-click </w:t>
-      </w:r>
-      <w:r>
-        <w:rPr>
-          <w:rFonts w:ascii="Consolas" w:cs="Consolas" w:eastAsia="Consolas" w:hAnsi="Consolas"/>
-          <w:sz w:val="19"/>
-          <w:szCs w:val="19"/>
-        </w:rPr>
-        <w:t xml:space="preserve">SyncRepo.bat</w:t>
-      </w:r>
-      <w:r>
-        <w:rPr>
-          <w:rFonts w:ascii="Arial" w:cs="Arial" w:eastAsia="Arial" w:hAnsi="Arial"/>
-          <w:sz w:val="21"/>
-          <w:szCs w:val="21"/>
-        </w:rPr>
-        <w:t xml:space="preserve"> first; if it is still missing, paste the whole of </w:t>
-      </w:r>
-      <w:r>
-        <w:rPr>
-          <w:rFonts w:ascii="Consolas" w:cs="Consolas" w:eastAsia="Consolas" w:hAnsi="Consolas"/>
-          <w:sz w:val="19"/>
-          <w:szCs w:val="19"/>
-        </w:rPr>
-        <w:t xml:space="preserve">Distribution_module_prompt.md</w:t>
-      </w:r>
-      <w:r>
-        <w:rPr>
-          <w:rFonts w:ascii="Arial" w:cs="Arial" w:eastAsia="Arial" w:hAnsi="Arial"/>
-          <w:sz w:val="21"/>
-          <w:szCs w:val="21"/>
-        </w:rPr>
-        <w:t xml:space="preserve"> instead (Appendix A of the Word guide).</w:t>
+        <w:t xml:space="preserve">make_quick_guides.py</w:t>
+      </w:r>
+      <w:r>
+        <w:rPr>
+          <w:rFonts w:ascii="Arial" w:cs="Arial" w:eastAsia="Arial" w:hAnsi="Arial"/>
+          <w:sz w:val="21"/>
+          <w:szCs w:val="21"/>
+        </w:rPr>
+        <w:t xml:space="preserve">).</w:t>
+      </w:r>
+    </w:p>
+    <w:p>
+      <w:pPr>
+        <w:spacing w:after="120"/>
+      </w:pPr>
+      <w:r>
+        <w:rPr>
+          <w:rFonts w:ascii="Arial" w:cs="Arial" w:eastAsia="Arial" w:hAnsi="Arial"/>
+          <w:b/>
+          <w:bCs/>
+          <w:sz w:val="21"/>
+          <w:szCs w:val="21"/>
+        </w:rPr>
+        <w:t xml:space="preserve">This guide has four parts.</w:t>
+      </w:r>
+      <w:r>
+        <w:rPr>
+          <w:rFonts w:ascii="Arial" w:cs="Arial" w:eastAsia="Arial" w:hAnsi="Arial"/>
+          <w:sz w:val="21"/>
+          <w:szCs w:val="21"/>
+        </w:rPr>
+        <w:t xml:space="preserve"> Part 1, Setup: new users, once. Part 2, Update: if you set up before the repos moved to github.com/cpmodelai, once. Part 3, Tools: how to use the three tools. Part 4, Git in brief: what git does and how to fix a clash.</w:t>
       </w:r>
     </w:p>
     <w:p>
@@ -3493,423 +4862,296 @@
           <w:sz w:val="24"/>
           <w:szCs w:val="24"/>
         </w:rPr>
-        <w:t xml:space="preserve">Starter queries</w:t>
-      </w:r>
-    </w:p>
-    <w:p>
-      <w:pPr>
-        <w:spacing w:after="120"/>
-      </w:pPr>
-      <w:r>
-        <w:rPr>
-          <w:rFonts w:ascii="Arial" w:cs="Arial" w:eastAsia="Arial" w:hAnsi="Arial"/>
-          <w:sz w:val="21"/>
-          <w:szCs w:val="21"/>
-        </w:rPr>
-        <w:t xml:space="preserve">One at a time, after the starter (or in a new session with the two files attached):</w:t>
-      </w:r>
-    </w:p>
-    <w:p>
-      <w:pPr>
-        <w:spacing w:after="120"/>
-      </w:pPr>
-      <w:r>
-        <w:rPr>
-          <w:rFonts w:ascii="Arial" w:cs="Arial" w:eastAsia="Arial" w:hAnsi="Arial"/>
-          <w:sz w:val="21"/>
-          <w:szCs w:val="21"/>
-        </w:rPr>
-        <w:t xml:space="preserve">- Review what already exists (the module is built)</w:t>
-      </w:r>
-    </w:p>
-    <w:tbl>
-      <w:tblPr>
-        <w:tblW w:type="dxa" w:w="9360"/>
-        <w:tblBorders>
-          <w:top w:val="single" w:color="auto" w:sz="4"/>
-          <w:left w:val="single" w:color="auto" w:sz="4"/>
-          <w:bottom w:val="single" w:color="auto" w:sz="4"/>
-          <w:right w:val="single" w:color="auto" w:sz="4"/>
-          <w:insideH w:val="single" w:color="auto" w:sz="4"/>
-          <w:insideV w:val="single" w:color="auto" w:sz="4"/>
-        </w:tblBorders>
-      </w:tblPr>
-      <w:tblGrid>
-        <w:gridCol w:w="9360"/>
-      </w:tblGrid>
-      <w:tr>
-        <w:tc>
-          <w:tcPr>
-            <w:tcW w:type="dxa" w:w="9360"/>
-            <w:tcBorders>
-              <w:top w:val="single" w:color="BFBFBF" w:sz="6"/>
-              <w:left w:val="single" w:color="BFBFBF" w:sz="6"/>
-              <w:bottom w:val="single" w:color="BFBFBF" w:sz="6"/>
-              <w:right w:val="single" w:color="BFBFBF" w:sz="6"/>
-            </w:tcBorders>
-            <w:shd w:fill="F2F2F2" w:color="auto" w:val="clear"/>
-            <w:tcMar>
-              <w:top w:type="dxa" w:w="100"/>
-              <w:left w:type="dxa" w:w="140"/>
-              <w:bottom w:type="dxa" w:w="100"/>
-              <w:right w:type="dxa" w:w="140"/>
-            </w:tcMar>
-          </w:tcPr>
-          <w:p>
-            <w:pPr>
-              <w:spacing w:after="0"/>
-            </w:pPr>
-            <w:r>
-              <w:rPr>
-                <w:rFonts w:ascii="Consolas" w:cs="Consolas" w:eastAsia="Consolas" w:hAnsi="Consolas"/>
-                <w:sz w:val="18"/>
-                <w:szCs w:val="18"/>
-              </w:rPr>
-              <w:t xml:space="preserve">@AGENTS.md @excel_ai/plans/prompts/Distribution_module_prompt.md The module exists (v0.1.3). Review it against `NORMS.md` section 9 and its README, run `check_distribution.py`, and report what is missing. Do phase 0 only, then stop and report.</w:t>
-            </w:r>
-          </w:p>
-        </w:tc>
-      </w:tr>
-    </w:tbl>
-    <w:p>
-      <w:pPr>
-        <w:spacing w:after="80"/>
-      </w:pPr>
-    </w:p>
-    <w:p>
-      <w:pPr>
-        <w:spacing w:after="120"/>
-      </w:pPr>
-      <w:r>
-        <w:rPr>
-          <w:rFonts w:ascii="Arial" w:cs="Arial" w:eastAsia="Arial" w:hAnsi="Arial"/>
-          <w:sz w:val="21"/>
-          <w:szCs w:val="21"/>
-        </w:rPr>
-        <w:t xml:space="preserve">- Run a scenario end to end</w:t>
-      </w:r>
-    </w:p>
-    <w:tbl>
-      <w:tblPr>
-        <w:tblW w:type="dxa" w:w="9360"/>
-        <w:tblBorders>
-          <w:top w:val="single" w:color="auto" w:sz="4"/>
-          <w:left w:val="single" w:color="auto" w:sz="4"/>
-          <w:bottom w:val="single" w:color="auto" w:sz="4"/>
-          <w:right w:val="single" w:color="auto" w:sz="4"/>
-          <w:insideH w:val="single" w:color="auto" w:sz="4"/>
-          <w:insideV w:val="single" w:color="auto" w:sz="4"/>
-        </w:tblBorders>
-      </w:tblPr>
-      <w:tblGrid>
-        <w:gridCol w:w="9360"/>
-      </w:tblGrid>
-      <w:tr>
-        <w:tc>
-          <w:tcPr>
-            <w:tcW w:type="dxa" w:w="9360"/>
-            <w:tcBorders>
-              <w:top w:val="single" w:color="BFBFBF" w:sz="6"/>
-              <w:left w:val="single" w:color="BFBFBF" w:sz="6"/>
-              <w:bottom w:val="single" w:color="BFBFBF" w:sz="6"/>
-              <w:right w:val="single" w:color="BFBFBF" w:sz="6"/>
-            </w:tcBorders>
-            <w:shd w:fill="F2F2F2" w:color="auto" w:val="clear"/>
-            <w:tcMar>
-              <w:top w:type="dxa" w:w="100"/>
-              <w:left w:type="dxa" w:w="140"/>
-              <w:bottom w:type="dxa" w:w="100"/>
-              <w:right w:type="dxa" w:w="140"/>
-            </w:tcMar>
-          </w:tcPr>
-          <w:p>
-            <w:pPr>
-              <w:spacing w:after="0"/>
-            </w:pPr>
-            <w:r>
-              <w:rPr>
-                <w:rFonts w:ascii="Consolas" w:cs="Consolas" w:eastAsia="Consolas" w:hAnsi="Consolas"/>
-                <w:sz w:val="18"/>
-                <w:szCs w:val="18"/>
-              </w:rPr>
-              <w:t xml:space="preserve">Change the live carbon price in the mitigation prototype to &lt;x&gt; USD/tCO2 in &lt;year&gt;, update the distribution module from it, and show me the effect by decile and the Gini change against the current values.</w:t>
-            </w:r>
-          </w:p>
-        </w:tc>
-      </w:tr>
-    </w:tbl>
-    <w:p>
-      <w:pPr>
-        <w:spacing w:after="80"/>
-      </w:pPr>
-    </w:p>
-    <w:p>
-      <w:pPr>
-        <w:spacing w:after="120"/>
-      </w:pPr>
-      <w:r>
-        <w:rPr>
-          <w:rFonts w:ascii="Arial" w:cs="Arial" w:eastAsia="Arial" w:hAnsi="Arial"/>
-          <w:sz w:val="21"/>
-          <w:szCs w:val="21"/>
-        </w:rPr>
-        <w:t xml:space="preserve">- Check it against legacy outputs</w:t>
-      </w:r>
-    </w:p>
-    <w:tbl>
-      <w:tblPr>
-        <w:tblW w:type="dxa" w:w="9360"/>
-        <w:tblBorders>
-          <w:top w:val="single" w:color="auto" w:sz="4"/>
-          <w:left w:val="single" w:color="auto" w:sz="4"/>
-          <w:bottom w:val="single" w:color="auto" w:sz="4"/>
-          <w:right w:val="single" w:color="auto" w:sz="4"/>
-          <w:insideH w:val="single" w:color="auto" w:sz="4"/>
-          <w:insideV w:val="single" w:color="auto" w:sz="4"/>
-        </w:tblBorders>
-      </w:tblPr>
-      <w:tblGrid>
-        <w:gridCol w:w="9360"/>
-      </w:tblGrid>
-      <w:tr>
-        <w:tc>
-          <w:tcPr>
-            <w:tcW w:type="dxa" w:w="9360"/>
-            <w:tcBorders>
-              <w:top w:val="single" w:color="BFBFBF" w:sz="6"/>
-              <w:left w:val="single" w:color="BFBFBF" w:sz="6"/>
-              <w:bottom w:val="single" w:color="BFBFBF" w:sz="6"/>
-              <w:right w:val="single" w:color="BFBFBF" w:sz="6"/>
-            </w:tcBorders>
-            <w:shd w:fill="F2F2F2" w:color="auto" w:val="clear"/>
-            <w:tcMar>
-              <w:top w:type="dxa" w:w="100"/>
-              <w:left w:type="dxa" w:w="140"/>
-              <w:bottom w:type="dxa" w:w="100"/>
-              <w:right w:type="dxa" w:w="140"/>
-            </w:tcMar>
-          </w:tcPr>
-          <w:p>
-            <w:pPr>
-              <w:spacing w:after="0"/>
-            </w:pPr>
-            <w:r>
-              <w:rPr>
-                <w:rFonts w:ascii="Consolas" w:cs="Consolas" w:eastAsia="Consolas" w:hAnsi="Consolas"/>
-                <w:sz w:val="18"/>
-                <w:szCs w:val="18"/>
-              </w:rPr>
-              <w:t xml:space="preserve">Check it against legacy outputs: compare the distribution module's results for Egypt with legacy 465's cached values, decile by decile in the analysis year (overall, urban, rural), and the MTOutputs distribution results. List every difference above 0.1% with its cause: a registered bug fix, a replicated issue, or unexplained (then find the cause).</w:t>
-            </w:r>
-          </w:p>
-        </w:tc>
-      </w:tr>
-    </w:tbl>
-    <w:p>
-      <w:pPr>
-        <w:spacing w:after="80"/>
-      </w:pPr>
-    </w:p>
-    <w:p>
-      <w:pPr>
-        <w:spacing w:after="120"/>
-      </w:pPr>
-      <w:r>
-        <w:rPr>
-          <w:rFonts w:ascii="Arial" w:cs="Arial" w:eastAsia="Arial" w:hAnsi="Arial"/>
-          <w:sz w:val="21"/>
-          <w:szCs w:val="21"/>
-        </w:rPr>
-        <w:t xml:space="preserve">- Produce a short PowerPoint, following the norms of the other documents</w:t>
-      </w:r>
-    </w:p>
-    <w:tbl>
-      <w:tblPr>
-        <w:tblW w:type="dxa" w:w="9360"/>
-        <w:tblBorders>
-          <w:top w:val="single" w:color="auto" w:sz="4"/>
-          <w:left w:val="single" w:color="auto" w:sz="4"/>
-          <w:bottom w:val="single" w:color="auto" w:sz="4"/>
-          <w:right w:val="single" w:color="auto" w:sz="4"/>
-          <w:insideH w:val="single" w:color="auto" w:sz="4"/>
-          <w:insideV w:val="single" w:color="auto" w:sz="4"/>
-        </w:tblBorders>
-      </w:tblPr>
-      <w:tblGrid>
-        <w:gridCol w:w="9360"/>
-      </w:tblGrid>
-      <w:tr>
-        <w:tc>
-          <w:tcPr>
-            <w:tcW w:type="dxa" w:w="9360"/>
-            <w:tcBorders>
-              <w:top w:val="single" w:color="BFBFBF" w:sz="6"/>
-              <w:left w:val="single" w:color="BFBFBF" w:sz="6"/>
-              <w:bottom w:val="single" w:color="BFBFBF" w:sz="6"/>
-              <w:right w:val="single" w:color="BFBFBF" w:sz="6"/>
-            </w:tcBorders>
-            <w:shd w:fill="F2F2F2" w:color="auto" w:val="clear"/>
-            <w:tcMar>
-              <w:top w:type="dxa" w:w="100"/>
-              <w:left w:type="dxa" w:w="140"/>
-              <w:bottom w:type="dxa" w:w="100"/>
-              <w:right w:type="dxa" w:w="140"/>
-            </w:tcMar>
-          </w:tcPr>
-          <w:p>
-            <w:pPr>
-              <w:spacing w:after="0"/>
-            </w:pPr>
-            <w:r>
-              <w:rPr>
-                <w:rFonts w:ascii="Consolas" w:cs="Consolas" w:eastAsia="Consolas" w:hAnsi="Consolas"/>
-                <w:sz w:val="18"/>
-                <w:szCs w:val="18"/>
-              </w:rPr>
-              <w:t xml:space="preserve">Produce a short PowerPoint (about 6 slides) on the distribution module: what it does, how it links to the other modules, the results for Egypt against legacy, the bugs fixed and issues replicated (codes), open decisions. Follow the norms of the other documents: the CPAT-AI Overview deck (`excel_ai/CPAT-AI_Overview_v&lt;version&gt;.pptx`, builder `excel_ai/mitigation/presentation/build_deck.js`), counts taken from the register, `NORMS.md` 5. Save it as `excel_ai/CPAT-AI_Distribution_Overview_v&lt;version&gt;.pptx`.</w:t>
-            </w:r>
-          </w:p>
-        </w:tc>
-      </w:tr>
-    </w:tbl>
-    <w:p>
-      <w:pPr>
-        <w:spacing w:after="80"/>
-      </w:pPr>
-    </w:p>
-    <w:p>
-      <w:pPr>
-        <w:spacing w:after="120"/>
-      </w:pPr>
-      <w:r>
-        <w:rPr>
-          <w:rFonts w:ascii="Arial" w:cs="Arial" w:eastAsia="Arial" w:hAnsi="Arial"/>
-          <w:sz w:val="21"/>
-          <w:szCs w:val="21"/>
-        </w:rPr>
-        <w:t xml:space="preserve">- Check that every bug found is in the registers</w:t>
-      </w:r>
-    </w:p>
-    <w:tbl>
-      <w:tblPr>
-        <w:tblW w:type="dxa" w:w="9360"/>
-        <w:tblBorders>
-          <w:top w:val="single" w:color="auto" w:sz="4"/>
-          <w:left w:val="single" w:color="auto" w:sz="4"/>
-          <w:bottom w:val="single" w:color="auto" w:sz="4"/>
-          <w:right w:val="single" w:color="auto" w:sz="4"/>
-          <w:insideH w:val="single" w:color="auto" w:sz="4"/>
-          <w:insideV w:val="single" w:color="auto" w:sz="4"/>
-        </w:tblBorders>
-      </w:tblPr>
-      <w:tblGrid>
-        <w:gridCol w:w="9360"/>
-      </w:tblGrid>
-      <w:tr>
-        <w:tc>
-          <w:tcPr>
-            <w:tcW w:type="dxa" w:w="9360"/>
-            <w:tcBorders>
-              <w:top w:val="single" w:color="BFBFBF" w:sz="6"/>
-              <w:left w:val="single" w:color="BFBFBF" w:sz="6"/>
-              <w:bottom w:val="single" w:color="BFBFBF" w:sz="6"/>
-              <w:right w:val="single" w:color="BFBFBF" w:sz="6"/>
-            </w:tcBorders>
-            <w:shd w:fill="F2F2F2" w:color="auto" w:val="clear"/>
-            <w:tcMar>
-              <w:top w:type="dxa" w:w="100"/>
-              <w:left w:type="dxa" w:w="140"/>
-              <w:bottom w:type="dxa" w:w="100"/>
-              <w:right w:type="dxa" w:w="140"/>
-            </w:tcMar>
-          </w:tcPr>
-          <w:p>
-            <w:pPr>
-              <w:spacing w:after="0"/>
-            </w:pPr>
-            <w:r>
-              <w:rPr>
-                <w:rFonts w:ascii="Consolas" w:cs="Consolas" w:eastAsia="Consolas" w:hAnsi="Consolas"/>
-                <w:sz w:val="18"/>
-                <w:szCs w:val="18"/>
-              </w:rPr>
-              <w:t xml:space="preserve">Check that every bug and issue you found is in the register (`excel_ai/mitigation/issues_register.py`, `make_legacy_fixes.py`), with its code, legacy cells and cross-references; regenerate `excel_ai/BUGS.md`, `excel_ai/ISSUES.md` and the tracker, and list what you added.</w:t>
-            </w:r>
-          </w:p>
-        </w:tc>
-      </w:tr>
-    </w:tbl>
-    <w:p>
-      <w:pPr>
-        <w:spacing w:after="80"/>
-      </w:pPr>
-    </w:p>
-    <w:p>
-      <w:pPr>
-        <w:spacing w:after="120"/>
-      </w:pPr>
-      <w:r>
-        <w:rPr>
-          <w:rFonts w:ascii="Arial" w:cs="Arial" w:eastAsia="Arial" w:hAnsi="Arial"/>
-          <w:sz w:val="21"/>
-          <w:szCs w:val="21"/>
-        </w:rPr>
-        <w:t xml:space="preserve">- Adjust what you do not like or what is missing</w:t>
-      </w:r>
-    </w:p>
-    <w:tbl>
-      <w:tblPr>
-        <w:tblW w:type="dxa" w:w="9360"/>
-        <w:tblBorders>
-          <w:top w:val="single" w:color="auto" w:sz="4"/>
-          <w:left w:val="single" w:color="auto" w:sz="4"/>
-          <w:bottom w:val="single" w:color="auto" w:sz="4"/>
-          <w:right w:val="single" w:color="auto" w:sz="4"/>
-          <w:insideH w:val="single" w:color="auto" w:sz="4"/>
-          <w:insideV w:val="single" w:color="auto" w:sz="4"/>
-        </w:tblBorders>
-      </w:tblPr>
-      <w:tblGrid>
-        <w:gridCol w:w="9360"/>
-      </w:tblGrid>
-      <w:tr>
-        <w:tc>
-          <w:tcPr>
-            <w:tcW w:type="dxa" w:w="9360"/>
-            <w:tcBorders>
-              <w:top w:val="single" w:color="BFBFBF" w:sz="6"/>
-              <w:left w:val="single" w:color="BFBFBF" w:sz="6"/>
-              <w:bottom w:val="single" w:color="BFBFBF" w:sz="6"/>
-              <w:right w:val="single" w:color="BFBFBF" w:sz="6"/>
-            </w:tcBorders>
-            <w:shd w:fill="F2F2F2" w:color="auto" w:val="clear"/>
-            <w:tcMar>
-              <w:top w:type="dxa" w:w="100"/>
-              <w:left w:type="dxa" w:w="140"/>
-              <w:bottom w:type="dxa" w:w="100"/>
-              <w:right w:type="dxa" w:w="140"/>
-            </w:tcMar>
-          </w:tcPr>
-          <w:p>
-            <w:pPr>
-              <w:spacing w:after="0"/>
-            </w:pPr>
-            <w:r>
-              <w:rPr>
-                <w:rFonts w:ascii="Consolas" w:cs="Consolas" w:eastAsia="Consolas" w:hAnsi="Consolas"/>
-                <w:sz w:val="18"/>
-                <w:szCs w:val="18"/>
-              </w:rPr>
-              <w:t xml:space="preserve">I found I don't like format (x) / you are lacking output (y): please adjust. Change the builder, not the built workbook; rebuild, rerun the check and show me the result.</w:t>
-            </w:r>
-          </w:p>
-        </w:tc>
-      </w:tr>
-    </w:tbl>
-    <w:p>
-      <w:pPr>
-        <w:spacing w:after="80"/>
-      </w:pPr>
+        <w:t xml:space="preserve">Part 1. Setup (new users)</w:t>
+      </w:r>
+    </w:p>
+    <w:p>
+      <w:pPr>
+        <w:spacing w:after="120"/>
+      </w:pPr>
+      <w:r>
+        <w:rPr>
+          <w:rFonts w:ascii="Arial" w:cs="Arial" w:eastAsia="Arial" w:hAnsi="Arial"/>
+          <w:b/>
+          <w:bCs/>
+          <w:sz w:val="21"/>
+          <w:szCs w:val="21"/>
+        </w:rPr>
+        <w:t xml:space="preserve">Action A:</w:t>
+      </w:r>
+      <w:r>
+        <w:rPr>
+          <w:rFonts w:ascii="Arial" w:cs="Arial" w:eastAsia="Arial" w:hAnsi="Arial"/>
+          <w:sz w:val="21"/>
+          <w:szCs w:val="21"/>
+        </w:rPr>
+        <w:t xml:space="preserve"> Please create a GitHub ID (using a work or personal email address).</w:t>
+      </w:r>
+    </w:p>
+    <w:p>
+      <w:pPr>
+        <w:spacing w:after="120"/>
+      </w:pPr>
+      <w:r>
+        <w:rPr>
+          <w:rFonts w:ascii="Arial" w:cs="Arial" w:eastAsia="Arial" w:hAnsi="Arial"/>
+          <w:sz w:val="21"/>
+          <w:szCs w:val="21"/>
+        </w:rPr>
+        <w:t xml:space="preserve">1.  Go to https://github.com and click </w:t>
+      </w:r>
+      <w:r>
+        <w:rPr>
+          <w:rFonts w:ascii="Arial" w:cs="Arial" w:eastAsia="Arial" w:hAnsi="Arial"/>
+          <w:b/>
+          <w:bCs/>
+          <w:sz w:val="21"/>
+          <w:szCs w:val="21"/>
+        </w:rPr>
+        <w:t xml:space="preserve">Sign up</w:t>
+      </w:r>
+      <w:r>
+        <w:rPr>
+          <w:rFonts w:ascii="Arial" w:cs="Arial" w:eastAsia="Arial" w:hAnsi="Arial"/>
+          <w:sz w:val="21"/>
+          <w:szCs w:val="21"/>
+        </w:rPr>
+        <w:t xml:space="preserve">.</w:t>
+      </w:r>
+    </w:p>
+    <w:p>
+      <w:pPr>
+        <w:spacing w:after="120"/>
+      </w:pPr>
+      <w:r>
+        <w:rPr>
+          <w:rFonts w:ascii="Arial" w:cs="Arial" w:eastAsia="Arial" w:hAnsi="Arial"/>
+          <w:sz w:val="21"/>
+          <w:szCs w:val="21"/>
+        </w:rPr>
+        <w:t xml:space="preserve">2.  Enter your email address and a password.</w:t>
+      </w:r>
+    </w:p>
+    <w:p>
+      <w:pPr>
+        <w:spacing w:after="120"/>
+      </w:pPr>
+      <w:r>
+        <w:rPr>
+          <w:rFonts w:ascii="Arial" w:cs="Arial" w:eastAsia="Arial" w:hAnsi="Arial"/>
+          <w:sz w:val="21"/>
+          <w:szCs w:val="21"/>
+        </w:rPr>
+        <w:t xml:space="preserve">3.  Type the username you want. GitHub will tell you right away if it’s taken.</w:t>
+      </w:r>
+    </w:p>
+    <w:p>
+      <w:pPr>
+        <w:spacing w:after="120"/>
+      </w:pPr>
+      <w:r>
+        <w:rPr>
+          <w:rFonts w:ascii="Arial" w:cs="Arial" w:eastAsia="Arial" w:hAnsi="Arial"/>
+          <w:sz w:val="21"/>
+          <w:szCs w:val="21"/>
+        </w:rPr>
+        <w:t xml:space="preserve">4.  Complete the verification puzzle, then enter the code GitHub emails you.</w:t>
+      </w:r>
+    </w:p>
+    <w:p>
+      <w:pPr>
+        <w:spacing w:after="120"/>
+      </w:pPr>
+      <w:r>
+        <w:rPr>
+          <w:rFonts w:ascii="Arial" w:cs="Arial" w:eastAsia="Arial" w:hAnsi="Arial"/>
+          <w:b/>
+          <w:bCs/>
+          <w:sz w:val="21"/>
+          <w:szCs w:val="21"/>
+        </w:rPr>
+        <w:t xml:space="preserve">Action B:</w:t>
+      </w:r>
+      <w:r>
+        <w:rPr>
+          <w:rFonts w:ascii="Arial" w:cs="Arial" w:eastAsia="Arial" w:hAnsi="Arial"/>
+          <w:sz w:val="21"/>
+          <w:szCs w:val="21"/>
+        </w:rPr>
+        <w:t xml:space="preserve"> Please get </w:t>
+      </w:r>
+      <w:r>
+        <w:rPr>
+          <w:rFonts w:ascii="Arial" w:cs="Arial" w:eastAsia="Arial" w:hAnsi="Arial"/>
+          <w:b/>
+          <w:bCs/>
+          <w:sz w:val="21"/>
+          <w:szCs w:val="21"/>
+        </w:rPr>
+        <w:t xml:space="preserve">Git for Windows</w:t>
+      </w:r>
+      <w:r>
+        <w:rPr>
+          <w:rFonts w:ascii="Arial" w:cs="Arial" w:eastAsia="Arial" w:hAnsi="Arial"/>
+          <w:sz w:val="21"/>
+          <w:szCs w:val="21"/>
+        </w:rPr>
+        <w:t xml:space="preserve"> from the WB Software Center, and </w:t>
+      </w:r>
+      <w:r>
+        <w:rPr>
+          <w:rFonts w:ascii="Arial" w:cs="Arial" w:eastAsia="Arial" w:hAnsi="Arial"/>
+          <w:b/>
+          <w:bCs/>
+          <w:sz w:val="21"/>
+          <w:szCs w:val="21"/>
+        </w:rPr>
+        <w:t xml:space="preserve">GitHub Copilot</w:t>
+      </w:r>
+      <w:r>
+        <w:rPr>
+          <w:rFonts w:ascii="Arial" w:cs="Arial" w:eastAsia="Arial" w:hAnsi="Arial"/>
+          <w:sz w:val="21"/>
+          <w:szCs w:val="21"/>
+        </w:rPr>
+        <w:t xml:space="preserve"> from the Microsoft Store. </w:t>
+      </w:r>
+      <w:r>
+        <w:rPr>
+          <w:rFonts w:ascii="Arial" w:cs="Arial" w:eastAsia="Arial" w:hAnsi="Arial"/>
+          <w:b/>
+          <w:bCs/>
+          <w:sz w:val="21"/>
+          <w:szCs w:val="21"/>
+        </w:rPr>
+        <w:t xml:space="preserve">GitHub Desktop</w:t>
+      </w:r>
+      <w:r>
+        <w:rPr>
+          <w:rFonts w:ascii="Arial" w:cs="Arial" w:eastAsia="Arial" w:hAnsi="Arial"/>
+          <w:sz w:val="21"/>
+          <w:szCs w:val="21"/>
+        </w:rPr>
+        <w:t xml:space="preserve"> (also in the Software Center, or desktop.github.com) is recommended too: it shows your changes and helps resolve merge issues (Part 4).</w:t>
+      </w:r>
+    </w:p>
+    <w:p>
+      <w:pPr>
+        <w:spacing w:after="120"/>
+      </w:pPr>
+      <w:r>
+        <w:rPr>
+          <w:rFonts w:ascii="Arial" w:cs="Arial" w:eastAsia="Arial" w:hAnsi="Arial"/>
+          <w:b/>
+          <w:bCs/>
+          <w:sz w:val="21"/>
+          <w:szCs w:val="21"/>
+        </w:rPr>
+        <w:t xml:space="preserve">Action C:</w:t>
+      </w:r>
+      <w:r>
+        <w:rPr>
+          <w:rFonts w:ascii="Arial" w:cs="Arial" w:eastAsia="Arial" w:hAnsi="Arial"/>
+          <w:sz w:val="21"/>
+          <w:szCs w:val="21"/>
+        </w:rPr>
+        <w:t xml:space="preserve"> Go to C:\Users\WB&lt;PID&gt; (go to C:\Users and find your folder: WB followed by your PID). Download Repos.zip (https://worldbankgroup.sharepoint.com/:u:/s/WKPEFFiles/IQDg6DHLPk2BSKjexUoCSQE6AWxZvE7l9KfLJjHP9XBj3K8?e=hDP9IL) (or get it from github.com/cpmodelai/repo-tools) and extract it there, then go to C:\Users\WB&lt;PID&gt;\Repos. Click CloneRepos.bat to clone the selected repos. Then click SyncAllRepos.bat for any changes later.</w:t>
+      </w:r>
+    </w:p>
+    <w:p>
+      <w:pPr>
+        <w:spacing w:after="120"/>
+      </w:pPr>
+      <w:r>
+        <w:rPr>
+          <w:rFonts w:ascii="Arial" w:cs="Arial" w:eastAsia="Arial" w:hAnsi="Arial"/>
+          <w:b/>
+          <w:bCs/>
+          <w:sz w:val="21"/>
+          <w:szCs w:val="21"/>
+        </w:rPr>
+        <w:t xml:space="preserve">Action D:</w:t>
+      </w:r>
+      <w:r>
+        <w:rPr>
+          <w:rFonts w:ascii="Arial" w:cs="Arial" w:eastAsia="Arial" w:hAnsi="Arial"/>
+          <w:sz w:val="21"/>
+          <w:szCs w:val="21"/>
+        </w:rPr>
+        <w:t xml:space="preserve"> Add your GitHub ID (and get an Enterprise account).</w:t>
+      </w:r>
+    </w:p>
+    <w:p>
+      <w:pPr>
+        <w:pStyle w:val="ListParagraph"/>
+        <w:numPr>
+          <w:ilvl w:val="0"/>
+          <w:numId w:val="2"/>
+        </w:numPr>
+        <w:spacing w:after="60"/>
+      </w:pPr>
+      <w:r>
+        <w:rPr>
+          <w:rFonts w:ascii="Arial" w:cs="Arial" w:eastAsia="Arial" w:hAnsi="Arial"/>
+          <w:sz w:val="21"/>
+          <w:szCs w:val="21"/>
+        </w:rPr>
+        <w:t xml:space="preserve">Once you have your ID, ask Kacper (klukaszewicz@worldbank.org) to add you to </w:t>
+      </w:r>
+      <w:r>
+        <w:rPr>
+          <w:rFonts w:ascii="Arial" w:cs="Arial" w:eastAsia="Arial" w:hAnsi="Arial"/>
+          <w:b/>
+          <w:bCs/>
+          <w:sz w:val="21"/>
+          <w:szCs w:val="21"/>
+        </w:rPr>
+        <w:t xml:space="preserve">cpmodelai</w:t>
+      </w:r>
+      <w:r>
+        <w:rPr>
+          <w:rFonts w:ascii="Arial" w:cs="Arial" w:eastAsia="Arial" w:hAnsi="Arial"/>
+          <w:sz w:val="21"/>
+          <w:szCs w:val="21"/>
+        </w:rPr>
+        <w:t xml:space="preserve">, where our repos are. Copy in Paulina and Stephen for information.</w:t>
+      </w:r>
+    </w:p>
+    <w:p>
+      <w:pPr>
+        <w:pStyle w:val="ListParagraph"/>
+        <w:numPr>
+          <w:ilvl w:val="0"/>
+          <w:numId w:val="2"/>
+        </w:numPr>
+        <w:spacing w:after="60"/>
+      </w:pPr>
+      <w:r>
+        <w:rPr>
+          <w:rFonts w:ascii="Arial" w:cs="Arial" w:eastAsia="Arial" w:hAnsi="Arial"/>
+          <w:sz w:val="21"/>
+          <w:szCs w:val="21"/>
+        </w:rPr>
+        <w:t xml:space="preserve">Ask for your user ID to be added to the WB GitHub organisation: http://githubmemberrequest/</w:t>
+      </w:r>
+    </w:p>
+    <w:p>
+      <w:pPr>
+        <w:pStyle w:val="ListParagraph"/>
+        <w:numPr>
+          <w:ilvl w:val="0"/>
+          <w:numId w:val="2"/>
+        </w:numPr>
+        <w:spacing w:after="60"/>
+      </w:pPr>
+      <w:r>
+        <w:rPr>
+          <w:rFonts w:ascii="Arial" w:cs="Arial" w:eastAsia="Arial" w:hAnsi="Arial"/>
+          <w:sz w:val="21"/>
+          <w:szCs w:val="21"/>
+        </w:rPr>
+        <w:t xml:space="preserve">Get a GitHub Enterprise account by emailing GitHub_Enterprise_Admin@worldbankgroup.org with your GitHub ID.</w:t>
+      </w:r>
     </w:p>
     <w:p>
       <w:pPr>
@@ -3924,170 +5166,113 @@
           <w:sz w:val="24"/>
           <w:szCs w:val="24"/>
         </w:rPr>
-        <w:t xml:space="preserve">Next phases</w:t>
-      </w:r>
-    </w:p>
-    <w:tbl>
-      <w:tblPr>
-        <w:tblW w:type="dxa" w:w="9360"/>
-        <w:tblBorders>
-          <w:top w:val="single" w:color="auto" w:sz="4"/>
-          <w:left w:val="single" w:color="auto" w:sz="4"/>
-          <w:bottom w:val="single" w:color="auto" w:sz="4"/>
-          <w:right w:val="single" w:color="auto" w:sz="4"/>
-          <w:insideH w:val="single" w:color="auto" w:sz="4"/>
-          <w:insideV w:val="single" w:color="auto" w:sz="4"/>
-        </w:tblBorders>
-      </w:tblPr>
-      <w:tblGrid>
-        <w:gridCol w:w="9360"/>
-      </w:tblGrid>
-      <w:tr>
-        <w:tc>
-          <w:tcPr>
-            <w:tcW w:type="dxa" w:w="9360"/>
-            <w:tcBorders>
-              <w:top w:val="single" w:color="BFBFBF" w:sz="6"/>
-              <w:left w:val="single" w:color="BFBFBF" w:sz="6"/>
-              <w:bottom w:val="single" w:color="BFBFBF" w:sz="6"/>
-              <w:right w:val="single" w:color="BFBFBF" w:sz="6"/>
-            </w:tcBorders>
-            <w:shd w:fill="F2F2F2" w:color="auto" w:val="clear"/>
-            <w:tcMar>
-              <w:top w:type="dxa" w:w="100"/>
-              <w:left w:type="dxa" w:w="140"/>
-              <w:bottom w:type="dxa" w:w="100"/>
-              <w:right w:type="dxa" w:w="140"/>
-            </w:tcMar>
-          </w:tcPr>
-          <w:p>
-            <w:pPr>
-              <w:spacing w:after="0"/>
-            </w:pPr>
-            <w:r>
-              <w:rPr>
-                <w:rFonts w:ascii="Consolas" w:cs="Consolas" w:eastAsia="Consolas" w:hAnsi="Consolas"/>
-                <w:sz w:val="18"/>
-                <w:szCs w:val="18"/>
-              </w:rPr>
-              <w:t xml:space="preserve">Go ahead with phase 1.</w:t>
-            </w:r>
-          </w:p>
-        </w:tc>
-      </w:tr>
-    </w:tbl>
-    <w:p>
-      <w:pPr>
-        <w:spacing w:after="80"/>
-      </w:pPr>
-    </w:p>
-    <w:tbl>
-      <w:tblPr>
-        <w:tblW w:type="dxa" w:w="9360"/>
-        <w:tblBorders>
-          <w:top w:val="single" w:color="auto" w:sz="4"/>
-          <w:left w:val="single" w:color="auto" w:sz="4"/>
-          <w:bottom w:val="single" w:color="auto" w:sz="4"/>
-          <w:right w:val="single" w:color="auto" w:sz="4"/>
-          <w:insideH w:val="single" w:color="auto" w:sz="4"/>
-          <w:insideV w:val="single" w:color="auto" w:sz="4"/>
-        </w:tblBorders>
-      </w:tblPr>
-      <w:tblGrid>
-        <w:gridCol w:w="9360"/>
-      </w:tblGrid>
-      <w:tr>
-        <w:tc>
-          <w:tcPr>
-            <w:tcW w:type="dxa" w:w="9360"/>
-            <w:tcBorders>
-              <w:top w:val="single" w:color="BFBFBF" w:sz="6"/>
-              <w:left w:val="single" w:color="BFBFBF" w:sz="6"/>
-              <w:bottom w:val="single" w:color="BFBFBF" w:sz="6"/>
-              <w:right w:val="single" w:color="BFBFBF" w:sz="6"/>
-            </w:tcBorders>
-            <w:shd w:fill="F2F2F2" w:color="auto" w:val="clear"/>
-            <w:tcMar>
-              <w:top w:type="dxa" w:w="100"/>
-              <w:left w:type="dxa" w:w="140"/>
-              <w:bottom w:type="dxa" w:w="100"/>
-              <w:right w:type="dxa" w:w="140"/>
-            </w:tcMar>
-          </w:tcPr>
-          <w:p>
-            <w:pPr>
-              <w:spacing w:after="0"/>
-            </w:pPr>
-            <w:r>
-              <w:rPr>
-                <w:rFonts w:ascii="Consolas" w:cs="Consolas" w:eastAsia="Consolas" w:hAnsi="Consolas"/>
-                <w:sz w:val="18"/>
-                <w:szCs w:val="18"/>
-              </w:rPr>
-              <w:t xml:space="preserve">Go ahead with phase 2.</w:t>
-            </w:r>
-          </w:p>
-        </w:tc>
-      </w:tr>
-    </w:tbl>
-    <w:p>
-      <w:pPr>
-        <w:spacing w:after="80"/>
-      </w:pPr>
-    </w:p>
-    <w:tbl>
-      <w:tblPr>
-        <w:tblW w:type="dxa" w:w="9360"/>
-        <w:tblBorders>
-          <w:top w:val="single" w:color="auto" w:sz="4"/>
-          <w:left w:val="single" w:color="auto" w:sz="4"/>
-          <w:bottom w:val="single" w:color="auto" w:sz="4"/>
-          <w:right w:val="single" w:color="auto" w:sz="4"/>
-          <w:insideH w:val="single" w:color="auto" w:sz="4"/>
-          <w:insideV w:val="single" w:color="auto" w:sz="4"/>
-        </w:tblBorders>
-      </w:tblPr>
-      <w:tblGrid>
-        <w:gridCol w:w="9360"/>
-      </w:tblGrid>
-      <w:tr>
-        <w:tc>
-          <w:tcPr>
-            <w:tcW w:type="dxa" w:w="9360"/>
-            <w:tcBorders>
-              <w:top w:val="single" w:color="BFBFBF" w:sz="6"/>
-              <w:left w:val="single" w:color="BFBFBF" w:sz="6"/>
-              <w:bottom w:val="single" w:color="BFBFBF" w:sz="6"/>
-              <w:right w:val="single" w:color="BFBFBF" w:sz="6"/>
-            </w:tcBorders>
-            <w:shd w:fill="F2F2F2" w:color="auto" w:val="clear"/>
-            <w:tcMar>
-              <w:top w:type="dxa" w:w="100"/>
-              <w:left w:type="dxa" w:w="140"/>
-              <w:bottom w:type="dxa" w:w="100"/>
-              <w:right w:type="dxa" w:w="140"/>
-            </w:tcMar>
-          </w:tcPr>
-          <w:p>
-            <w:pPr>
-              <w:spacing w:after="0"/>
-            </w:pPr>
-            <w:r>
-              <w:rPr>
-                <w:rFonts w:ascii="Consolas" w:cs="Consolas" w:eastAsia="Consolas" w:hAnsi="Consolas"/>
-                <w:sz w:val="18"/>
-                <w:szCs w:val="18"/>
-              </w:rPr>
-              <w:t xml:space="preserve">Go ahead with phase 3.</w:t>
-            </w:r>
-          </w:p>
-        </w:tc>
-      </w:tr>
-    </w:tbl>
-    <w:p>
-      <w:pPr>
-        <w:spacing w:after="80"/>
-      </w:pPr>
+        <w:t xml:space="preserve">Optional: linking Claude to the repos</w:t>
+      </w:r>
+    </w:p>
+    <w:p>
+      <w:pPr>
+        <w:spacing w:after="120"/>
+      </w:pPr>
+      <w:r>
+        <w:rPr>
+          <w:rFonts w:ascii="Arial" w:cs="Arial" w:eastAsia="Arial" w:hAnsi="Arial"/>
+          <w:b/>
+          <w:bCs/>
+          <w:sz w:val="21"/>
+          <w:szCs w:val="21"/>
+        </w:rPr>
+        <w:t xml:space="preserve">1. Create a Claude account.</w:t>
+      </w:r>
+      <w:r>
+        <w:rPr>
+          <w:rFonts w:ascii="Arial" w:cs="Arial" w:eastAsia="Arial" w:hAnsi="Arial"/>
+          <w:sz w:val="21"/>
+          <w:szCs w:val="21"/>
+        </w:rPr>
+        <w:t xml:space="preserve"> Go to claude.ai (or get the Claude app) and click </w:t>
+      </w:r>
+      <w:r>
+        <w:rPr>
+          <w:rFonts w:ascii="Arial" w:cs="Arial" w:eastAsia="Arial" w:hAnsi="Arial"/>
+          <w:b/>
+          <w:bCs/>
+          <w:sz w:val="21"/>
+          <w:szCs w:val="21"/>
+        </w:rPr>
+        <w:t xml:space="preserve">Sign up</w:t>
+      </w:r>
+      <w:r>
+        <w:rPr>
+          <w:rFonts w:ascii="Arial" w:cs="Arial" w:eastAsia="Arial" w:hAnsi="Arial"/>
+          <w:sz w:val="21"/>
+          <w:szCs w:val="21"/>
+        </w:rPr>
+        <w:t xml:space="preserve">, with an email address or a Google account. If you used email, click the sign-in link Claude sends you, then enter your name. You are on the free plan; you can upgrade later from Settings.</w:t>
+      </w:r>
+    </w:p>
+    <w:p>
+      <w:pPr>
+        <w:spacing w:after="120"/>
+      </w:pPr>
+      <w:r>
+        <w:rPr>
+          <w:rFonts w:ascii="Arial" w:cs="Arial" w:eastAsia="Arial" w:hAnsi="Arial"/>
+          <w:b/>
+          <w:bCs/>
+          <w:sz w:val="21"/>
+          <w:szCs w:val="21"/>
+        </w:rPr>
+        <w:t xml:space="preserve">2. Connect GitHub.</w:t>
+      </w:r>
+      <w:r>
+        <w:rPr>
+          <w:rFonts w:ascii="Arial" w:cs="Arial" w:eastAsia="Arial" w:hAnsi="Arial"/>
+          <w:sz w:val="21"/>
+          <w:szCs w:val="21"/>
+        </w:rPr>
+        <w:t xml:space="preserve"> A “repo” (repository) is a folder of files stored on GitHub. In Claude, go to Settings → Connectors, find GitHub and click Connect; GitHub asks you to approve access (support.claude.com, “Use the GitHub integration”).</w:t>
+      </w:r>
+    </w:p>
+    <w:p>
+      <w:pPr>
+        <w:spacing w:after="120"/>
+      </w:pPr>
+      <w:r>
+        <w:rPr>
+          <w:rFonts w:ascii="Arial" w:cs="Arial" w:eastAsia="Arial" w:hAnsi="Arial"/>
+          <w:b/>
+          <w:bCs/>
+          <w:sz w:val="21"/>
+          <w:szCs w:val="21"/>
+        </w:rPr>
+        <w:t xml:space="preserve">3. Add a repo.</w:t>
+      </w:r>
+      <w:r>
+        <w:rPr>
+          <w:rFonts w:ascii="Arial" w:cs="Arial" w:eastAsia="Arial" w:hAnsi="Arial"/>
+          <w:sz w:val="21"/>
+          <w:szCs w:val="21"/>
+        </w:rPr>
+        <w:t xml:space="preserve"> Open a chat (or a Project), click </w:t>
+      </w:r>
+      <w:r>
+        <w:rPr>
+          <w:rFonts w:ascii="Arial" w:cs="Arial" w:eastAsia="Arial" w:hAnsi="Arial"/>
+          <w:b/>
+          <w:bCs/>
+          <w:sz w:val="21"/>
+          <w:szCs w:val="21"/>
+        </w:rPr>
+        <w:t xml:space="preserve">+</w:t>
+      </w:r>
+      <w:r>
+        <w:rPr>
+          <w:rFonts w:ascii="Arial" w:cs="Arial" w:eastAsia="Arial" w:hAnsi="Arial"/>
+          <w:sz w:val="21"/>
+          <w:szCs w:val="21"/>
+        </w:rPr>
+        <w:t xml:space="preserve"> next to the message box, choose “Add from GitHub”, then search or paste the repo URL. Claude can now read its files; you can add several repos.</w:t>
+      </w:r>
     </w:p>
     <w:p>
       <w:pPr>
@@ -4102,438 +5287,1489 @@
           <w:sz w:val="24"/>
           <w:szCs w:val="24"/>
         </w:rPr>
-        <w:t xml:space="preserve">Example follow-ups</w:t>
-      </w:r>
-    </w:p>
-    <w:p>
-      <w:pPr>
-        <w:spacing w:after="120"/>
-      </w:pPr>
-      <w:r>
-        <w:rPr>
-          <w:rFonts w:ascii="Arial" w:cs="Arial" w:eastAsia="Arial" w:hAnsi="Arial"/>
-          <w:sz w:val="21"/>
-          <w:szCs w:val="21"/>
-        </w:rPr>
-        <w:t xml:space="preserve">Look at one result:</w:t>
-      </w:r>
-    </w:p>
-    <w:tbl>
-      <w:tblPr>
-        <w:tblW w:type="dxa" w:w="9360"/>
-        <w:tblBorders>
-          <w:top w:val="single" w:color="auto" w:sz="4"/>
-          <w:left w:val="single" w:color="auto" w:sz="4"/>
-          <w:bottom w:val="single" w:color="auto" w:sz="4"/>
-          <w:right w:val="single" w:color="auto" w:sz="4"/>
-          <w:insideH w:val="single" w:color="auto" w:sz="4"/>
-          <w:insideV w:val="single" w:color="auto" w:sz="4"/>
-        </w:tblBorders>
-      </w:tblPr>
-      <w:tblGrid>
-        <w:gridCol w:w="9360"/>
-      </w:tblGrid>
-      <w:tr>
-        <w:tc>
-          <w:tcPr>
-            <w:tcW w:type="dxa" w:w="9360"/>
-            <w:tcBorders>
-              <w:top w:val="single" w:color="BFBFBF" w:sz="6"/>
-              <w:left w:val="single" w:color="BFBFBF" w:sz="6"/>
-              <w:bottom w:val="single" w:color="BFBFBF" w:sz="6"/>
-              <w:right w:val="single" w:color="BFBFBF" w:sz="6"/>
-            </w:tcBorders>
-            <w:shd w:fill="F2F2F2" w:color="auto" w:val="clear"/>
-            <w:tcMar>
-              <w:top w:type="dxa" w:w="100"/>
-              <w:left w:type="dxa" w:w="140"/>
-              <w:bottom w:type="dxa" w:w="100"/>
-              <w:right w:type="dxa" w:w="140"/>
-            </w:tcMar>
-          </w:tcPr>
-          <w:p>
-            <w:pPr>
-              <w:spacing w:after="0"/>
-            </w:pPr>
-            <w:r>
-              <w:rPr>
-                <w:rFonts w:ascii="Consolas" w:cs="Consolas" w:eastAsia="Consolas" w:hAnsi="Consolas"/>
-                <w:sz w:val="18"/>
-                <w:szCs w:val="18"/>
-              </w:rPr>
-              <w:t xml:space="preserve">For Egypt, the live scenario, show me the total effect by decile (overall, urban, rural) and the Gini change, next to legacy 465's cached values, with the reason for each difference.</w:t>
-            </w:r>
-          </w:p>
-        </w:tc>
-      </w:tr>
-    </w:tbl>
-    <w:p>
-      <w:pPr>
-        <w:spacing w:after="80"/>
-      </w:pPr>
-    </w:p>
-    <w:p>
-      <w:pPr>
-        <w:spacing w:after="120"/>
-      </w:pPr>
-      <w:r>
-        <w:rPr>
-          <w:rFonts w:ascii="Arial" w:cs="Arial" w:eastAsia="Arial" w:hAnsi="Arial"/>
-          <w:sz w:val="21"/>
-          <w:szCs w:val="21"/>
-        </w:rPr>
-        <w:t xml:space="preserve">Check a legacy bug in the register:</w:t>
-      </w:r>
-    </w:p>
-    <w:tbl>
-      <w:tblPr>
-        <w:tblW w:type="dxa" w:w="9360"/>
-        <w:tblBorders>
-          <w:top w:val="single" w:color="auto" w:sz="4"/>
-          <w:left w:val="single" w:color="auto" w:sz="4"/>
-          <w:bottom w:val="single" w:color="auto" w:sz="4"/>
-          <w:right w:val="single" w:color="auto" w:sz="4"/>
-          <w:insideH w:val="single" w:color="auto" w:sz="4"/>
-          <w:insideV w:val="single" w:color="auto" w:sz="4"/>
-        </w:tblBorders>
-      </w:tblPr>
-      <w:tblGrid>
-        <w:gridCol w:w="9360"/>
-      </w:tblGrid>
-      <w:tr>
-        <w:tc>
-          <w:tcPr>
-            <w:tcW w:type="dxa" w:w="9360"/>
-            <w:tcBorders>
-              <w:top w:val="single" w:color="BFBFBF" w:sz="6"/>
-              <w:left w:val="single" w:color="BFBFBF" w:sz="6"/>
-              <w:bottom w:val="single" w:color="BFBFBF" w:sz="6"/>
-              <w:right w:val="single" w:color="BFBFBF" w:sz="6"/>
-            </w:tcBorders>
-            <w:shd w:fill="F2F2F2" w:color="auto" w:val="clear"/>
-            <w:tcMar>
-              <w:top w:type="dxa" w:w="100"/>
-              <w:left w:type="dxa" w:w="140"/>
-              <w:bottom w:type="dxa" w:w="100"/>
-              <w:right w:type="dxa" w:w="140"/>
-            </w:tcMar>
-          </w:tcPr>
-          <w:p>
-            <w:pPr>
-              <w:spacing w:after="0"/>
-            </w:pPr>
-            <w:r>
-              <w:rPr>
-                <w:rFonts w:ascii="Consolas" w:cs="Consolas" w:eastAsia="Consolas" w:hAnsi="Consolas"/>
-                <w:sz w:val="18"/>
-                <w:szCs w:val="18"/>
-              </w:rPr>
-              <w:t xml:space="preserve">Show me register item &lt;code&gt;: the legacy cells, what legacy computes, what the module computes and the effect on deciles 1 and 10. Is it a bug or an issue under NORMS.md section 0?</w:t>
-            </w:r>
-          </w:p>
-        </w:tc>
-      </w:tr>
-    </w:tbl>
-    <w:p>
-      <w:pPr>
-        <w:spacing w:after="80"/>
-      </w:pPr>
-    </w:p>
-    <w:p>
-      <w:pPr>
-        <w:spacing w:after="120"/>
-      </w:pPr>
-      <w:r>
-        <w:rPr>
-          <w:rFonts w:ascii="Arial" w:cs="Arial" w:eastAsia="Arial" w:hAnsi="Arial"/>
-          <w:sz w:val="21"/>
-          <w:szCs w:val="21"/>
-        </w:rPr>
-        <w:t xml:space="preserve">Change a distribution setting (the formula source is excel_ai/mitigation/build.py):</w:t>
-      </w:r>
-    </w:p>
-    <w:tbl>
-      <w:tblPr>
-        <w:tblW w:type="dxa" w:w="9360"/>
-        <w:tblBorders>
-          <w:top w:val="single" w:color="auto" w:sz="4"/>
-          <w:left w:val="single" w:color="auto" w:sz="4"/>
-          <w:bottom w:val="single" w:color="auto" w:sz="4"/>
-          <w:right w:val="single" w:color="auto" w:sz="4"/>
-          <w:insideH w:val="single" w:color="auto" w:sz="4"/>
-          <w:insideV w:val="single" w:color="auto" w:sz="4"/>
-        </w:tblBorders>
-      </w:tblPr>
-      <w:tblGrid>
-        <w:gridCol w:w="9360"/>
-      </w:tblGrid>
-      <w:tr>
-        <w:tc>
-          <w:tcPr>
-            <w:tcW w:type="dxa" w:w="9360"/>
-            <w:tcBorders>
-              <w:top w:val="single" w:color="BFBFBF" w:sz="6"/>
-              <w:left w:val="single" w:color="BFBFBF" w:sz="6"/>
-              <w:bottom w:val="single" w:color="BFBFBF" w:sz="6"/>
-              <w:right w:val="single" w:color="BFBFBF" w:sz="6"/>
-            </w:tcBorders>
-            <w:shd w:fill="F2F2F2" w:color="auto" w:val="clear"/>
-            <w:tcMar>
-              <w:top w:type="dxa" w:w="100"/>
-              <w:left w:type="dxa" w:w="140"/>
-              <w:bottom w:type="dxa" w:w="100"/>
-              <w:right w:type="dxa" w:w="140"/>
-            </w:tcMar>
-          </w:tcPr>
-          <w:p>
-            <w:pPr>
-              <w:spacing w:after="0"/>
-            </w:pPr>
-            <w:r>
-              <w:rPr>
-                <w:rFonts w:ascii="Consolas" w:cs="Consolas" w:eastAsia="Consolas" w:hAnsi="Consolas"/>
-                <w:sz w:val="18"/>
-                <w:szCs w:val="18"/>
-              </w:rPr>
-              <w:t xml:space="preserve">&lt;describe the change&gt;. Change it in excel_ai/mitigation/build.py, rebuild the prototype, rebuild the module, run check_distribution.py and show me the result.</w:t>
-            </w:r>
-          </w:p>
-        </w:tc>
-      </w:tr>
-    </w:tbl>
-    <w:p>
-      <w:pPr>
-        <w:spacing w:after="80"/>
-      </w:pPr>
-    </w:p>
-    <w:p>
-      <w:pPr>
-        <w:spacing w:after="120"/>
-      </w:pPr>
-      <w:r>
-        <w:rPr>
-          <w:rFonts w:ascii="Arial" w:cs="Arial" w:eastAsia="Arial" w:hAnsi="Arial"/>
-          <w:sz w:val="21"/>
-          <w:szCs w:val="21"/>
-        </w:rPr>
-        <w:t xml:space="preserve">When a check fails:</w:t>
-      </w:r>
-    </w:p>
-    <w:tbl>
-      <w:tblPr>
-        <w:tblW w:type="dxa" w:w="9360"/>
-        <w:tblBorders>
-          <w:top w:val="single" w:color="auto" w:sz="4"/>
-          <w:left w:val="single" w:color="auto" w:sz="4"/>
-          <w:bottom w:val="single" w:color="auto" w:sz="4"/>
-          <w:right w:val="single" w:color="auto" w:sz="4"/>
-          <w:insideH w:val="single" w:color="auto" w:sz="4"/>
-          <w:insideV w:val="single" w:color="auto" w:sz="4"/>
-        </w:tblBorders>
-      </w:tblPr>
-      <w:tblGrid>
-        <w:gridCol w:w="9360"/>
-      </w:tblGrid>
-      <w:tr>
-        <w:tc>
-          <w:tcPr>
-            <w:tcW w:type="dxa" w:w="9360"/>
-            <w:tcBorders>
-              <w:top w:val="single" w:color="BFBFBF" w:sz="6"/>
-              <w:left w:val="single" w:color="BFBFBF" w:sz="6"/>
-              <w:bottom w:val="single" w:color="BFBFBF" w:sz="6"/>
-              <w:right w:val="single" w:color="BFBFBF" w:sz="6"/>
-            </w:tcBorders>
-            <w:shd w:fill="F2F2F2" w:color="auto" w:val="clear"/>
-            <w:tcMar>
-              <w:top w:type="dxa" w:w="100"/>
-              <w:left w:type="dxa" w:w="140"/>
-              <w:bottom w:type="dxa" w:w="100"/>
-              <w:right w:type="dxa" w:w="140"/>
-            </w:tcMar>
-          </w:tcPr>
-          <w:p>
-            <w:pPr>
-              <w:spacing w:after="0"/>
-            </w:pPr>
-            <w:r>
-              <w:rPr>
-                <w:rFonts w:ascii="Consolas" w:cs="Consolas" w:eastAsia="Consolas" w:hAnsi="Consolas"/>
-                <w:sz w:val="18"/>
-                <w:szCs w:val="18"/>
-              </w:rPr>
-              <w:t xml:space="preserve">check_distribution.py fails on &lt;name of the check&gt;. Find the cause, fix the builder (not the check), rebuild and run the check again. Tell me what was wrong.</w:t>
-            </w:r>
-          </w:p>
-        </w:tc>
-      </w:tr>
-    </w:tbl>
-    <w:p>
-      <w:pPr>
-        <w:spacing w:after="80"/>
-      </w:pPr>
-    </w:p>
-    <w:p>
-      <w:pPr>
-        <w:spacing w:after="120"/>
-      </w:pPr>
-      <w:r>
-        <w:rPr>
-          <w:rFonts w:ascii="Arial" w:cs="Arial" w:eastAsia="Arial" w:hAnsi="Arial"/>
-          <w:sz w:val="21"/>
-          <w:szCs w:val="21"/>
-        </w:rPr>
-        <w:t xml:space="preserve">Before you save:</w:t>
-      </w:r>
-    </w:p>
-    <w:tbl>
-      <w:tblPr>
-        <w:tblW w:type="dxa" w:w="9360"/>
-        <w:tblBorders>
-          <w:top w:val="single" w:color="auto" w:sz="4"/>
-          <w:left w:val="single" w:color="auto" w:sz="4"/>
-          <w:bottom w:val="single" w:color="auto" w:sz="4"/>
-          <w:right w:val="single" w:color="auto" w:sz="4"/>
-          <w:insideH w:val="single" w:color="auto" w:sz="4"/>
-          <w:insideV w:val="single" w:color="auto" w:sz="4"/>
-        </w:tblBorders>
-      </w:tblPr>
-      <w:tblGrid>
-        <w:gridCol w:w="9360"/>
-      </w:tblGrid>
-      <w:tr>
-        <w:tc>
-          <w:tcPr>
-            <w:tcW w:type="dxa" w:w="9360"/>
-            <w:tcBorders>
-              <w:top w:val="single" w:color="BFBFBF" w:sz="6"/>
-              <w:left w:val="single" w:color="BFBFBF" w:sz="6"/>
-              <w:bottom w:val="single" w:color="BFBFBF" w:sz="6"/>
-              <w:right w:val="single" w:color="BFBFBF" w:sz="6"/>
-            </w:tcBorders>
-            <w:shd w:fill="F2F2F2" w:color="auto" w:val="clear"/>
-            <w:tcMar>
-              <w:top w:type="dxa" w:w="100"/>
-              <w:left w:type="dxa" w:w="140"/>
-              <w:bottom w:type="dxa" w:w="100"/>
-              <w:right w:type="dxa" w:w="140"/>
-            </w:tcMar>
-          </w:tcPr>
-          <w:p>
-            <w:pPr>
-              <w:spacing w:after="0"/>
-            </w:pPr>
-            <w:r>
-              <w:rPr>
-                <w:rFonts w:ascii="Consolas" w:cs="Consolas" w:eastAsia="Consolas" w:hAnsi="Consolas"/>
-                <w:sz w:val="18"/>
-                <w:szCs w:val="18"/>
-              </w:rPr>
-              <w:t xml:space="preserve">Show me the changes before you save them. List every file you changed and why.</w:t>
-            </w:r>
-          </w:p>
-        </w:tc>
-      </w:tr>
-    </w:tbl>
-    <w:p>
-      <w:pPr>
-        <w:spacing w:after="80"/>
-      </w:pPr>
-    </w:p>
-    <w:p>
-      <w:pPr>
-        <w:spacing w:after="120"/>
-      </w:pPr>
-      <w:r>
-        <w:rPr>
-          <w:rFonts w:ascii="Arial" w:cs="Arial" w:eastAsia="Arial" w:hAnsi="Arial"/>
-          <w:sz w:val="21"/>
-          <w:szCs w:val="21"/>
-        </w:rPr>
-        <w:t xml:space="preserve">Resume later in a new session:</w:t>
-      </w:r>
-    </w:p>
-    <w:tbl>
-      <w:tblPr>
-        <w:tblW w:type="dxa" w:w="9360"/>
-        <w:tblBorders>
-          <w:top w:val="single" w:color="auto" w:sz="4"/>
-          <w:left w:val="single" w:color="auto" w:sz="4"/>
-          <w:bottom w:val="single" w:color="auto" w:sz="4"/>
-          <w:right w:val="single" w:color="auto" w:sz="4"/>
-          <w:insideH w:val="single" w:color="auto" w:sz="4"/>
-          <w:insideV w:val="single" w:color="auto" w:sz="4"/>
-        </w:tblBorders>
-      </w:tblPr>
-      <w:tblGrid>
-        <w:gridCol w:w="9360"/>
-      </w:tblGrid>
-      <w:tr>
-        <w:tc>
-          <w:tcPr>
-            <w:tcW w:type="dxa" w:w="9360"/>
-            <w:tcBorders>
-              <w:top w:val="single" w:color="BFBFBF" w:sz="6"/>
-              <w:left w:val="single" w:color="BFBFBF" w:sz="6"/>
-              <w:bottom w:val="single" w:color="BFBFBF" w:sz="6"/>
-              <w:right w:val="single" w:color="BFBFBF" w:sz="6"/>
-            </w:tcBorders>
-            <w:shd w:fill="F2F2F2" w:color="auto" w:val="clear"/>
-            <w:tcMar>
-              <w:top w:type="dxa" w:w="100"/>
-              <w:left w:type="dxa" w:w="140"/>
-              <w:bottom w:type="dxa" w:w="100"/>
-              <w:right w:type="dxa" w:w="140"/>
-            </w:tcMar>
-          </w:tcPr>
-          <w:p>
-            <w:pPr>
-              <w:spacing w:after="0"/>
-            </w:pPr>
-            <w:r>
-              <w:rPr>
-                <w:rFonts w:ascii="Consolas" w:cs="Consolas" w:eastAsia="Consolas" w:hAnsi="Consolas"/>
-                <w:sz w:val="18"/>
-                <w:szCs w:val="18"/>
-              </w:rPr>
-              <w:t xml:space="preserve">@AGENTS.md @excel_ai/plans/prompts/Distribution_module_prompt.md We are at phase &lt;n&gt;. Read the bottom of CAVEATS.md and the last report, then do phase &lt;n&gt; only and stop.</w:t>
-            </w:r>
-          </w:p>
-        </w:tc>
-      </w:tr>
-    </w:tbl>
-    <w:p>
-      <w:pPr>
-        <w:spacing w:after="80"/>
-      </w:pPr>
-    </w:p>
-    <w:p>
-      <w:pPr>
-        <w:spacing w:after="120"/>
-      </w:pPr>
-      <w:r>
-        <w:rPr>
-          <w:rFonts w:ascii="Arial" w:cs="Arial" w:eastAsia="Arial" w:hAnsi="Arial"/>
-          <w:sz w:val="21"/>
-          <w:szCs w:val="21"/>
-        </w:rPr>
-        <w:t xml:space="preserve">Then save to GitHub: close the workbooks and double-click </w:t>
-      </w:r>
-      <w:r>
-        <w:rPr>
-          <w:rFonts w:ascii="Consolas" w:cs="Consolas" w:eastAsia="Consolas" w:hAnsi="Consolas"/>
-          <w:sz w:val="19"/>
-          <w:szCs w:val="19"/>
-        </w:rPr>
-        <w:t xml:space="preserve">SyncRepo.bat</w:t>
-      </w:r>
-      <w:r>
-        <w:rPr>
-          <w:rFonts w:ascii="Arial" w:cs="Arial" w:eastAsia="Arial" w:hAnsi="Arial"/>
-          <w:sz w:val="21"/>
-          <w:szCs w:val="21"/>
-        </w:rPr>
-        <w:t xml:space="preserve"> in the repo folder.</w:t>
+        <w:t xml:space="preserve">Part 2. Update to the new repos (existing users)</w:t>
+      </w:r>
+    </w:p>
+    <w:p>
+      <w:pPr>
+        <w:spacing w:after="120"/>
+      </w:pPr>
+      <w:r>
+        <w:rPr>
+          <w:rFonts w:ascii="Arial" w:cs="Arial" w:eastAsia="Arial" w:hAnsi="Arial"/>
+          <w:sz w:val="21"/>
+          <w:szCs w:val="21"/>
+        </w:rPr>
+        <w:t xml:space="preserve">The repos have moved from github.com/cpmodel to github.com/cpmodelai, and some default folder names have changed. If you set up before this, do these steps once. The new RepoDirectory.csv in Repos.zip lists the new addresses.</w:t>
+      </w:r>
+    </w:p>
+    <w:p>
+      <w:pPr>
+        <w:spacing w:after="120"/>
+      </w:pPr>
+      <w:r>
+        <w:rPr>
+          <w:rFonts w:ascii="Arial" w:cs="Arial" w:eastAsia="Arial" w:hAnsi="Arial"/>
+          <w:b/>
+          <w:bCs/>
+          <w:sz w:val="21"/>
+          <w:szCs w:val="21"/>
+        </w:rPr>
+        <w:t xml:space="preserve">Repo</w:t>
+      </w:r>
+      <w:r>
+        <w:rPr>
+          <w:rFonts w:ascii="Arial" w:cs="Arial" w:eastAsia="Arial" w:hAnsi="Arial"/>
+          <w:sz w:val="21"/>
+          <w:szCs w:val="21"/>
+        </w:rPr>
+        <w:t xml:space="preserve"> · </w:t>
+      </w:r>
+      <w:r>
+        <w:rPr>
+          <w:rFonts w:ascii="Arial" w:cs="Arial" w:eastAsia="Arial" w:hAnsi="Arial"/>
+          <w:b/>
+          <w:bCs/>
+          <w:sz w:val="21"/>
+          <w:szCs w:val="21"/>
+        </w:rPr>
+        <w:t xml:space="preserve">Old address</w:t>
+      </w:r>
+      <w:r>
+        <w:rPr>
+          <w:rFonts w:ascii="Arial" w:cs="Arial" w:eastAsia="Arial" w:hAnsi="Arial"/>
+          <w:sz w:val="21"/>
+          <w:szCs w:val="21"/>
+        </w:rPr>
+        <w:t xml:space="preserve"> · </w:t>
+      </w:r>
+      <w:r>
+        <w:rPr>
+          <w:rFonts w:ascii="Arial" w:cs="Arial" w:eastAsia="Arial" w:hAnsi="Arial"/>
+          <w:b/>
+          <w:bCs/>
+          <w:sz w:val="21"/>
+          <w:szCs w:val="21"/>
+        </w:rPr>
+        <w:t xml:space="preserve">New address (RepoName)</w:t>
+      </w:r>
+      <w:r>
+        <w:rPr>
+          <w:rFonts w:ascii="Arial" w:cs="Arial" w:eastAsia="Arial" w:hAnsi="Arial"/>
+          <w:sz w:val="21"/>
+          <w:szCs w:val="21"/>
+        </w:rPr>
+        <w:t xml:space="preserve"> · </w:t>
+      </w:r>
+      <w:r>
+        <w:rPr>
+          <w:rFonts w:ascii="Arial" w:cs="Arial" w:eastAsia="Arial" w:hAnsi="Arial"/>
+          <w:b/>
+          <w:bCs/>
+          <w:sz w:val="21"/>
+          <w:szCs w:val="21"/>
+        </w:rPr>
+        <w:t xml:space="preserve">Default folder (FolderName)</w:t>
+      </w:r>
+    </w:p>
+    <w:p>
+      <w:pPr>
+        <w:spacing w:after="120"/>
+      </w:pPr>
+      <w:r>
+        <w:rPr>
+          <w:rFonts w:ascii="Arial" w:cs="Arial" w:eastAsia="Arial" w:hAnsi="Arial"/>
+          <w:sz w:val="21"/>
+          <w:szCs w:val="21"/>
+        </w:rPr>
+        <w:t xml:space="preserve">Climate-fiscal AI tools · github.com/cpmodel/new-ai-tools · github.com/cpmodelai/climate-fiscal-ai-tools · climate-fiscal-ai-tools (was new-ai-tools)</w:t>
+      </w:r>
+    </w:p>
+    <w:p>
+      <w:pPr>
+        <w:spacing w:after="120"/>
+      </w:pPr>
+      <w:r>
+        <w:rPr>
+          <w:rFonts w:ascii="Arial" w:cs="Arial" w:eastAsia="Arial" w:hAnsi="Arial"/>
+          <w:sz w:val="21"/>
+          <w:szCs w:val="21"/>
+        </w:rPr>
+        <w:t xml:space="preserve">CPAT-AI · github.com/cpmodel/CPAT-AI · github.com/cpmodelai/cpat_ai · CPAT-AI</w:t>
+      </w:r>
+    </w:p>
+    <w:p>
+      <w:pPr>
+        <w:spacing w:after="120"/>
+      </w:pPr>
+      <w:r>
+        <w:rPr>
+          <w:rFonts w:ascii="Arial" w:cs="Arial" w:eastAsia="Arial" w:hAnsi="Arial"/>
+          <w:sz w:val="21"/>
+          <w:szCs w:val="21"/>
+        </w:rPr>
+        <w:t xml:space="preserve">Repo tools · (new) · github.com/cpmodelai/repo-tools · repo-tools</w:t>
+      </w:r>
+    </w:p>
+    <w:p>
+      <w:pPr>
+        <w:spacing w:after="120"/>
+      </w:pPr>
+      <w:r>
+        <w:rPr>
+          <w:rFonts w:ascii="Arial" w:cs="Arial" w:eastAsia="Arial" w:hAnsi="Arial"/>
+          <w:b/>
+          <w:bCs/>
+          <w:sz w:val="21"/>
+          <w:szCs w:val="21"/>
+        </w:rPr>
+        <w:t xml:space="preserve">1. Save your work first.</w:t>
+      </w:r>
+      <w:r>
+        <w:rPr>
+          <w:rFonts w:ascii="Arial" w:cs="Arial" w:eastAsia="Arial" w:hAnsi="Arial"/>
+          <w:sz w:val="21"/>
+          <w:szCs w:val="21"/>
+        </w:rPr>
+        <w:t xml:space="preserve"> Double-click SyncAllRepos.bat (or see Part 3, Step 3) so nothing is lost. If a push fails, copy the files you changed somewhere safe.</w:t>
+      </w:r>
+    </w:p>
+    <w:p>
+      <w:pPr>
+        <w:spacing w:after="120"/>
+      </w:pPr>
+      <w:r>
+        <w:rPr>
+          <w:rFonts w:ascii="Arial" w:cs="Arial" w:eastAsia="Arial" w:hAnsi="Arial"/>
+          <w:b/>
+          <w:bCs/>
+          <w:sz w:val="21"/>
+          <w:szCs w:val="21"/>
+        </w:rPr>
+        <w:t xml:space="preserve">2. Get the new files.</w:t>
+      </w:r>
+      <w:r>
+        <w:rPr>
+          <w:rFonts w:ascii="Arial" w:cs="Arial" w:eastAsia="Arial" w:hAnsi="Arial"/>
+          <w:sz w:val="21"/>
+          <w:szCs w:val="21"/>
+        </w:rPr>
+        <w:t xml:space="preserve"> Download Repos.zip (Action C) and extract it into C:\Users\WB&lt;PID&gt;\Repos. Let it replace RepoDirectory.csv, SyncAllRepos.bat and CloneRepos.bat.</w:t>
+      </w:r>
+    </w:p>
+    <w:p>
+      <w:pPr>
+        <w:spacing w:after="120"/>
+      </w:pPr>
+      <w:r>
+        <w:rPr>
+          <w:rFonts w:ascii="Arial" w:cs="Arial" w:eastAsia="Arial" w:hAnsi="Arial"/>
+          <w:b/>
+          <w:bCs/>
+          <w:sz w:val="21"/>
+          <w:szCs w:val="21"/>
+        </w:rPr>
+        <w:t xml:space="preserve">3. Check the addresses.</w:t>
+      </w:r>
+      <w:r>
+        <w:rPr>
+          <w:rFonts w:ascii="Arial" w:cs="Arial" w:eastAsia="Arial" w:hAnsi="Arial"/>
+          <w:sz w:val="21"/>
+          <w:szCs w:val="21"/>
+        </w:rPr>
+        <w:t xml:space="preserve"> Open RepoDirectory.csv in Notepad. Every RepoName must start with https://github.com/cpmodelai/ (not cpmodel).</w:t>
+      </w:r>
+    </w:p>
+    <w:p>
+      <w:pPr>
+        <w:spacing w:after="120"/>
+      </w:pPr>
+      <w:r>
+        <w:rPr>
+          <w:rFonts w:ascii="Arial" w:cs="Arial" w:eastAsia="Arial" w:hAnsi="Arial"/>
+          <w:b/>
+          <w:bCs/>
+          <w:sz w:val="21"/>
+          <w:szCs w:val="21"/>
+        </w:rPr>
+        <w:t xml:space="preserve">4. Check the folder names.</w:t>
+      </w:r>
+      <w:r>
+        <w:rPr>
+          <w:rFonts w:ascii="Arial" w:cs="Arial" w:eastAsia="Arial" w:hAnsi="Arial"/>
+          <w:sz w:val="21"/>
+          <w:szCs w:val="21"/>
+        </w:rPr>
+        <w:t xml:space="preserve"> FolderName is the folder inside Repos for each repo, and it must match exactly. The defaults have changed (table above): use the default (and move the old folder aside, step 5), or change FolderName to the name you want.</w:t>
+      </w:r>
+    </w:p>
+    <w:p>
+      <w:pPr>
+        <w:spacing w:after="120"/>
+      </w:pPr>
+      <w:r>
+        <w:rPr>
+          <w:rFonts w:ascii="Arial" w:cs="Arial" w:eastAsia="Arial" w:hAnsi="Arial"/>
+          <w:b/>
+          <w:bCs/>
+          <w:sz w:val="21"/>
+          <w:szCs w:val="21"/>
+        </w:rPr>
+        <w:t xml:space="preserve">5. Move the old folders aside.</w:t>
+      </w:r>
+      <w:r>
+        <w:rPr>
+          <w:rFonts w:ascii="Arial" w:cs="Arial" w:eastAsia="Arial" w:hAnsi="Arial"/>
+          <w:sz w:val="21"/>
+          <w:szCs w:val="21"/>
+        </w:rPr>
+        <w:t xml:space="preserve"> Rename each old folder, for example new-ai-tools to new-ai-tools_old and CPAT-AI to CPAT-AI_old. They still point to the old addresses.</w:t>
+      </w:r>
+    </w:p>
+    <w:p>
+      <w:pPr>
+        <w:spacing w:after="120"/>
+      </w:pPr>
+      <w:r>
+        <w:rPr>
+          <w:rFonts w:ascii="Arial" w:cs="Arial" w:eastAsia="Arial" w:hAnsi="Arial"/>
+          <w:b/>
+          <w:bCs/>
+          <w:sz w:val="21"/>
+          <w:szCs w:val="21"/>
+        </w:rPr>
+        <w:t xml:space="preserve">6. Download the new repos.</w:t>
+      </w:r>
+      <w:r>
+        <w:rPr>
+          <w:rFonts w:ascii="Arial" w:cs="Arial" w:eastAsia="Arial" w:hAnsi="Arial"/>
+          <w:sz w:val="21"/>
+          <w:szCs w:val="21"/>
+        </w:rPr>
+        <w:t xml:space="preserve"> Double-click CloneRepos.bat. It downloads every repo in RepoDirectory.csv whose folder is missing, and warns about any folder that points to another address. Sign in to GitHub if asked; your ID must be in cpmodelai (Action D).</w:t>
+      </w:r>
+    </w:p>
+    <w:p>
+      <w:pPr>
+        <w:spacing w:after="120"/>
+      </w:pPr>
+      <w:r>
+        <w:rPr>
+          <w:rFonts w:ascii="Arial" w:cs="Arial" w:eastAsia="Arial" w:hAnsi="Arial"/>
+          <w:b/>
+          <w:bCs/>
+          <w:sz w:val="21"/>
+          <w:szCs w:val="21"/>
+        </w:rPr>
+        <w:t xml:space="preserve">7. Copy across and check.</w:t>
+      </w:r>
+      <w:r>
+        <w:rPr>
+          <w:rFonts w:ascii="Arial" w:cs="Arial" w:eastAsia="Arial" w:hAnsi="Arial"/>
+          <w:sz w:val="21"/>
+          <w:szCs w:val="21"/>
+        </w:rPr>
+        <w:t xml:space="preserve"> Copy any unsaved files from the _old folders into the new ones. Double-click SyncAllRepos.bat: every repo shows Pulling, none shows [SKIP] Folder not found. Then delete the _old folders.</w:t>
+      </w:r>
+    </w:p>
+    <w:p>
+      <w:pPr>
+        <w:spacing w:after="120"/>
+      </w:pPr>
+      <w:r>
+        <w:rPr>
+          <w:rFonts w:ascii="Arial" w:cs="Arial" w:eastAsia="Arial" w:hAnsi="Arial"/>
+          <w:b/>
+          <w:bCs/>
+          <w:sz w:val="21"/>
+          <w:szCs w:val="21"/>
+        </w:rPr>
+        <w:t xml:space="preserve">8. Update the Copilot app.</w:t>
+      </w:r>
+      <w:r>
+        <w:rPr>
+          <w:rFonts w:ascii="Arial" w:cs="Arial" w:eastAsia="Arial" w:hAnsi="Arial"/>
+          <w:sz w:val="21"/>
+          <w:szCs w:val="21"/>
+        </w:rPr>
+        <w:t xml:space="preserve"> Add the new folders in the sidebar (Part 3, Step 1) and remove the old ones.</w:t>
+      </w:r>
+    </w:p>
+    <w:p>
+      <w:pPr>
+        <w:spacing w:after="120"/>
+      </w:pPr>
+      <w:r>
+        <w:rPr>
+          <w:rFonts w:ascii="Arial" w:cs="Arial" w:eastAsia="Arial" w:hAnsi="Arial"/>
+          <w:b/>
+          <w:bCs/>
+          <w:sz w:val="21"/>
+          <w:szCs w:val="21"/>
+        </w:rPr>
+        <w:t xml:space="preserve">Check:</w:t>
+      </w:r>
+      <w:r>
+        <w:rPr>
+          <w:rFonts w:ascii="Arial" w:cs="Arial" w:eastAsia="Arial" w:hAnsi="Arial"/>
+          <w:sz w:val="21"/>
+          <w:szCs w:val="21"/>
+        </w:rPr>
+        <w:t xml:space="preserve"> CloneRepos.bat shows [OK] for every repo. In each repo folder, git remote -v shows https://github.com/cpmodelai/...</w:t>
+      </w:r>
+    </w:p>
+    <w:p>
+      <w:pPr>
+        <w:spacing w:after="120"/>
+      </w:pPr>
+      <w:r>
+        <w:rPr>
+          <w:rFonts w:ascii="Arial" w:cs="Arial" w:eastAsia="Arial" w:hAnsi="Arial"/>
+          <w:sz w:val="21"/>
+          <w:szCs w:val="21"/>
+        </w:rPr>
+        <w:t xml:space="preserve">Download fresh rather than re-pointing the old folders: the new repos do not share all of the old history, so pulls into an old folder can fail.</w:t>
+      </w:r>
+    </w:p>
+    <w:p>
+      <w:pPr>
+        <w:pStyle w:val="Heading2"/>
+        <w:spacing w:after="100" w:before="200"/>
+      </w:pPr>
+      <w:r>
+        <w:rPr>
+          <w:rFonts w:ascii="Arial" w:cs="Arial" w:eastAsia="Arial" w:hAnsi="Arial"/>
+          <w:b/>
+          <w:bCs/>
+          <w:sz w:val="24"/>
+          <w:szCs w:val="24"/>
+        </w:rPr>
+        <w:t xml:space="preserve">Part 3. Tools (GitHub Copilot app)</w:t>
+      </w:r>
+    </w:p>
+    <w:p>
+      <w:pPr>
+        <w:spacing w:after="120"/>
+      </w:pPr>
+      <w:r>
+        <w:rPr>
+          <w:rFonts w:ascii="Arial" w:cs="Arial" w:eastAsia="Arial" w:hAnsi="Arial"/>
+          <w:sz w:val="21"/>
+          <w:szCs w:val="21"/>
+        </w:rPr>
+        <w:t xml:space="preserve">AI tools quick start: three tools, each in its own repo. The repo address is at the start of each tool.</w:t>
+      </w:r>
+    </w:p>
+    <w:p>
+      <w:pPr>
+        <w:spacing w:after="120"/>
+      </w:pPr>
+      <w:r>
+        <w:rPr>
+          <w:rFonts w:ascii="Arial" w:cs="Arial" w:eastAsia="Arial" w:hAnsi="Arial"/>
+          <w:sz w:val="21"/>
+          <w:szCs w:val="21"/>
+        </w:rPr>
+        <w:t xml:space="preserve">We assume you already have</w:t>
+      </w:r>
+    </w:p>
+    <w:p>
+      <w:pPr>
+        <w:pStyle w:val="ListParagraph"/>
+        <w:numPr>
+          <w:ilvl w:val="0"/>
+          <w:numId w:val="2"/>
+        </w:numPr>
+        <w:spacing w:after="60"/>
+      </w:pPr>
+      <w:r>
+        <w:rPr>
+          <w:rFonts w:ascii="Arial" w:cs="Arial" w:eastAsia="Arial" w:hAnsi="Arial"/>
+          <w:sz w:val="21"/>
+          <w:szCs w:val="21"/>
+        </w:rPr>
+        <w:t xml:space="preserve">The repo for your tool downloaded on your laptop (C:\Users\WB&lt;PID&gt;\Repos\folder&gt;, Part 1 or 2) and up to date.</w:t>
+      </w:r>
+    </w:p>
+    <w:p>
+      <w:pPr>
+        <w:pStyle w:val="ListParagraph"/>
+        <w:numPr>
+          <w:ilvl w:val="0"/>
+          <w:numId w:val="2"/>
+        </w:numPr>
+        <w:spacing w:after="60"/>
+      </w:pPr>
+      <w:r>
+        <w:rPr>
+          <w:rFonts w:ascii="Arial" w:cs="Arial" w:eastAsia="Arial" w:hAnsi="Arial"/>
+          <w:sz w:val="21"/>
+          <w:szCs w:val="21"/>
+        </w:rPr>
+        <w:t xml:space="preserve">The GitHub Copilot app installed (Microsoft Store) and signed in with your GitHub account.</w:t>
+      </w:r>
+    </w:p>
+    <w:p>
+      <w:pPr>
+        <w:pStyle w:val="ListParagraph"/>
+        <w:numPr>
+          <w:ilvl w:val="0"/>
+          <w:numId w:val="2"/>
+        </w:numPr>
+        <w:spacing w:after="60"/>
+      </w:pPr>
+      <w:r>
+        <w:rPr>
+          <w:rFonts w:ascii="Arial" w:cs="Arial" w:eastAsia="Arial" w:hAnsi="Arial"/>
+          <w:sz w:val="21"/>
+          <w:szCs w:val="21"/>
+        </w:rPr>
+        <w:t xml:space="preserve">Part 1 done (and Part 2 if you set up before the move). Not there yet? See Presentations/GitHub_Copilot_AI_User_Guide.pptx.</w:t>
+      </w:r>
+    </w:p>
+    <w:p>
+      <w:pPr>
+        <w:spacing w:after="120"/>
+      </w:pPr>
+      <w:r>
+        <w:rPr>
+          <w:rFonts w:ascii="Arial" w:cs="Arial" w:eastAsia="Arial" w:hAnsi="Arial"/>
+          <w:sz w:val="21"/>
+          <w:szCs w:val="21"/>
+        </w:rPr>
+        <w:t xml:space="preserve">Steps 1-2 set up a session. Then do Tool 1, 2 or 3. Step 3 saves your work.</w:t>
+      </w:r>
+    </w:p>
+    <w:p>
+      <w:pPr>
+        <w:pStyle w:val="Heading2"/>
+        <w:spacing w:after="100" w:before="200"/>
+      </w:pPr>
+      <w:r>
+        <w:rPr>
+          <w:rFonts w:ascii="Arial" w:cs="Arial" w:eastAsia="Arial" w:hAnsi="Arial"/>
+          <w:b/>
+          <w:bCs/>
+          <w:sz w:val="24"/>
+          <w:szCs w:val="24"/>
+        </w:rPr>
+        <w:t xml:space="preserve">Step 1. Open the repo and start a session (once per task)</w:t>
+      </w:r>
+    </w:p>
+    <w:p>
+      <w:pPr>
+        <w:spacing w:after="120"/>
+      </w:pPr>
+      <w:r>
+        <w:rPr>
+          <w:rFonts w:ascii="Arial" w:cs="Arial" w:eastAsia="Arial" w:hAnsi="Arial"/>
+          <w:b/>
+          <w:bCs/>
+          <w:sz w:val="21"/>
+          <w:szCs w:val="21"/>
+        </w:rPr>
+        <w:t xml:space="preserve">1. Add the repo (first time only).</w:t>
+      </w:r>
+      <w:r>
+        <w:rPr>
+          <w:rFonts w:ascii="Arial" w:cs="Arial" w:eastAsia="Arial" w:hAnsi="Arial"/>
+          <w:sz w:val="21"/>
+          <w:szCs w:val="21"/>
+        </w:rPr>
+        <w:t xml:space="preserve"> In the sidebar, click + next to Projects, then Open folder. Pick the tool’s repo folder, for example Repos\climate-fiscal-ai-tools. It stays in the sidebar.</w:t>
+      </w:r>
+    </w:p>
+    <w:p>
+      <w:pPr>
+        <w:spacing w:after="120"/>
+      </w:pPr>
+      <w:r>
+        <w:rPr>
+          <w:rFonts w:ascii="Arial" w:cs="Arial" w:eastAsia="Arial" w:hAnsi="Arial"/>
+          <w:b/>
+          <w:bCs/>
+          <w:sz w:val="21"/>
+          <w:szCs w:val="21"/>
+        </w:rPr>
+        <w:t xml:space="preserve">2. Start a session.</w:t>
+      </w:r>
+      <w:r>
+        <w:rPr>
+          <w:rFonts w:ascii="Arial" w:cs="Arial" w:eastAsia="Arial" w:hAnsi="Arial"/>
+          <w:sz w:val="21"/>
+          <w:szCs w:val="21"/>
+        </w:rPr>
+        <w:t xml:space="preserve"> Point at the repo in the sidebar and click the + next to it.</w:t>
+      </w:r>
+    </w:p>
+    <w:p>
+      <w:pPr>
+        <w:spacing w:after="120"/>
+      </w:pPr>
+      <w:r>
+        <w:rPr>
+          <w:rFonts w:ascii="Arial" w:cs="Arial" w:eastAsia="Arial" w:hAnsi="Arial"/>
+          <w:b/>
+          <w:bCs/>
+          <w:sz w:val="21"/>
+          <w:szCs w:val="21"/>
+        </w:rPr>
+        <w:t xml:space="preserve">3. Work in your folder.</w:t>
+      </w:r>
+      <w:r>
+        <w:rPr>
+          <w:rFonts w:ascii="Arial" w:cs="Arial" w:eastAsia="Arial" w:hAnsi="Arial"/>
+          <w:sz w:val="21"/>
+          <w:szCs w:val="21"/>
+        </w:rPr>
+        <w:t xml:space="preserve"> Under the prompt box, open the workspace selector and choose Current checkout. Copilot then edits the repo folder on your laptop.</w:t>
+      </w:r>
+    </w:p>
+    <w:p>
+      <w:pPr>
+        <w:pStyle w:val="Heading2"/>
+        <w:spacing w:after="100" w:before="200"/>
+      </w:pPr>
+      <w:r>
+        <w:rPr>
+          <w:rFonts w:ascii="Arial" w:cs="Arial" w:eastAsia="Arial" w:hAnsi="Arial"/>
+          <w:b/>
+          <w:bCs/>
+          <w:sz w:val="24"/>
+          <w:szCs w:val="24"/>
+        </w:rPr>
+        <w:t xml:space="preserve">Step 2. Pick the model and the mode (every session)</w:t>
+      </w:r>
+    </w:p>
+    <w:p>
+      <w:pPr>
+        <w:spacing w:after="120"/>
+      </w:pPr>
+      <w:r>
+        <w:rPr>
+          <w:rFonts w:ascii="Arial" w:cs="Arial" w:eastAsia="Arial" w:hAnsi="Arial"/>
+          <w:b/>
+          <w:bCs/>
+          <w:sz w:val="21"/>
+          <w:szCs w:val="21"/>
+        </w:rPr>
+        <w:t xml:space="preserve">1. Model.</w:t>
+      </w:r>
+      <w:r>
+        <w:rPr>
+          <w:rFonts w:ascii="Arial" w:cs="Arial" w:eastAsia="Arial" w:hAnsi="Arial"/>
+          <w:sz w:val="21"/>
+          <w:szCs w:val="21"/>
+        </w:rPr>
+        <w:t xml:space="preserve"> Click the model chip under the prompt box. Switch Auto off, then pick Claude Sonnet for everyday work, Claude Opus for the excise research.</w:t>
+      </w:r>
+    </w:p>
+    <w:p>
+      <w:pPr>
+        <w:spacing w:after="120"/>
+      </w:pPr>
+      <w:r>
+        <w:rPr>
+          <w:rFonts w:ascii="Arial" w:cs="Arial" w:eastAsia="Arial" w:hAnsi="Arial"/>
+          <w:b/>
+          <w:bCs/>
+          <w:sz w:val="21"/>
+          <w:szCs w:val="21"/>
+        </w:rPr>
+        <w:t xml:space="preserve">2. Mode.</w:t>
+      </w:r>
+      <w:r>
+        <w:rPr>
+          <w:rFonts w:ascii="Arial" w:cs="Arial" w:eastAsia="Arial" w:hAnsi="Arial"/>
+          <w:sz w:val="21"/>
+          <w:szCs w:val="21"/>
+        </w:rPr>
+        <w:t xml:space="preserve"> Click the mode chip and pick Interactive: Copilot asks before it acts.</w:t>
+      </w:r>
+    </w:p>
+    <w:p>
+      <w:pPr>
+        <w:spacing w:after="120"/>
+      </w:pPr>
+      <w:r>
+        <w:rPr>
+          <w:rFonts w:ascii="Arial" w:cs="Arial" w:eastAsia="Arial" w:hAnsi="Arial"/>
+          <w:b/>
+          <w:bCs/>
+          <w:sz w:val="21"/>
+          <w:szCs w:val="21"/>
+        </w:rPr>
+        <w:t xml:space="preserve">3. Credits.</w:t>
+      </w:r>
+      <w:r>
+        <w:rPr>
+          <w:rFonts w:ascii="Arial" w:cs="Arial" w:eastAsia="Arial" w:hAnsi="Arial"/>
+          <w:sz w:val="21"/>
+          <w:szCs w:val="21"/>
+        </w:rPr>
+        <w:t xml:space="preserve"> Type /context at any time to see the AI credits the session has used.</w:t>
+      </w:r>
+    </w:p>
+    <w:p>
+      <w:pPr>
+        <w:pStyle w:val="Heading2"/>
+        <w:spacing w:after="100" w:before="200"/>
+      </w:pPr>
+      <w:r>
+        <w:rPr>
+          <w:rFonts w:ascii="Arial" w:cs="Arial" w:eastAsia="Arial" w:hAnsi="Arial"/>
+          <w:b/>
+          <w:bCs/>
+          <w:sz w:val="24"/>
+          <w:szCs w:val="24"/>
+        </w:rPr>
+        <w:t xml:space="preserve">Tool 1. Excise diagnostic for Indonesia (Claude Opus · Interactive)</w:t>
+      </w:r>
+    </w:p>
+    <w:p>
+      <w:pPr>
+        <w:spacing w:after="120"/>
+      </w:pPr>
+      <w:r>
+        <w:rPr>
+          <w:rFonts w:ascii="Arial" w:cs="Arial" w:eastAsia="Arial" w:hAnsi="Arial"/>
+          <w:b/>
+          <w:bCs/>
+          <w:sz w:val="21"/>
+          <w:szCs w:val="21"/>
+        </w:rPr>
+        <w:t xml:space="preserve">Repo:</w:t>
+      </w:r>
+      <w:r>
+        <w:rPr>
+          <w:rFonts w:ascii="Arial" w:cs="Arial" w:eastAsia="Arial" w:hAnsi="Arial"/>
+          <w:sz w:val="21"/>
+          <w:szCs w:val="21"/>
+        </w:rPr>
+        <w:t xml:space="preserve"> https://github.com/cpmodelai/climate-fiscal-ai-tools · </w:t>
+      </w:r>
+      <w:r>
+        <w:rPr>
+          <w:rFonts w:ascii="Arial" w:cs="Arial" w:eastAsia="Arial" w:hAnsi="Arial"/>
+          <w:b/>
+          <w:bCs/>
+          <w:sz w:val="21"/>
+          <w:szCs w:val="21"/>
+        </w:rPr>
+        <w:t xml:space="preserve">Folder:</w:t>
+      </w:r>
+      <w:r>
+        <w:rPr>
+          <w:rFonts w:ascii="Arial" w:cs="Arial" w:eastAsia="Arial" w:hAnsi="Arial"/>
+          <w:sz w:val="21"/>
+          <w:szCs w:val="21"/>
+        </w:rPr>
+        <w:t xml:space="preserve"> Repos\climate-fiscal-ai-tools</w:t>
+      </w:r>
+    </w:p>
+    <w:p>
+      <w:pPr>
+        <w:spacing w:after="120"/>
+      </w:pPr>
+      <w:r>
+        <w:rPr>
+          <w:rFonts w:ascii="Arial" w:cs="Arial" w:eastAsia="Arial" w:hAnsi="Arial"/>
+          <w:b/>
+          <w:bCs/>
+          <w:sz w:val="21"/>
+          <w:szCs w:val="21"/>
+        </w:rPr>
+        <w:t xml:space="preserve">⚠ Deep research uses a lot of credits. Send one prompt, read the answer, then send the next. Check /context as you go. Stop and fix anything wrong before going on.</w:t>
+      </w:r>
+    </w:p>
+    <w:p>
+      <w:pPr>
+        <w:spacing w:after="120"/>
+      </w:pPr>
+      <w:r>
+        <w:rPr>
+          <w:rFonts w:ascii="Arial" w:cs="Arial" w:eastAsia="Arial" w:hAnsi="Arial"/>
+          <w:sz w:val="21"/>
+          <w:szCs w:val="21"/>
+        </w:rPr>
+        <w:t xml:space="preserve">Attach the instructions: type @ and pick user_guide/excise_diagnostic_process.md (or drag the file onto the prompt box).</w:t>
+      </w:r>
+    </w:p>
+    <w:p>
+      <w:pPr>
+        <w:spacing w:after="120"/>
+      </w:pPr>
+      <w:r>
+        <w:rPr>
+          <w:rFonts w:ascii="Arial" w:cs="Arial" w:eastAsia="Arial" w:hAnsi="Arial"/>
+          <w:b/>
+          <w:bCs/>
+          <w:sz w:val="21"/>
+          <w:szCs w:val="21"/>
+        </w:rPr>
+        <w:t xml:space="preserve">Paste:</w:t>
+      </w:r>
+      <w:r>
+        <w:rPr>
+          <w:rFonts w:ascii="Arial" w:cs="Arial" w:eastAsia="Arial" w:hAnsi="Arial"/>
+          <w:sz w:val="21"/>
+          <w:szCs w:val="21"/>
+        </w:rPr>
+        <w:t xml:space="preserve"> @user_guide/excise_diagnostic_process.md Follow this file. Run stage A1 for Indonesia, 2020 to 2026-09-30. Search the web for the laws. Stop after A1.</w:t>
+      </w:r>
+    </w:p>
+    <w:p>
+      <w:pPr>
+        <w:spacing w:after="120"/>
+      </w:pPr>
+      <w:r>
+        <w:rPr>
+          <w:rFonts w:ascii="Arial" w:cs="Arial" w:eastAsia="Arial" w:hAnsi="Arial"/>
+          <w:b/>
+          <w:bCs/>
+          <w:sz w:val="21"/>
+          <w:szCs w:val="21"/>
+        </w:rPr>
+        <w:t xml:space="preserve">Then, one at a time:</w:t>
+      </w:r>
+      <w:r>
+        <w:rPr>
+          <w:rFonts w:ascii="Arial" w:cs="Arial" w:eastAsia="Arial" w:hAnsi="Arial"/>
+          <w:sz w:val="21"/>
+          <w:szCs w:val="21"/>
+        </w:rPr>
+        <w:t xml:space="preserve"> Run stage A2. · Run stage A3. · Run stage A4. · Run stage A5. · Run stage A6. Save the Word report and Excel workbook in ExciseDiagnostic/country_results/Indonesia/.</w:t>
+      </w:r>
+    </w:p>
+    <w:p>
+      <w:pPr>
+        <w:spacing w:after="120"/>
+      </w:pPr>
+      <w:r>
+        <w:rPr>
+          <w:rFonts w:ascii="Arial" w:cs="Arial" w:eastAsia="Arial" w:hAnsi="Arial"/>
+          <w:b/>
+          <w:bCs/>
+          <w:sz w:val="21"/>
+          <w:szCs w:val="21"/>
+        </w:rPr>
+        <w:t xml:space="preserve">Check:</w:t>
+      </w:r>
+      <w:r>
+        <w:rPr>
+          <w:rFonts w:ascii="Arial" w:cs="Arial" w:eastAsia="Arial" w:hAnsi="Arial"/>
+          <w:sz w:val="21"/>
+          <w:szCs w:val="21"/>
+        </w:rPr>
+        <w:t xml:space="preserve"> every rate quoted with its date and a source link; missing data says data_gap.</w:t>
+      </w:r>
+    </w:p>
+    <w:p>
+      <w:pPr>
+        <w:pStyle w:val="Heading2"/>
+        <w:spacing w:after="100" w:before="200"/>
+      </w:pPr>
+      <w:r>
+        <w:rPr>
+          <w:rFonts w:ascii="Arial" w:cs="Arial" w:eastAsia="Arial" w:hAnsi="Arial"/>
+          <w:b/>
+          <w:bCs/>
+          <w:sz w:val="24"/>
+          <w:szCs w:val="24"/>
+        </w:rPr>
+        <w:t xml:space="preserve">Tool 2. Add tax indicators to the dashboard (Claude Sonnet · Interactive)</w:t>
+      </w:r>
+    </w:p>
+    <w:p>
+      <w:pPr>
+        <w:spacing w:after="120"/>
+      </w:pPr>
+      <w:r>
+        <w:rPr>
+          <w:rFonts w:ascii="Arial" w:cs="Arial" w:eastAsia="Arial" w:hAnsi="Arial"/>
+          <w:b/>
+          <w:bCs/>
+          <w:sz w:val="21"/>
+          <w:szCs w:val="21"/>
+        </w:rPr>
+        <w:t xml:space="preserve">Repo:</w:t>
+      </w:r>
+      <w:r>
+        <w:rPr>
+          <w:rFonts w:ascii="Arial" w:cs="Arial" w:eastAsia="Arial" w:hAnsi="Arial"/>
+          <w:sz w:val="21"/>
+          <w:szCs w:val="21"/>
+        </w:rPr>
+        <w:t xml:space="preserve"> https://github.com/cpmodelai/climate-fiscal-ai-tools · </w:t>
+      </w:r>
+      <w:r>
+        <w:rPr>
+          <w:rFonts w:ascii="Arial" w:cs="Arial" w:eastAsia="Arial" w:hAnsi="Arial"/>
+          <w:b/>
+          <w:bCs/>
+          <w:sz w:val="21"/>
+          <w:szCs w:val="21"/>
+        </w:rPr>
+        <w:t xml:space="preserve">Folder:</w:t>
+      </w:r>
+      <w:r>
+        <w:rPr>
+          <w:rFonts w:ascii="Arial" w:cs="Arial" w:eastAsia="Arial" w:hAnsi="Arial"/>
+          <w:sz w:val="21"/>
+          <w:szCs w:val="21"/>
+        </w:rPr>
+        <w:t xml:space="preserve"> Repos\climate-fiscal-ai-tools</w:t>
+      </w:r>
+    </w:p>
+    <w:p>
+      <w:pPr>
+        <w:spacing w:after="120"/>
+      </w:pPr>
+      <w:r>
+        <w:rPr>
+          <w:rFonts w:ascii="Arial" w:cs="Arial" w:eastAsia="Arial" w:hAnsi="Arial"/>
+          <w:b/>
+          <w:bCs/>
+          <w:sz w:val="21"/>
+          <w:szCs w:val="21"/>
+        </w:rPr>
+        <w:t xml:space="preserve">Paste:</w:t>
+      </w:r>
+      <w:r>
+        <w:rPr>
+          <w:rFonts w:ascii="Arial" w:cs="Arial" w:eastAsia="Arial" w:hAnsi="Arial"/>
+          <w:sz w:val="21"/>
+          <w:szCs w:val="21"/>
+        </w:rPr>
+        <w:t xml:space="preserve"> Add VAT, personal income tax, corporate income tax and excises (% of GDP) to the dashboard, under Tax revenue, from the IMF WoRLD file already in raw_data. Follow TaxMacroFiscalDashboard/build/README.md. Do not change anything else. Then rebuild and show me Indonesia.</w:t>
+      </w:r>
+    </w:p>
+    <w:p>
+      <w:pPr>
+        <w:spacing w:after="120"/>
+      </w:pPr>
+      <w:r>
+        <w:rPr>
+          <w:rFonts w:ascii="Arial" w:cs="Arial" w:eastAsia="Arial" w:hAnsi="Arial"/>
+          <w:b/>
+          <w:bCs/>
+          <w:sz w:val="21"/>
+          <w:szCs w:val="21"/>
+        </w:rPr>
+        <w:t xml:space="preserve">Then:</w:t>
+      </w:r>
+      <w:r>
+        <w:rPr>
+          <w:rFonts w:ascii="Arial" w:cs="Arial" w:eastAsia="Arial" w:hAnsi="Arial"/>
+          <w:sz w:val="21"/>
+          <w:szCs w:val="21"/>
+        </w:rPr>
+        <w:t xml:space="preserve"> Commit and push with a clear message.</w:t>
+      </w:r>
+    </w:p>
+    <w:p>
+      <w:pPr>
+        <w:spacing w:after="120"/>
+      </w:pPr>
+      <w:r>
+        <w:rPr>
+          <w:rFonts w:ascii="Arial" w:cs="Arial" w:eastAsia="Arial" w:hAnsi="Arial"/>
+          <w:b/>
+          <w:bCs/>
+          <w:sz w:val="21"/>
+          <w:szCs w:val="21"/>
+        </w:rPr>
+        <w:t xml:space="preserve">Check:</w:t>
+      </w:r>
+      <w:r>
+        <w:rPr>
+          <w:rFonts w:ascii="Arial" w:cs="Arial" w:eastAsia="Arial" w:hAnsi="Arial"/>
+          <w:sz w:val="21"/>
+          <w:szCs w:val="21"/>
+        </w:rPr>
+        <w:t xml:space="preserve"> Indonesia, % of GDP: tax 10.08 · VAT 3.52 · corporate 2.65 · personal 1.79 · excises 1.11</w:t>
+      </w:r>
+    </w:p>
+    <w:p>
+      <w:pPr>
+        <w:pStyle w:val="Heading2"/>
+        <w:spacing w:after="100" w:before="200"/>
+      </w:pPr>
+      <w:r>
+        <w:rPr>
+          <w:rFonts w:ascii="Arial" w:cs="Arial" w:eastAsia="Arial" w:hAnsi="Arial"/>
+          <w:b/>
+          <w:bCs/>
+          <w:sz w:val="24"/>
+          <w:szCs w:val="24"/>
+        </w:rPr>
+        <w:t xml:space="preserve">Tool 3. Make an update to CPAT-AI (Claude Opus · Interactive)</w:t>
+      </w:r>
+    </w:p>
+    <w:p>
+      <w:pPr>
+        <w:spacing w:after="120"/>
+      </w:pPr>
+      <w:r>
+        <w:rPr>
+          <w:rFonts w:ascii="Arial" w:cs="Arial" w:eastAsia="Arial" w:hAnsi="Arial"/>
+          <w:b/>
+          <w:bCs/>
+          <w:sz w:val="21"/>
+          <w:szCs w:val="21"/>
+        </w:rPr>
+        <w:t xml:space="preserve">Repo:</w:t>
+      </w:r>
+      <w:r>
+        <w:rPr>
+          <w:rFonts w:ascii="Arial" w:cs="Arial" w:eastAsia="Arial" w:hAnsi="Arial"/>
+          <w:sz w:val="21"/>
+          <w:szCs w:val="21"/>
+        </w:rPr>
+        <w:t xml:space="preserve"> https://github.com/cpmodelai/cpat_ai · </w:t>
+      </w:r>
+      <w:r>
+        <w:rPr>
+          <w:rFonts w:ascii="Arial" w:cs="Arial" w:eastAsia="Arial" w:hAnsi="Arial"/>
+          <w:b/>
+          <w:bCs/>
+          <w:sz w:val="21"/>
+          <w:szCs w:val="21"/>
+        </w:rPr>
+        <w:t xml:space="preserve">Folder:</w:t>
+      </w:r>
+      <w:r>
+        <w:rPr>
+          <w:rFonts w:ascii="Arial" w:cs="Arial" w:eastAsia="Arial" w:hAnsi="Arial"/>
+          <w:sz w:val="21"/>
+          <w:szCs w:val="21"/>
+        </w:rPr>
+        <w:t xml:space="preserve"> Repos\CPAT-AI</w:t>
+      </w:r>
+    </w:p>
+    <w:p>
+      <w:pPr>
+        <w:spacing w:after="120"/>
+      </w:pPr>
+      <w:r>
+        <w:rPr>
+          <w:rFonts w:ascii="Arial" w:cs="Arial" w:eastAsia="Arial" w:hAnsi="Arial"/>
+          <w:sz w:val="21"/>
+          <w:szCs w:val="21"/>
+        </w:rPr>
+        <w:t xml:space="preserve">Attach the rules: type @ and pick AGENTS.md (or drag the file onto the prompt box). It points Copilot to NORMS.md, CAVEATS.md and the to-do lists, so it follows the repo’s rules.</w:t>
+      </w:r>
+    </w:p>
+    <w:p>
+      <w:pPr>
+        <w:spacing w:after="120"/>
+      </w:pPr>
+      <w:r>
+        <w:rPr>
+          <w:rFonts w:ascii="Arial" w:cs="Arial" w:eastAsia="Arial" w:hAnsi="Arial"/>
+          <w:b/>
+          <w:bCs/>
+          <w:sz w:val="21"/>
+          <w:szCs w:val="21"/>
+        </w:rPr>
+        <w:t xml:space="preserve">Paste (fill in your change):</w:t>
+      </w:r>
+      <w:r>
+        <w:rPr>
+          <w:rFonts w:ascii="Arial" w:cs="Arial" w:eastAsia="Arial" w:hAnsi="Arial"/>
+          <w:sz w:val="21"/>
+          <w:szCs w:val="21"/>
+        </w:rPr>
+        <w:t xml:space="preserve"> @AGENTS.md Follow this file and the documents it points to. In the mitigation prototype, &lt;describe your change&gt;. Never replicate a legacy bug; replicate legacy issues and register them. Rebuild, run excel_ai/mitigation/check_quick.py and show me the result. Then add the entry at the bottom of CAVEATS.md and update excel_ai/plans/TODO.md.</w:t>
+      </w:r>
+    </w:p>
+    <w:p>
+      <w:pPr>
+        <w:spacing w:after="120"/>
+      </w:pPr>
+      <w:r>
+        <w:rPr>
+          <w:rFonts w:ascii="Arial" w:cs="Arial" w:eastAsia="Arial" w:hAnsi="Arial"/>
+          <w:b/>
+          <w:bCs/>
+          <w:sz w:val="21"/>
+          <w:szCs w:val="21"/>
+        </w:rPr>
+        <w:t xml:space="preserve">Then, one at a time:</w:t>
+      </w:r>
+      <w:r>
+        <w:rPr>
+          <w:rFonts w:ascii="Arial" w:cs="Arial" w:eastAsia="Arial" w:hAnsi="Arial"/>
+          <w:sz w:val="21"/>
+          <w:szCs w:val="21"/>
+        </w:rPr>
+        <w:t xml:space="preserve"> Show me the changes before you save them. · Commit and push with a clear message.</w:t>
+      </w:r>
+    </w:p>
+    <w:p>
+      <w:pPr>
+        <w:spacing w:after="120"/>
+      </w:pPr>
+      <w:r>
+        <w:rPr>
+          <w:rFonts w:ascii="Arial" w:cs="Arial" w:eastAsia="Arial" w:hAnsi="Arial"/>
+          <w:b/>
+          <w:bCs/>
+          <w:sz w:val="21"/>
+          <w:szCs w:val="21"/>
+        </w:rPr>
+        <w:t xml:space="preserve">Rules the repo sets (AGENTS.md):</w:t>
+      </w:r>
+    </w:p>
+    <w:p>
+      <w:pPr>
+        <w:pStyle w:val="ListParagraph"/>
+        <w:numPr>
+          <w:ilvl w:val="0"/>
+          <w:numId w:val="2"/>
+        </w:numPr>
+        <w:spacing w:after="60"/>
+      </w:pPr>
+      <w:r>
+        <w:rPr>
+          <w:rFonts w:ascii="Arial" w:cs="Arial" w:eastAsia="Arial" w:hAnsi="Arial"/>
+          <w:sz w:val="21"/>
+          <w:szCs w:val="21"/>
+        </w:rPr>
+        <w:t xml:space="preserve">Never edit a released workbook: the build writes a new version.</w:t>
+      </w:r>
+    </w:p>
+    <w:p>
+      <w:pPr>
+        <w:pStyle w:val="ListParagraph"/>
+        <w:numPr>
+          <w:ilvl w:val="0"/>
+          <w:numId w:val="2"/>
+        </w:numPr>
+        <w:spacing w:after="60"/>
+      </w:pPr>
+      <w:r>
+        <w:rPr>
+          <w:rFonts w:ascii="Arial" w:cs="Arial" w:eastAsia="Arial" w:hAnsi="Arial"/>
+          <w:sz w:val="21"/>
+          <w:szCs w:val="21"/>
+        </w:rPr>
+        <w:t xml:space="preserve">All data go in data/, with the script that converts them.</w:t>
+      </w:r>
+    </w:p>
+    <w:p>
+      <w:pPr>
+        <w:pStyle w:val="ListParagraph"/>
+        <w:numPr>
+          <w:ilvl w:val="0"/>
+          <w:numId w:val="2"/>
+        </w:numPr>
+        <w:spacing w:after="60"/>
+      </w:pPr>
+      <w:r>
+        <w:rPr>
+          <w:rFonts w:ascii="Arial" w:cs="Arial" w:eastAsia="Arial" w:hAnsi="Arial"/>
+          <w:sz w:val="21"/>
+          <w:szCs w:val="21"/>
+        </w:rPr>
+        <w:t xml:space="preserve">Every finished task ends with an entry at the bottom of CAVEATS.md.</w:t>
+      </w:r>
+    </w:p>
+    <w:p>
+      <w:pPr>
+        <w:pStyle w:val="ListParagraph"/>
+        <w:numPr>
+          <w:ilvl w:val="0"/>
+          <w:numId w:val="2"/>
+        </w:numPr>
+        <w:spacing w:after="60"/>
+      </w:pPr>
+      <w:r>
+        <w:rPr>
+          <w:rFonts w:ascii="Arial" w:cs="Arial" w:eastAsia="Arial" w:hAnsi="Arial"/>
+          <w:sz w:val="21"/>
+          <w:szCs w:val="21"/>
+        </w:rPr>
+        <w:t xml:space="preserve">Copilot does not commit unless you ask.</w:t>
+      </w:r>
+    </w:p>
+    <w:p>
+      <w:pPr>
+        <w:pStyle w:val="ListParagraph"/>
+        <w:numPr>
+          <w:ilvl w:val="0"/>
+          <w:numId w:val="2"/>
+        </w:numPr>
+        <w:spacing w:after="60"/>
+      </w:pPr>
+      <w:r>
+        <w:rPr>
+          <w:rFonts w:ascii="Arial" w:cs="Arial" w:eastAsia="Arial" w:hAnsi="Arial"/>
+          <w:sz w:val="21"/>
+          <w:szCs w:val="21"/>
+        </w:rPr>
+        <w:t xml:space="preserve">The checks need Python 3, openpyxl and LibreOffice. Use Claude Sonnet for text-only edits.</w:t>
+      </w:r>
+    </w:p>
+    <w:p>
+      <w:pPr>
+        <w:spacing w:after="120"/>
+      </w:pPr>
+      <w:r>
+        <w:rPr>
+          <w:rFonts w:ascii="Arial" w:cs="Arial" w:eastAsia="Arial" w:hAnsi="Arial"/>
+          <w:b/>
+          <w:bCs/>
+          <w:sz w:val="21"/>
+          <w:szCs w:val="21"/>
+        </w:rPr>
+        <w:t xml:space="preserve">Check:</w:t>
+      </w:r>
+      <w:r>
+        <w:rPr>
+          <w:rFonts w:ascii="Arial" w:cs="Arial" w:eastAsia="Arial" w:hAnsi="Arial"/>
+          <w:sz w:val="21"/>
+          <w:szCs w:val="21"/>
+        </w:rPr>
+        <w:t xml:space="preserve"> check_quick.py says PASS; a new entry at the bottom of CAVEATS.md; the change shows on github.com/cpmodelai/cpat_ai.</w:t>
+      </w:r>
+    </w:p>
+    <w:p>
+      <w:pPr>
+        <w:pStyle w:val="Heading2"/>
+        <w:spacing w:after="100" w:before="200"/>
+      </w:pPr>
+      <w:r>
+        <w:rPr>
+          <w:rFonts w:ascii="Arial" w:cs="Arial" w:eastAsia="Arial" w:hAnsi="Arial"/>
+          <w:b/>
+          <w:bCs/>
+          <w:sz w:val="24"/>
+          <w:szCs w:val="24"/>
+        </w:rPr>
+        <w:t xml:space="preserve">Step 3. Save your work to GitHub</w:t>
+      </w:r>
+    </w:p>
+    <w:p>
+      <w:pPr>
+        <w:spacing w:after="120"/>
+      </w:pPr>
+      <w:r>
+        <w:rPr>
+          <w:rFonts w:ascii="Arial" w:cs="Arial" w:eastAsia="Arial" w:hAnsi="Arial"/>
+          <w:b/>
+          <w:bCs/>
+          <w:sz w:val="21"/>
+          <w:szCs w:val="21"/>
+        </w:rPr>
+        <w:t xml:space="preserve">1. Ask Copilot.</w:t>
+      </w:r>
+      <w:r>
+        <w:rPr>
+          <w:rFonts w:ascii="Arial" w:cs="Arial" w:eastAsia="Arial" w:hAnsi="Arial"/>
+          <w:sz w:val="21"/>
+          <w:szCs w:val="21"/>
+        </w:rPr>
+        <w:t xml:space="preserve"> Type: Commit and push with a clear message. Approve what it shows.</w:t>
+      </w:r>
+    </w:p>
+    <w:p>
+      <w:pPr>
+        <w:spacing w:after="120"/>
+      </w:pPr>
+      <w:r>
+        <w:rPr>
+          <w:rFonts w:ascii="Arial" w:cs="Arial" w:eastAsia="Arial" w:hAnsi="Arial"/>
+          <w:b/>
+          <w:bCs/>
+          <w:sz w:val="21"/>
+          <w:szCs w:val="21"/>
+        </w:rPr>
+        <w:t xml:space="preserve">2. Or use the script.</w:t>
+      </w:r>
+      <w:r>
+        <w:rPr>
+          <w:rFonts w:ascii="Arial" w:cs="Arial" w:eastAsia="Arial" w:hAnsi="Arial"/>
+          <w:sz w:val="21"/>
+          <w:szCs w:val="21"/>
+        </w:rPr>
+        <w:t xml:space="preserve"> Double-click SyncAllRepos.bat in your Repos folder (all repos at once), or SyncRepo.bat in the repo folder where there is one.</w:t>
+      </w:r>
+    </w:p>
+    <w:p>
+      <w:pPr>
+        <w:spacing w:after="120"/>
+      </w:pPr>
+      <w:r>
+        <w:rPr>
+          <w:rFonts w:ascii="Arial" w:cs="Arial" w:eastAsia="Arial" w:hAnsi="Arial"/>
+          <w:b/>
+          <w:bCs/>
+          <w:sz w:val="21"/>
+          <w:szCs w:val="21"/>
+        </w:rPr>
+        <w:t xml:space="preserve">3. Check.</w:t>
+      </w:r>
+      <w:r>
+        <w:rPr>
+          <w:rFonts w:ascii="Arial" w:cs="Arial" w:eastAsia="Arial" w:hAnsi="Arial"/>
+          <w:sz w:val="21"/>
+          <w:szCs w:val="21"/>
+        </w:rPr>
+        <w:t xml:space="preserve"> On github.com/cpmodelai/climate-fiscal-ai-tools (Tools 1-2) or github.com/cpmodelai/cpat_ai (Tool 3), your change shows as the latest commit.</w:t>
+      </w:r>
+    </w:p>
+    <w:p>
+      <w:pPr>
+        <w:spacing w:after="120"/>
+      </w:pPr>
+      <w:r>
+        <w:rPr>
+          <w:rFonts w:ascii="Arial" w:cs="Arial" w:eastAsia="Arial" w:hAnsi="Arial"/>
+          <w:sz w:val="21"/>
+          <w:szCs w:val="21"/>
+        </w:rPr>
+        <w:t xml:space="preserve">With Claude instead: on claude.ai make a Project, add excise_diagnostic_process.md, switch on Research, and paste the same prompts.</w:t>
+      </w:r>
+    </w:p>
+    <w:p>
+      <w:pPr>
+        <w:pStyle w:val="Heading2"/>
+        <w:spacing w:after="100" w:before="200"/>
+      </w:pPr>
+      <w:r>
+        <w:rPr>
+          <w:rFonts w:ascii="Arial" w:cs="Arial" w:eastAsia="Arial" w:hAnsi="Arial"/>
+          <w:b/>
+          <w:bCs/>
+          <w:sz w:val="24"/>
+          <w:szCs w:val="24"/>
+        </w:rPr>
+        <w:t xml:space="preserve">Part 4. Git in brief</w:t>
+      </w:r>
+    </w:p>
+    <w:p>
+      <w:pPr>
+        <w:spacing w:after="120"/>
+      </w:pPr>
+      <w:r>
+        <w:rPr>
+          <w:rFonts w:ascii="Arial" w:cs="Arial" w:eastAsia="Arial" w:hAnsi="Arial"/>
+          <w:sz w:val="21"/>
+          <w:szCs w:val="21"/>
+        </w:rPr>
+        <w:t xml:space="preserve">Git keeps every version of every file in a repo. Your Repos folder holds a local copy of each repo; GitHub holds the shared copy. The scripts in </w:t>
+      </w:r>
+      <w:r>
+        <w:rPr>
+          <w:rFonts w:ascii="Arial" w:cs="Arial" w:eastAsia="Arial" w:hAnsi="Arial"/>
+          <w:b/>
+          <w:bCs/>
+          <w:sz w:val="21"/>
+          <w:szCs w:val="21"/>
+        </w:rPr>
+        <w:t xml:space="preserve">repo-tools</w:t>
+      </w:r>
+      <w:r>
+        <w:rPr>
+          <w:rFonts w:ascii="Arial" w:cs="Arial" w:eastAsia="Arial" w:hAnsi="Arial"/>
+          <w:sz w:val="21"/>
+          <w:szCs w:val="21"/>
+        </w:rPr>
+        <w:t xml:space="preserve"> (CloneRepos.bat, SyncRepo.bat, SyncAllRepos.bat) do the usual steps for you.</w:t>
+      </w:r>
+    </w:p>
+    <w:p>
+      <w:pPr>
+        <w:spacing w:after="120"/>
+      </w:pPr>
+      <w:r>
+        <w:rPr>
+          <w:rFonts w:ascii="Arial" w:cs="Arial" w:eastAsia="Arial" w:hAnsi="Arial"/>
+          <w:b/>
+          <w:bCs/>
+          <w:sz w:val="21"/>
+          <w:szCs w:val="21"/>
+        </w:rPr>
+        <w:t xml:space="preserve">Word</w:t>
+      </w:r>
+      <w:r>
+        <w:rPr>
+          <w:rFonts w:ascii="Arial" w:cs="Arial" w:eastAsia="Arial" w:hAnsi="Arial"/>
+          <w:sz w:val="21"/>
+          <w:szCs w:val="21"/>
+        </w:rPr>
+        <w:t xml:space="preserve"> · </w:t>
+      </w:r>
+      <w:r>
+        <w:rPr>
+          <w:rFonts w:ascii="Arial" w:cs="Arial" w:eastAsia="Arial" w:hAnsi="Arial"/>
+          <w:b/>
+          <w:bCs/>
+          <w:sz w:val="21"/>
+          <w:szCs w:val="21"/>
+        </w:rPr>
+        <w:t xml:space="preserve">What it means</w:t>
+      </w:r>
+    </w:p>
+    <w:p>
+      <w:pPr>
+        <w:spacing w:after="120"/>
+      </w:pPr>
+      <w:r>
+        <w:rPr>
+          <w:rFonts w:ascii="Arial" w:cs="Arial" w:eastAsia="Arial" w:hAnsi="Arial"/>
+          <w:sz w:val="21"/>
+          <w:szCs w:val="21"/>
+        </w:rPr>
+        <w:t xml:space="preserve">clone · Download a repo to your laptop, once (CloneRepos.bat).</w:t>
+      </w:r>
+    </w:p>
+    <w:p>
+      <w:pPr>
+        <w:spacing w:after="120"/>
+      </w:pPr>
+      <w:r>
+        <w:rPr>
+          <w:rFonts w:ascii="Arial" w:cs="Arial" w:eastAsia="Arial" w:hAnsi="Arial"/>
+          <w:sz w:val="21"/>
+          <w:szCs w:val="21"/>
+        </w:rPr>
+        <w:t xml:space="preserve">pull · Get everyone else’s changes from GitHub.</w:t>
+      </w:r>
+    </w:p>
+    <w:p>
+      <w:pPr>
+        <w:spacing w:after="120"/>
+      </w:pPr>
+      <w:r>
+        <w:rPr>
+          <w:rFonts w:ascii="Arial" w:cs="Arial" w:eastAsia="Arial" w:hAnsi="Arial"/>
+          <w:sz w:val="21"/>
+          <w:szCs w:val="21"/>
+        </w:rPr>
+        <w:t xml:space="preserve">commit · Save a snapshot of your changes, with a one-line message.</w:t>
+      </w:r>
+    </w:p>
+    <w:p>
+      <w:pPr>
+        <w:spacing w:after="120"/>
+      </w:pPr>
+      <w:r>
+        <w:rPr>
+          <w:rFonts w:ascii="Arial" w:cs="Arial" w:eastAsia="Arial" w:hAnsi="Arial"/>
+          <w:sz w:val="21"/>
+          <w:szCs w:val="21"/>
+        </w:rPr>
+        <w:t xml:space="preserve">push · Send your commits to GitHub so others get them.</w:t>
+      </w:r>
+    </w:p>
+    <w:p>
+      <w:pPr>
+        <w:spacing w:after="120"/>
+      </w:pPr>
+      <w:r>
+        <w:rPr>
+          <w:rFonts w:ascii="Arial" w:cs="Arial" w:eastAsia="Arial" w:hAnsi="Arial"/>
+          <w:sz w:val="21"/>
+          <w:szCs w:val="21"/>
+        </w:rPr>
+        <w:t xml:space="preserve">branch · A parallel line of work. main is the shared one; AI sessions often work on their own branch.</w:t>
+      </w:r>
+    </w:p>
+    <w:p>
+      <w:pPr>
+        <w:spacing w:after="120"/>
+      </w:pPr>
+      <w:r>
+        <w:rPr>
+          <w:rFonts w:ascii="Arial" w:cs="Arial" w:eastAsia="Arial" w:hAnsi="Arial"/>
+          <w:sz w:val="21"/>
+          <w:szCs w:val="21"/>
+        </w:rPr>
+        <w:t xml:space="preserve">pull request (PR) · A request to merge a branch into main, reviewed on github.com.</w:t>
+      </w:r>
+    </w:p>
+    <w:p>
+      <w:pPr>
+        <w:spacing w:after="120"/>
+      </w:pPr>
+      <w:r>
+        <w:rPr>
+          <w:rFonts w:ascii="Arial" w:cs="Arial" w:eastAsia="Arial" w:hAnsi="Arial"/>
+          <w:sz w:val="21"/>
+          <w:szCs w:val="21"/>
+        </w:rPr>
+        <w:t xml:space="preserve">merge conflict · You and someone else changed the same lines; git asks which version to keep.</w:t>
+      </w:r>
+    </w:p>
+    <w:p>
+      <w:pPr>
+        <w:spacing w:after="120"/>
+      </w:pPr>
+      <w:r>
+        <w:rPr>
+          <w:rFonts w:ascii="Arial" w:cs="Arial" w:eastAsia="Arial" w:hAnsi="Arial"/>
+          <w:b/>
+          <w:bCs/>
+          <w:sz w:val="21"/>
+          <w:szCs w:val="21"/>
+        </w:rPr>
+        <w:t xml:space="preserve">Every day:</w:t>
+      </w:r>
+      <w:r>
+        <w:rPr>
+          <w:rFonts w:ascii="Arial" w:cs="Arial" w:eastAsia="Arial" w:hAnsi="Arial"/>
+          <w:sz w:val="21"/>
+          <w:szCs w:val="21"/>
+        </w:rPr>
+        <w:t xml:space="preserve"> double-click SyncAllRepos.bat (or SyncRepo.bat in one repo). It switches to main, pulls, then commits and pushes your changes with the message you type.</w:t>
+      </w:r>
+    </w:p>
+    <w:p>
+      <w:pPr>
+        <w:spacing w:after="120"/>
+      </w:pPr>
+      <w:r>
+        <w:rPr>
+          <w:rFonts w:ascii="Arial" w:cs="Arial" w:eastAsia="Arial" w:hAnsi="Arial"/>
+          <w:b/>
+          <w:bCs/>
+          <w:sz w:val="21"/>
+          <w:szCs w:val="21"/>
+        </w:rPr>
+        <w:t xml:space="preserve">If the sync stops with a conflict or a failed push, use GitHub Desktop.</w:t>
+      </w:r>
+      <w:r>
+        <w:rPr>
+          <w:rFonts w:ascii="Arial" w:cs="Arial" w:eastAsia="Arial" w:hAnsi="Arial"/>
+          <w:sz w:val="21"/>
+          <w:szCs w:val="21"/>
+        </w:rPr>
+        <w:t xml:space="preserve"> File → Add local repository, pick the repo folder. It lists the files in conflict; for each one choose Open in editor (or “Use mine” / “Use theirs”), keep the right text, then click Continue merge, then Push origin. For a binary file (Excel, Word) pick one whole version and copy your changes into it by hand. If in doubt, copy your changed files somewhere safe first, or ask an AI session to resolve the merge.</w:t>
+      </w:r>
+    </w:p>
+    <w:p>
+      <w:pPr>
+        <w:spacing w:after="120"/>
+      </w:pPr>
+      <w:r>
+        <w:rPr>
+          <w:rFonts w:ascii="Arial" w:cs="Arial" w:eastAsia="Arial" w:hAnsi="Arial"/>
+          <w:b/>
+          <w:bCs/>
+          <w:sz w:val="21"/>
+          <w:szCs w:val="21"/>
+        </w:rPr>
+        <w:t xml:space="preserve">Never commit real data.</w:t>
+      </w:r>
+      <w:r>
+        <w:rPr>
+          <w:rFonts w:ascii="Arial" w:cs="Arial" w:eastAsia="Arial" w:hAnsi="Arial"/>
+          <w:sz w:val="21"/>
+          <w:szCs w:val="21"/>
+        </w:rPr>
+        <w:t xml:space="preserve"> Before every sync, check the list of changed files: no CPAT workbook or export holding proprietary data (see the CPAT-AI quick start, section 4).</w:t>
       </w:r>
     </w:p>
     <w:sectPr>
@@ -4741,13 +6977,13 @@
     </w:lvlOverride>
   </w:num>
   <w:num w:numId="2">
-    <w:abstractNumId w:val="3"/>
+    <w:abstractNumId w:val="2"/>
     <w:lvlOverride w:ilvl="0">
       <w:startOverride w:val="1"/>
     </w:lvlOverride>
   </w:num>
   <w:num w:numId="3">
-    <w:abstractNumId w:val="2"/>
+    <w:abstractNumId w:val="3"/>
     <w:lvlOverride w:ilvl="0">
       <w:startOverride w:val="1"/>
     </w:lvlOverride>
